--- a/University of Manchester PhD thesis Microsoft Word template.docx
+++ b/University of Manchester PhD thesis Microsoft Word template.docx
@@ -3627,19 +3627,7 @@
         </w:numPr>
       </w:pPr>
       <w:r>
-        <w:t xml:space="preserve">The author of this thesis (including any appendices and/or schedules to this thesis) owns certain copyright or related rights in it (the </w:t>
-      </w:r>
-      <w:r>
-        <w:t>“</w:t>
-      </w:r>
-      <w:r>
-        <w:t>Copyright</w:t>
-      </w:r>
-      <w:r>
-        <w:t>”</w:t>
-      </w:r>
-      <w:r>
-        <w:t>) and they have given the University of Manchester certain rights to use such Copyright, including for administrative purposes.</w:t>
+        <w:t>The author of this thesis (including any appendices and/or schedules to this thesis) owns certain copyright or related rights in it (the “Copyright”) and they have given the University of Manchester certain rights to use such Copyright, including for administrative purposes.</w:t>
       </w:r>
     </w:p>
     <w:p>
@@ -3663,31 +3651,7 @@
         </w:numPr>
       </w:pPr>
       <w:r>
-        <w:t xml:space="preserve">The ownership of certain Copyright, patents, designs, trademarks and other intellectual property (the </w:t>
-      </w:r>
-      <w:r>
-        <w:t>“</w:t>
-      </w:r>
-      <w:r>
-        <w:t>Intellectual Property</w:t>
-      </w:r>
-      <w:r>
-        <w:t>”</w:t>
-      </w:r>
-      <w:r>
-        <w:t>) and any reproductions of copyright works in the thesis, for example graphs and tables (</w:t>
-      </w:r>
-      <w:r>
-        <w:t>“</w:t>
-      </w:r>
-      <w:r>
-        <w:t>Reproductions</w:t>
-      </w:r>
-      <w:r>
-        <w:t>”</w:t>
-      </w:r>
-      <w:r>
-        <w:t>), which may be described in this thesis, may not be owned by the author and may be owned by third parties. Such Intellectual Property and Reproductions cannot and must not be made available for use without the prior written permission of the owner(s) of the relevant Intellectual Property and/or Reproductions.</w:t>
+        <w:t>The ownership of certain Copyright, patents, designs, trademarks and other intellectual property (the “Intellectual Property”) and any reproductions of copyright works in the thesis, for example graphs and tables (“Reproductions”), which may be described in this thesis, may not be owned by the author and may be owned by third parties. Such Intellectual Property and Reproductions cannot and must not be made available for use without the prior written permission of the owner(s) of the relevant Intellectual Property and/or Reproductions.</w:t>
       </w:r>
     </w:p>
     <w:p>
@@ -3899,7 +3863,7 @@
     </w:p>
     <w:p>
       <w:pPr>
-        <w:pStyle w:val="Heading1"/>
+        <w:pStyle w:val="Numberedchapter"/>
       </w:pPr>
       <w:bookmarkStart w:id="25" w:name="_Toc111006992"/>
       <w:commentRangeStart w:id="26"/>
@@ -3920,7 +3884,7 @@
     </w:p>
     <w:p>
       <w:pPr>
-        <w:pStyle w:val="Heading2"/>
+        <w:pStyle w:val="Numberedsection"/>
       </w:pPr>
       <w:bookmarkStart w:id="27" w:name="_Toc111006993"/>
       <w:r>
@@ -4036,7 +4000,7 @@
     </w:p>
     <w:p>
       <w:pPr>
-        <w:pStyle w:val="Heading2"/>
+        <w:pStyle w:val="Numberedsection"/>
       </w:pPr>
       <w:bookmarkStart w:id="30" w:name="_Toc111006995"/>
       <w:r>
@@ -4106,7 +4070,7 @@
     </w:p>
     <w:p>
       <w:pPr>
-        <w:pStyle w:val="Heading1"/>
+        <w:pStyle w:val="Numberedchapter"/>
       </w:pPr>
       <w:bookmarkStart w:id="31" w:name="_Toc111006996"/>
       <w:r>
@@ -4117,7 +4081,7 @@
     </w:p>
     <w:p>
       <w:pPr>
-        <w:pStyle w:val="Heading2"/>
+        <w:pStyle w:val="Numberedsection"/>
       </w:pPr>
       <w:bookmarkStart w:id="32" w:name="_Toc111006997"/>
       <w:r>
@@ -4361,9 +4325,9 @@
       <w:r>
         <w:rPr>
           <w:rStyle w:val="CommentReference"/>
-          <w:b w:val="0"/>
+          <w:i/>
           <w:iCs/>
-          <w:sz w:val="24"/>
+          <w:sz w:val="20"/>
           <w:szCs w:val="24"/>
         </w:rPr>
         <w:commentReference w:id="34"/>
@@ -5344,7 +5308,7 @@
             <w:r>
               <w:rPr>
                 <w:rStyle w:val="CommentReference"/>
-                <w:sz w:val="24"/>
+                <w:sz w:val="20"/>
                 <w:szCs w:val="24"/>
               </w:rPr>
               <w:commentReference w:id="35"/>
@@ -5360,7 +5324,7 @@
     <w:p/>
     <w:p>
       <w:pPr>
-        <w:pStyle w:val="Heading2"/>
+        <w:pStyle w:val="Numberedsection"/>
       </w:pPr>
       <w:bookmarkStart w:id="36" w:name="_Toc111006998"/>
       <w:r>
@@ -5422,7 +5386,7 @@
     <w:p/>
     <w:p>
       <w:pPr>
-        <w:pStyle w:val="Heading2"/>
+        <w:pStyle w:val="Numberedsection"/>
       </w:pPr>
       <w:bookmarkStart w:id="37" w:name="_Toc111006999"/>
       <w:r>
@@ -5483,7 +5447,7 @@
     <w:p/>
     <w:p>
       <w:pPr>
-        <w:pStyle w:val="Heading2"/>
+        <w:pStyle w:val="Numberedsection"/>
       </w:pPr>
       <w:bookmarkStart w:id="38" w:name="_Toc111007000"/>
       <w:r>
@@ -5552,16 +5516,22 @@
     </w:p>
     <w:p>
       <w:pPr>
-        <w:pStyle w:val="Heading1"/>
+        <w:pStyle w:val="Numberedchapter"/>
       </w:pPr>
       <w:r>
         <w:lastRenderedPageBreak/>
-        <w:t>Really good work</w:t>
-      </w:r>
-    </w:p>
-    <w:p>
-      <w:pPr>
-        <w:pStyle w:val="Heading2"/>
+        <w:t xml:space="preserve">Really </w:t>
+      </w:r>
+      <w:r>
+        <w:t>good</w:t>
+      </w:r>
+      <w:r>
+        <w:t xml:space="preserve"> work</w:t>
+      </w:r>
+    </w:p>
+    <w:p>
+      <w:pPr>
+        <w:pStyle w:val="Numberedsection"/>
       </w:pPr>
       <w:bookmarkStart w:id="39" w:name="_Toc111007002"/>
       <w:r>
@@ -5622,7 +5592,7 @@
     <w:p/>
     <w:p>
       <w:pPr>
-        <w:pStyle w:val="Heading2"/>
+        <w:pStyle w:val="Numberedsection"/>
       </w:pPr>
       <w:r>
         <w:t>Content</w:t>
@@ -5630,7 +5600,7 @@
     </w:p>
     <w:p>
       <w:pPr>
-        <w:pStyle w:val="Heading3"/>
+        <w:pStyle w:val="Numberedsub-section"/>
       </w:pPr>
       <w:r>
         <w:t>Introduction</w:t>
@@ -5679,7 +5649,7 @@
     </w:p>
     <w:p>
       <w:pPr>
-        <w:pStyle w:val="Heading3"/>
+        <w:pStyle w:val="Numberedsub-section"/>
       </w:pPr>
       <w:r>
         <w:t>Detail</w:t>
@@ -5704,7 +5674,7 @@
     <w:p/>
     <w:p>
       <w:pPr>
-        <w:pStyle w:val="Heading3"/>
+        <w:pStyle w:val="Numberedsub-section"/>
       </w:pPr>
       <w:r>
         <w:t>More detail</w:t>
@@ -5729,7 +5699,7 @@
     <w:p/>
     <w:p>
       <w:pPr>
-        <w:pStyle w:val="Heading3"/>
+        <w:pStyle w:val="Numberedsub-section"/>
       </w:pPr>
       <w:r>
         <w:t>Summary</w:t>
@@ -5754,7 +5724,7 @@
     <w:p/>
     <w:p>
       <w:pPr>
-        <w:pStyle w:val="Heading2"/>
+        <w:pStyle w:val="Numberedsection"/>
       </w:pPr>
       <w:bookmarkStart w:id="40" w:name="_Toc111007005"/>
       <w:r>
@@ -5822,7 +5792,7 @@
     </w:p>
     <w:p>
       <w:pPr>
-        <w:pStyle w:val="Heading1"/>
+        <w:pStyle w:val="Numberedchapter"/>
       </w:pPr>
       <w:bookmarkStart w:id="41" w:name="_Toc111007011"/>
       <w:r>
@@ -5833,7 +5803,7 @@
     </w:p>
     <w:p>
       <w:pPr>
-        <w:pStyle w:val="Heading2"/>
+        <w:pStyle w:val="Numberedsection"/>
       </w:pPr>
       <w:bookmarkStart w:id="42" w:name="_Toc111007012"/>
       <w:r>
@@ -5894,7 +5864,7 @@
     <w:p/>
     <w:p>
       <w:pPr>
-        <w:pStyle w:val="Heading2"/>
+        <w:pStyle w:val="Numberedsection"/>
       </w:pPr>
       <w:bookmarkStart w:id="43" w:name="_Toc111007013"/>
       <w:r>
@@ -6628,6 +6598,7 @@
         <w:docPartUnique/>
       </w:docPartObj>
     </w:sdtPr>
+    <w:sdtEndPr/>
     <w:sdtContent>
       <w:p>
         <w:pPr>
@@ -7356,7 +7327,6 @@
     <w:lvl w:ilvl="1">
       <w:start w:val="1"/>
       <w:numFmt w:val="decimal"/>
-      <w:pStyle w:val="Sub-section"/>
       <w:lvlText w:val="%2)"/>
       <w:lvlJc w:val="left"/>
       <w:pPr>
@@ -8244,9 +8214,9 @@
   </w:docDefaults>
   <w:latentStyles w:defLockedState="0" w:defUIPriority="99" w:defSemiHidden="0" w:defUnhideWhenUsed="0" w:defQFormat="0" w:count="376">
     <w:lsdException w:name="Normal" w:uiPriority="0" w:qFormat="1"/>
-    <w:lsdException w:name="heading 1" w:uiPriority="9" w:qFormat="1"/>
-    <w:lsdException w:name="heading 2" w:semiHidden="1" w:uiPriority="9" w:unhideWhenUsed="1" w:qFormat="1"/>
-    <w:lsdException w:name="heading 3" w:semiHidden="1" w:uiPriority="9" w:unhideWhenUsed="1" w:qFormat="1"/>
+    <w:lsdException w:name="heading 1" w:uiPriority="9"/>
+    <w:lsdException w:name="heading 2" w:semiHidden="1" w:uiPriority="9" w:unhideWhenUsed="1"/>
+    <w:lsdException w:name="heading 3" w:semiHidden="1" w:uiPriority="9" w:unhideWhenUsed="1"/>
     <w:lsdException w:name="heading 4" w:semiHidden="1" w:uiPriority="9" w:unhideWhenUsed="1"/>
     <w:lsdException w:name="heading 5" w:semiHidden="1" w:uiPriority="9" w:unhideWhenUsed="1" w:qFormat="1"/>
     <w:lsdException w:name="heading 6" w:semiHidden="1" w:uiPriority="9" w:unhideWhenUsed="1" w:qFormat="1"/>
@@ -8400,7 +8370,7 @@
     <w:lsdException w:name="Table Grid" w:uiPriority="39"/>
     <w:lsdException w:name="Table Theme" w:semiHidden="1" w:unhideWhenUsed="1"/>
     <w:lsdException w:name="Placeholder Text" w:semiHidden="1"/>
-    <w:lsdException w:name="No Spacing" w:uiPriority="1" w:qFormat="1"/>
+    <w:lsdException w:name="No Spacing" w:uiPriority="1"/>
     <w:lsdException w:name="Light Shading" w:uiPriority="60"/>
     <w:lsdException w:name="Light List" w:uiPriority="61"/>
     <w:lsdException w:name="Light Grid" w:uiPriority="62"/>
@@ -8503,13 +8473,13 @@
     <w:lsdException w:name="Colorful Shading Accent 6" w:uiPriority="71"/>
     <w:lsdException w:name="Colorful List Accent 6" w:uiPriority="72"/>
     <w:lsdException w:name="Colorful Grid Accent 6" w:uiPriority="73"/>
-    <w:lsdException w:name="Subtle Emphasis" w:uiPriority="19" w:qFormat="1"/>
+    <w:lsdException w:name="Subtle Emphasis" w:uiPriority="19"/>
     <w:lsdException w:name="Intense Emphasis" w:uiPriority="21"/>
     <w:lsdException w:name="Subtle Reference" w:uiPriority="31"/>
     <w:lsdException w:name="Intense Reference" w:uiPriority="32"/>
     <w:lsdException w:name="Book Title" w:uiPriority="33"/>
     <w:lsdException w:name="Bibliography" w:semiHidden="1" w:uiPriority="37" w:unhideWhenUsed="1"/>
-    <w:lsdException w:name="TOC Heading" w:semiHidden="1" w:uiPriority="39" w:unhideWhenUsed="1" w:qFormat="1"/>
+    <w:lsdException w:name="TOC Heading" w:semiHidden="1" w:uiPriority="39" w:unhideWhenUsed="1"/>
     <w:lsdException w:name="Plain Table 1" w:uiPriority="41"/>
     <w:lsdException w:name="Plain Table 2" w:uiPriority="42"/>
     <w:lsdException w:name="Plain Table 3" w:uiPriority="43"/>
@@ -8638,7 +8608,6 @@
     <w:next w:val="Normal"/>
     <w:link w:val="Heading1Char"/>
     <w:uiPriority w:val="9"/>
-    <w:qFormat/>
     <w:rsid w:val="004A209A"/>
     <w:pPr>
       <w:keepNext/>
@@ -8664,7 +8633,6 @@
     <w:link w:val="Heading2Char"/>
     <w:uiPriority w:val="9"/>
     <w:unhideWhenUsed/>
-    <w:qFormat/>
     <w:rsid w:val="008948CC"/>
     <w:pPr>
       <w:keepNext/>
@@ -8690,7 +8658,6 @@
     <w:link w:val="Heading3Char"/>
     <w:uiPriority w:val="9"/>
     <w:unhideWhenUsed/>
-    <w:qFormat/>
     <w:rsid w:val="00E02C60"/>
     <w:pPr>
       <w:numPr>
@@ -8958,7 +8925,6 @@
     <w:name w:val="No Spacing"/>
     <w:basedOn w:val="Normal"/>
     <w:uiPriority w:val="1"/>
-    <w:qFormat/>
     <w:rsid w:val="008073F8"/>
     <w:pPr>
       <w:spacing w:after="0"/>
@@ -9050,10 +9016,10 @@
     <w:basedOn w:val="DefaultParagraphFont"/>
     <w:uiPriority w:val="20"/>
     <w:qFormat/>
-    <w:rsid w:val="0000103B"/>
+    <w:rsid w:val="005C0D59"/>
     <w:rPr>
-      <w:b/>
-      <w:i w:val="0"/>
+      <w:b w:val="0"/>
+      <w:i/>
       <w:iCs/>
     </w:rPr>
   </w:style>
@@ -9071,7 +9037,6 @@
     <w:name w:val="Subtle Emphasis"/>
     <w:basedOn w:val="DefaultParagraphFont"/>
     <w:uiPriority w:val="19"/>
-    <w:qFormat/>
     <w:rsid w:val="0039652C"/>
     <w:rPr>
       <w:i/>
@@ -9122,22 +9087,6 @@
     <w:qFormat/>
     <w:rsid w:val="00CD184E"/>
   </w:style>
-  <w:style w:type="paragraph" w:customStyle="1" w:styleId="Sub-section">
-    <w:name w:val="Sub-section"/>
-    <w:basedOn w:val="Heading2"/>
-    <w:link w:val="Sub-sectionChar"/>
-    <w:qFormat/>
-    <w:rsid w:val="009C55D6"/>
-    <w:pPr>
-      <w:numPr>
-        <w:numId w:val="11"/>
-      </w:numPr>
-    </w:pPr>
-    <w:rPr>
-      <w:sz w:val="30"/>
-      <w:szCs w:val="30"/>
-    </w:rPr>
-  </w:style>
   <w:style w:type="paragraph" w:customStyle="1" w:styleId="Titlepagetext">
     <w:name w:val="Title page text"/>
     <w:basedOn w:val="NoSpacing"/>
@@ -9147,20 +9096,8 @@
   <w:style w:type="paragraph" w:customStyle="1" w:styleId="Numberedsub-section">
     <w:name w:val="Numbered sub-section"/>
     <w:basedOn w:val="Heading3"/>
+    <w:qFormat/>
     <w:rsid w:val="00CD184E"/>
-  </w:style>
-  <w:style w:type="character" w:customStyle="1" w:styleId="Sub-sectionChar">
-    <w:name w:val="Sub-section Char"/>
-    <w:basedOn w:val="Heading2Char"/>
-    <w:link w:val="Sub-section"/>
-    <w:rsid w:val="009C55D6"/>
-    <w:rPr>
-      <w:b/>
-      <w:bCs/>
-      <w:noProof/>
-      <w:sz w:val="30"/>
-      <w:szCs w:val="30"/>
-    </w:rPr>
   </w:style>
   <w:style w:type="numbering" w:customStyle="1" w:styleId="Style1">
     <w:name w:val="Style1"/>
@@ -9346,7 +9283,6 @@
     <w:next w:val="Normal"/>
     <w:uiPriority w:val="39"/>
     <w:unhideWhenUsed/>
-    <w:qFormat/>
     <w:rsid w:val="00225949"/>
     <w:pPr>
       <w:numPr>
@@ -9407,7 +9343,7 @@
     <w:uiPriority w:val="35"/>
     <w:unhideWhenUsed/>
     <w:qFormat/>
-    <w:rsid w:val="003C018F"/>
+    <w:rsid w:val="00B245E4"/>
     <w:pPr>
       <w:keepNext/>
       <w:spacing w:after="200" w:line="240" w:lineRule="auto"/>
@@ -9416,6 +9352,7 @@
     <w:rPr>
       <w:b/>
       <w:bCs/>
+      <w:sz w:val="20"/>
     </w:rPr>
   </w:style>
   <w:style w:type="character" w:styleId="PlaceholderText">
@@ -9489,6 +9426,87 @@
     </w:pPr>
     <w:rPr>
       <w:sz w:val="36"/>
+    </w:rPr>
+  </w:style>
+  <w:style w:type="character" w:styleId="IntenseEmphasis">
+    <w:name w:val="Intense Emphasis"/>
+    <w:basedOn w:val="DefaultParagraphFont"/>
+    <w:uiPriority w:val="21"/>
+    <w:rsid w:val="00B245E4"/>
+    <w:rPr>
+      <w:b/>
+      <w:i/>
+      <w:iCs/>
+      <w:color w:val="000000" w:themeColor="text1"/>
+    </w:rPr>
+  </w:style>
+  <w:style w:type="paragraph" w:styleId="Quote">
+    <w:name w:val="Quote"/>
+    <w:basedOn w:val="Normal"/>
+    <w:next w:val="Normal"/>
+    <w:link w:val="QuoteChar"/>
+    <w:uiPriority w:val="29"/>
+    <w:qFormat/>
+    <w:rsid w:val="00B245E4"/>
+    <w:pPr>
+      <w:spacing w:before="200"/>
+      <w:ind w:left="864" w:right="864"/>
+      <w:jc w:val="center"/>
+    </w:pPr>
+    <w:rPr>
+      <w:i/>
+      <w:iCs/>
+      <w:color w:val="404040" w:themeColor="text1" w:themeTint="BF"/>
+    </w:rPr>
+  </w:style>
+  <w:style w:type="character" w:customStyle="1" w:styleId="QuoteChar">
+    <w:name w:val="Quote Char"/>
+    <w:basedOn w:val="DefaultParagraphFont"/>
+    <w:link w:val="Quote"/>
+    <w:uiPriority w:val="29"/>
+    <w:rsid w:val="00B245E4"/>
+    <w:rPr>
+      <w:i/>
+      <w:iCs/>
+      <w:color w:val="404040" w:themeColor="text1" w:themeTint="BF"/>
+      <w:sz w:val="24"/>
+      <w:szCs w:val="24"/>
+    </w:rPr>
+  </w:style>
+  <w:style w:type="paragraph" w:styleId="IntenseQuote">
+    <w:name w:val="Intense Quote"/>
+    <w:basedOn w:val="Normal"/>
+    <w:next w:val="Normal"/>
+    <w:link w:val="IntenseQuoteChar"/>
+    <w:uiPriority w:val="30"/>
+    <w:rsid w:val="00B245E4"/>
+    <w:pPr>
+      <w:pBdr>
+        <w:top w:val="single" w:sz="4" w:space="10" w:color="4472C4" w:themeColor="accent1"/>
+        <w:bottom w:val="single" w:sz="4" w:space="10" w:color="4472C4" w:themeColor="accent1"/>
+      </w:pBdr>
+      <w:spacing w:before="360" w:after="360"/>
+      <w:ind w:left="864" w:right="864"/>
+      <w:jc w:val="center"/>
+    </w:pPr>
+    <w:rPr>
+      <w:i/>
+      <w:iCs/>
+      <w:color w:val="4472C4" w:themeColor="accent1"/>
+    </w:rPr>
+  </w:style>
+  <w:style w:type="character" w:customStyle="1" w:styleId="IntenseQuoteChar">
+    <w:name w:val="Intense Quote Char"/>
+    <w:basedOn w:val="DefaultParagraphFont"/>
+    <w:link w:val="IntenseQuote"/>
+    <w:uiPriority w:val="30"/>
+    <w:rsid w:val="00B245E4"/>
+    <w:rPr>
+      <w:i/>
+      <w:iCs/>
+      <w:color w:val="4472C4" w:themeColor="accent1"/>
+      <w:sz w:val="24"/>
+      <w:szCs w:val="24"/>
     </w:rPr>
   </w:style>
 </w:styles>

--- a/University of Manchester PhD thesis Microsoft Word template.docx
+++ b/University of Manchester PhD thesis Microsoft Word template.docx
@@ -6,6 +6,23 @@
       <w:pPr>
         <w:spacing w:line="259" w:lineRule="auto"/>
       </w:pPr>
+      <w:r>
+        <w:fldChar w:fldCharType="begin"/>
+      </w:r>
+      <w:r>
+        <w:instrText xml:space="preserve"> TC "</w:instrText>
+      </w:r>
+      <w:bookmarkStart w:id="0" w:name="_Toc243680720"/>
+      <w:r>
+        <w:instrText>Front matter</w:instrText>
+      </w:r>
+      <w:bookmarkEnd w:id="0"/>
+      <w:r>
+        <w:instrText xml:space="preserve">" \l 1 </w:instrText>
+      </w:r>
+      <w:r>
+        <w:fldChar w:fldCharType="end"/>
+      </w:r>
     </w:p>
     <w:p/>
     <w:p/>
@@ -29,7 +46,7 @@
       <w:r>
         <w:t>University of Manchester</w:t>
       </w:r>
-      <w:commentRangeStart w:id="0"/>
+      <w:commentRangeStart w:id="1"/>
       <w:r>
         <w:t xml:space="preserve"> </w:t>
       </w:r>
@@ -42,14 +59,14 @@
       <w:r>
         <w:t xml:space="preserve"> Microsoft Word template </w:t>
       </w:r>
-      <w:commentRangeEnd w:id="0"/>
+      <w:commentRangeEnd w:id="1"/>
       <w:r>
         <w:rPr>
           <w:rStyle w:val="CommentReference"/>
           <w:sz w:val="42"/>
           <w:szCs w:val="32"/>
         </w:rPr>
-        <w:commentReference w:id="0"/>
+        <w:commentReference w:id="1"/>
       </w:r>
     </w:p>
     <w:p/>
@@ -81,18 +98,18 @@
       <w:r>
         <w:t xml:space="preserve">in the Faculty of </w:t>
       </w:r>
-      <w:commentRangeStart w:id="1"/>
+      <w:commentRangeStart w:id="2"/>
       <w:r>
         <w:t>Science and Engineering</w:t>
       </w:r>
-      <w:commentRangeEnd w:id="1"/>
+      <w:commentRangeEnd w:id="2"/>
       <w:r>
         <w:rPr>
           <w:rStyle w:val="CommentReference"/>
           <w:sz w:val="24"/>
           <w:szCs w:val="24"/>
         </w:rPr>
-        <w:commentReference w:id="1"/>
+        <w:commentReference w:id="2"/>
       </w:r>
     </w:p>
     <w:p>
@@ -140,18 +157,18 @@
       <w:pPr>
         <w:pStyle w:val="Titlepagetext"/>
       </w:pPr>
-      <w:commentRangeStart w:id="2"/>
+      <w:commentRangeStart w:id="3"/>
       <w:r>
         <w:t>Alexander J. Casson</w:t>
       </w:r>
-      <w:commentRangeEnd w:id="2"/>
+      <w:commentRangeEnd w:id="3"/>
       <w:r>
         <w:rPr>
           <w:rStyle w:val="CommentReference"/>
           <w:sz w:val="24"/>
           <w:szCs w:val="24"/>
         </w:rPr>
-        <w:commentReference w:id="2"/>
+        <w:commentReference w:id="3"/>
       </w:r>
     </w:p>
     <w:p>
@@ -172,21 +189,21 @@
       <w:r>
         <w:t xml:space="preserve"> </w:t>
       </w:r>
-      <w:commentRangeStart w:id="3"/>
+      <w:commentRangeStart w:id="4"/>
       <w:r>
         <w:t>Electrical and Electronic</w:t>
       </w:r>
       <w:r>
         <w:t xml:space="preserve"> Engineering</w:t>
       </w:r>
-      <w:commentRangeEnd w:id="3"/>
+      <w:commentRangeEnd w:id="4"/>
       <w:r>
         <w:rPr>
           <w:rStyle w:val="CommentReference"/>
           <w:sz w:val="24"/>
           <w:szCs w:val="24"/>
         </w:rPr>
-        <w:commentReference w:id="3"/>
+        <w:commentReference w:id="4"/>
       </w:r>
     </w:p>
     <w:p>
@@ -196,15 +213,14 @@
     </w:p>
     <w:p>
       <w:pPr>
-        <w:pStyle w:val="Non-numberedchapter"/>
-        <w:outlineLvl w:val="0"/>
-      </w:pPr>
-      <w:bookmarkStart w:id="4" w:name="_Toc111006982"/>
+        <w:pStyle w:val="Frontmatterchapter"/>
+      </w:pPr>
+      <w:bookmarkStart w:id="5" w:name="_Toc243680721"/>
       <w:r>
         <w:lastRenderedPageBreak/>
         <w:t>Contents</w:t>
       </w:r>
-      <w:bookmarkEnd w:id="4"/>
+      <w:bookmarkEnd w:id="5"/>
     </w:p>
     <w:sdt>
       <w:sdtPr>
@@ -230,26 +246,98 @@
             <w:rPr>
               <w:rFonts w:eastAsiaTheme="minorEastAsia"/>
               <w:noProof/>
-              <w:sz w:val="22"/>
-              <w:szCs w:val="22"/>
+              <w:kern w:val="2"/>
               <w:lang w:eastAsia="en-GB"/>
+              <w14:ligatures w14:val="standardContextual"/>
             </w:rPr>
           </w:pPr>
           <w:r>
             <w:fldChar w:fldCharType="begin"/>
           </w:r>
           <w:r>
-            <w:instrText xml:space="preserve"> TOC \o "1-3" \h \z \u </w:instrText>
+            <w:instrText xml:space="preserve"> TOC \o "2-3" \f \h \z \t "Heading 1,1,Non-numbered chapter,1,Non-numbered section,2,Front matter chapter,2,Appendix chapter,1,Numbered chapter title,1" </w:instrText>
           </w:r>
           <w:r>
             <w:fldChar w:fldCharType="separate"/>
           </w:r>
-          <w:hyperlink w:anchor="_Toc111006982" w:history="1">
+          <w:hyperlink w:anchor="_Toc243680720" w:history="1">
             <w:r>
               <w:rPr>
                 <w:rStyle w:val="Hyperlink"/>
                 <w:noProof/>
               </w:rPr>
+              <w:t>Front matter</w:t>
+            </w:r>
+            <w:r>
+              <w:rPr>
+                <w:noProof/>
+                <w:webHidden/>
+              </w:rPr>
+              <w:tab/>
+            </w:r>
+            <w:r>
+              <w:rPr>
+                <w:noProof/>
+                <w:webHidden/>
+              </w:rPr>
+              <w:fldChar w:fldCharType="begin"/>
+            </w:r>
+            <w:r>
+              <w:rPr>
+                <w:noProof/>
+                <w:webHidden/>
+              </w:rPr>
+              <w:instrText xml:space="preserve"> PAGEREF _Toc243680720 \h </w:instrText>
+            </w:r>
+            <w:r>
+              <w:rPr>
+                <w:noProof/>
+                <w:webHidden/>
+              </w:rPr>
+            </w:r>
+            <w:r>
+              <w:rPr>
+                <w:noProof/>
+                <w:webHidden/>
+              </w:rPr>
+              <w:fldChar w:fldCharType="separate"/>
+            </w:r>
+            <w:r>
+              <w:rPr>
+                <w:noProof/>
+                <w:webHidden/>
+              </w:rPr>
+              <w:t>1</w:t>
+            </w:r>
+            <w:r>
+              <w:rPr>
+                <w:noProof/>
+                <w:webHidden/>
+              </w:rPr>
+              <w:fldChar w:fldCharType="end"/>
+            </w:r>
+          </w:hyperlink>
+        </w:p>
+        <w:p>
+          <w:pPr>
+            <w:pStyle w:val="TOC2"/>
+            <w:tabs>
+              <w:tab w:val="right" w:leader="dot" w:pos="9628"/>
+            </w:tabs>
+            <w:rPr>
+              <w:rFonts w:eastAsiaTheme="minorEastAsia"/>
+              <w:noProof/>
+              <w:kern w:val="2"/>
+              <w:lang w:eastAsia="en-GB"/>
+              <w14:ligatures w14:val="standardContextual"/>
+            </w:rPr>
+          </w:pPr>
+          <w:hyperlink w:anchor="_Toc243680721" w:history="1">
+            <w:r>
+              <w:rPr>
+                <w:rStyle w:val="Hyperlink"/>
+                <w:noProof/>
+              </w:rPr>
               <w:t>Contents</w:t>
             </w:r>
             <w:r>
@@ -271,7 +359,7 @@
                 <w:noProof/>
                 <w:webHidden/>
               </w:rPr>
-              <w:instrText xml:space="preserve"> PAGEREF _Toc111006982 \h </w:instrText>
+              <w:instrText xml:space="preserve"> PAGEREF _Toc243680721 \h </w:instrText>
             </w:r>
             <w:r>
               <w:rPr>
@@ -292,6 +380,871 @@
                 <w:webHidden/>
               </w:rPr>
               <w:t>2</w:t>
+            </w:r>
+            <w:r>
+              <w:rPr>
+                <w:noProof/>
+                <w:webHidden/>
+              </w:rPr>
+              <w:fldChar w:fldCharType="end"/>
+            </w:r>
+          </w:hyperlink>
+        </w:p>
+        <w:p>
+          <w:pPr>
+            <w:pStyle w:val="TOC2"/>
+            <w:tabs>
+              <w:tab w:val="right" w:leader="dot" w:pos="9628"/>
+            </w:tabs>
+            <w:rPr>
+              <w:rFonts w:eastAsiaTheme="minorEastAsia"/>
+              <w:noProof/>
+              <w:kern w:val="2"/>
+              <w:lang w:eastAsia="en-GB"/>
+              <w14:ligatures w14:val="standardContextual"/>
+            </w:rPr>
+          </w:pPr>
+          <w:hyperlink w:anchor="_Toc243680722" w:history="1">
+            <w:r>
+              <w:rPr>
+                <w:rStyle w:val="Hyperlink"/>
+                <w:noProof/>
+              </w:rPr>
+              <w:t>List of figures</w:t>
+            </w:r>
+            <w:r>
+              <w:rPr>
+                <w:noProof/>
+                <w:webHidden/>
+              </w:rPr>
+              <w:tab/>
+            </w:r>
+            <w:r>
+              <w:rPr>
+                <w:noProof/>
+                <w:webHidden/>
+              </w:rPr>
+              <w:fldChar w:fldCharType="begin"/>
+            </w:r>
+            <w:r>
+              <w:rPr>
+                <w:noProof/>
+                <w:webHidden/>
+              </w:rPr>
+              <w:instrText xml:space="preserve"> PAGEREF _Toc243680722 \h </w:instrText>
+            </w:r>
+            <w:r>
+              <w:rPr>
+                <w:noProof/>
+                <w:webHidden/>
+              </w:rPr>
+            </w:r>
+            <w:r>
+              <w:rPr>
+                <w:noProof/>
+                <w:webHidden/>
+              </w:rPr>
+              <w:fldChar w:fldCharType="separate"/>
+            </w:r>
+            <w:r>
+              <w:rPr>
+                <w:noProof/>
+                <w:webHidden/>
+              </w:rPr>
+              <w:t>4</w:t>
+            </w:r>
+            <w:r>
+              <w:rPr>
+                <w:noProof/>
+                <w:webHidden/>
+              </w:rPr>
+              <w:fldChar w:fldCharType="end"/>
+            </w:r>
+          </w:hyperlink>
+        </w:p>
+        <w:p>
+          <w:pPr>
+            <w:pStyle w:val="TOC2"/>
+            <w:tabs>
+              <w:tab w:val="right" w:leader="dot" w:pos="9628"/>
+            </w:tabs>
+            <w:rPr>
+              <w:rFonts w:eastAsiaTheme="minorEastAsia"/>
+              <w:noProof/>
+              <w:kern w:val="2"/>
+              <w:lang w:eastAsia="en-GB"/>
+              <w14:ligatures w14:val="standardContextual"/>
+            </w:rPr>
+          </w:pPr>
+          <w:hyperlink w:anchor="_Toc243680723" w:history="1">
+            <w:r>
+              <w:rPr>
+                <w:rStyle w:val="Hyperlink"/>
+                <w:noProof/>
+              </w:rPr>
+              <w:t>List of tables</w:t>
+            </w:r>
+            <w:r>
+              <w:rPr>
+                <w:noProof/>
+                <w:webHidden/>
+              </w:rPr>
+              <w:tab/>
+            </w:r>
+            <w:r>
+              <w:rPr>
+                <w:noProof/>
+                <w:webHidden/>
+              </w:rPr>
+              <w:fldChar w:fldCharType="begin"/>
+            </w:r>
+            <w:r>
+              <w:rPr>
+                <w:noProof/>
+                <w:webHidden/>
+              </w:rPr>
+              <w:instrText xml:space="preserve"> PAGEREF _Toc243680723 \h </w:instrText>
+            </w:r>
+            <w:r>
+              <w:rPr>
+                <w:noProof/>
+                <w:webHidden/>
+              </w:rPr>
+            </w:r>
+            <w:r>
+              <w:rPr>
+                <w:noProof/>
+                <w:webHidden/>
+              </w:rPr>
+              <w:fldChar w:fldCharType="separate"/>
+            </w:r>
+            <w:r>
+              <w:rPr>
+                <w:noProof/>
+                <w:webHidden/>
+              </w:rPr>
+              <w:t>5</w:t>
+            </w:r>
+            <w:r>
+              <w:rPr>
+                <w:noProof/>
+                <w:webHidden/>
+              </w:rPr>
+              <w:fldChar w:fldCharType="end"/>
+            </w:r>
+          </w:hyperlink>
+        </w:p>
+        <w:p>
+          <w:pPr>
+            <w:pStyle w:val="TOC2"/>
+            <w:tabs>
+              <w:tab w:val="right" w:leader="dot" w:pos="9628"/>
+            </w:tabs>
+            <w:rPr>
+              <w:rFonts w:eastAsiaTheme="minorEastAsia"/>
+              <w:noProof/>
+              <w:kern w:val="2"/>
+              <w:lang w:eastAsia="en-GB"/>
+              <w14:ligatures w14:val="standardContextual"/>
+            </w:rPr>
+          </w:pPr>
+          <w:hyperlink w:anchor="_Toc243680724" w:history="1">
+            <w:r>
+              <w:rPr>
+                <w:rStyle w:val="Hyperlink"/>
+                <w:noProof/>
+              </w:rPr>
+              <w:t>List of publications</w:t>
+            </w:r>
+            <w:r>
+              <w:rPr>
+                <w:noProof/>
+                <w:webHidden/>
+              </w:rPr>
+              <w:tab/>
+            </w:r>
+            <w:r>
+              <w:rPr>
+                <w:noProof/>
+                <w:webHidden/>
+              </w:rPr>
+              <w:fldChar w:fldCharType="begin"/>
+            </w:r>
+            <w:r>
+              <w:rPr>
+                <w:noProof/>
+                <w:webHidden/>
+              </w:rPr>
+              <w:instrText xml:space="preserve"> PAGEREF _Toc243680724 \h </w:instrText>
+            </w:r>
+            <w:r>
+              <w:rPr>
+                <w:noProof/>
+                <w:webHidden/>
+              </w:rPr>
+            </w:r>
+            <w:r>
+              <w:rPr>
+                <w:noProof/>
+                <w:webHidden/>
+              </w:rPr>
+              <w:fldChar w:fldCharType="separate"/>
+            </w:r>
+            <w:r>
+              <w:rPr>
+                <w:noProof/>
+                <w:webHidden/>
+              </w:rPr>
+              <w:t>6</w:t>
+            </w:r>
+            <w:r>
+              <w:rPr>
+                <w:noProof/>
+                <w:webHidden/>
+              </w:rPr>
+              <w:fldChar w:fldCharType="end"/>
+            </w:r>
+          </w:hyperlink>
+        </w:p>
+        <w:p>
+          <w:pPr>
+            <w:pStyle w:val="TOC2"/>
+            <w:tabs>
+              <w:tab w:val="right" w:leader="dot" w:pos="9628"/>
+            </w:tabs>
+            <w:rPr>
+              <w:rFonts w:eastAsiaTheme="minorEastAsia"/>
+              <w:noProof/>
+              <w:kern w:val="2"/>
+              <w:lang w:eastAsia="en-GB"/>
+              <w14:ligatures w14:val="standardContextual"/>
+            </w:rPr>
+          </w:pPr>
+          <w:hyperlink w:anchor="_Toc243680725" w:history="1">
+            <w:r>
+              <w:rPr>
+                <w:rStyle w:val="Hyperlink"/>
+                <w:noProof/>
+              </w:rPr>
+              <w:t>Terms and abbreviations</w:t>
+            </w:r>
+            <w:r>
+              <w:rPr>
+                <w:noProof/>
+                <w:webHidden/>
+              </w:rPr>
+              <w:tab/>
+            </w:r>
+            <w:r>
+              <w:rPr>
+                <w:noProof/>
+                <w:webHidden/>
+              </w:rPr>
+              <w:fldChar w:fldCharType="begin"/>
+            </w:r>
+            <w:r>
+              <w:rPr>
+                <w:noProof/>
+                <w:webHidden/>
+              </w:rPr>
+              <w:instrText xml:space="preserve"> PAGEREF _Toc243680725 \h </w:instrText>
+            </w:r>
+            <w:r>
+              <w:rPr>
+                <w:noProof/>
+                <w:webHidden/>
+              </w:rPr>
+            </w:r>
+            <w:r>
+              <w:rPr>
+                <w:noProof/>
+                <w:webHidden/>
+              </w:rPr>
+              <w:fldChar w:fldCharType="separate"/>
+            </w:r>
+            <w:r>
+              <w:rPr>
+                <w:noProof/>
+                <w:webHidden/>
+              </w:rPr>
+              <w:t>7</w:t>
+            </w:r>
+            <w:r>
+              <w:rPr>
+                <w:noProof/>
+                <w:webHidden/>
+              </w:rPr>
+              <w:fldChar w:fldCharType="end"/>
+            </w:r>
+          </w:hyperlink>
+        </w:p>
+        <w:p>
+          <w:pPr>
+            <w:pStyle w:val="TOC2"/>
+            <w:tabs>
+              <w:tab w:val="right" w:leader="dot" w:pos="9628"/>
+            </w:tabs>
+            <w:rPr>
+              <w:rFonts w:eastAsiaTheme="minorEastAsia"/>
+              <w:noProof/>
+              <w:kern w:val="2"/>
+              <w:lang w:eastAsia="en-GB"/>
+              <w14:ligatures w14:val="standardContextual"/>
+            </w:rPr>
+          </w:pPr>
+          <w:hyperlink w:anchor="_Toc243680726" w:history="1">
+            <w:r>
+              <w:rPr>
+                <w:rStyle w:val="Hyperlink"/>
+                <w:noProof/>
+              </w:rPr>
+              <w:t>Abstract</w:t>
+            </w:r>
+            <w:r>
+              <w:rPr>
+                <w:noProof/>
+                <w:webHidden/>
+              </w:rPr>
+              <w:tab/>
+            </w:r>
+            <w:r>
+              <w:rPr>
+                <w:noProof/>
+                <w:webHidden/>
+              </w:rPr>
+              <w:fldChar w:fldCharType="begin"/>
+            </w:r>
+            <w:r>
+              <w:rPr>
+                <w:noProof/>
+                <w:webHidden/>
+              </w:rPr>
+              <w:instrText xml:space="preserve"> PAGEREF _Toc243680726 \h </w:instrText>
+            </w:r>
+            <w:r>
+              <w:rPr>
+                <w:noProof/>
+                <w:webHidden/>
+              </w:rPr>
+            </w:r>
+            <w:r>
+              <w:rPr>
+                <w:noProof/>
+                <w:webHidden/>
+              </w:rPr>
+              <w:fldChar w:fldCharType="separate"/>
+            </w:r>
+            <w:r>
+              <w:rPr>
+                <w:noProof/>
+                <w:webHidden/>
+              </w:rPr>
+              <w:t>8</w:t>
+            </w:r>
+            <w:r>
+              <w:rPr>
+                <w:noProof/>
+                <w:webHidden/>
+              </w:rPr>
+              <w:fldChar w:fldCharType="end"/>
+            </w:r>
+          </w:hyperlink>
+        </w:p>
+        <w:p>
+          <w:pPr>
+            <w:pStyle w:val="TOC2"/>
+            <w:tabs>
+              <w:tab w:val="right" w:leader="dot" w:pos="9628"/>
+            </w:tabs>
+            <w:rPr>
+              <w:rFonts w:eastAsiaTheme="minorEastAsia"/>
+              <w:noProof/>
+              <w:kern w:val="2"/>
+              <w:lang w:eastAsia="en-GB"/>
+              <w14:ligatures w14:val="standardContextual"/>
+            </w:rPr>
+          </w:pPr>
+          <w:hyperlink w:anchor="_Toc243680727" w:history="1">
+            <w:r>
+              <w:rPr>
+                <w:rStyle w:val="Hyperlink"/>
+                <w:noProof/>
+                <w:lang w:val="fr-FR"/>
+              </w:rPr>
+              <w:t>Lay abstract</w:t>
+            </w:r>
+            <w:r>
+              <w:rPr>
+                <w:noProof/>
+                <w:webHidden/>
+              </w:rPr>
+              <w:tab/>
+            </w:r>
+            <w:r>
+              <w:rPr>
+                <w:noProof/>
+                <w:webHidden/>
+              </w:rPr>
+              <w:fldChar w:fldCharType="begin"/>
+            </w:r>
+            <w:r>
+              <w:rPr>
+                <w:noProof/>
+                <w:webHidden/>
+              </w:rPr>
+              <w:instrText xml:space="preserve"> PAGEREF _Toc243680727 \h </w:instrText>
+            </w:r>
+            <w:r>
+              <w:rPr>
+                <w:noProof/>
+                <w:webHidden/>
+              </w:rPr>
+            </w:r>
+            <w:r>
+              <w:rPr>
+                <w:noProof/>
+                <w:webHidden/>
+              </w:rPr>
+              <w:fldChar w:fldCharType="separate"/>
+            </w:r>
+            <w:r>
+              <w:rPr>
+                <w:noProof/>
+                <w:webHidden/>
+              </w:rPr>
+              <w:t>9</w:t>
+            </w:r>
+            <w:r>
+              <w:rPr>
+                <w:noProof/>
+                <w:webHidden/>
+              </w:rPr>
+              <w:fldChar w:fldCharType="end"/>
+            </w:r>
+          </w:hyperlink>
+        </w:p>
+        <w:p>
+          <w:pPr>
+            <w:pStyle w:val="TOC2"/>
+            <w:tabs>
+              <w:tab w:val="right" w:leader="dot" w:pos="9628"/>
+            </w:tabs>
+            <w:rPr>
+              <w:rFonts w:eastAsiaTheme="minorEastAsia"/>
+              <w:noProof/>
+              <w:kern w:val="2"/>
+              <w:lang w:eastAsia="en-GB"/>
+              <w14:ligatures w14:val="standardContextual"/>
+            </w:rPr>
+          </w:pPr>
+          <w:hyperlink w:anchor="_Toc243680728" w:history="1">
+            <w:r>
+              <w:rPr>
+                <w:rStyle w:val="Hyperlink"/>
+                <w:noProof/>
+              </w:rPr>
+              <w:t>Declaration of originality</w:t>
+            </w:r>
+            <w:r>
+              <w:rPr>
+                <w:noProof/>
+                <w:webHidden/>
+              </w:rPr>
+              <w:tab/>
+            </w:r>
+            <w:r>
+              <w:rPr>
+                <w:noProof/>
+                <w:webHidden/>
+              </w:rPr>
+              <w:fldChar w:fldCharType="begin"/>
+            </w:r>
+            <w:r>
+              <w:rPr>
+                <w:noProof/>
+                <w:webHidden/>
+              </w:rPr>
+              <w:instrText xml:space="preserve"> PAGEREF _Toc243680728 \h </w:instrText>
+            </w:r>
+            <w:r>
+              <w:rPr>
+                <w:noProof/>
+                <w:webHidden/>
+              </w:rPr>
+            </w:r>
+            <w:r>
+              <w:rPr>
+                <w:noProof/>
+                <w:webHidden/>
+              </w:rPr>
+              <w:fldChar w:fldCharType="separate"/>
+            </w:r>
+            <w:r>
+              <w:rPr>
+                <w:noProof/>
+                <w:webHidden/>
+              </w:rPr>
+              <w:t>10</w:t>
+            </w:r>
+            <w:r>
+              <w:rPr>
+                <w:noProof/>
+                <w:webHidden/>
+              </w:rPr>
+              <w:fldChar w:fldCharType="end"/>
+            </w:r>
+          </w:hyperlink>
+        </w:p>
+        <w:p>
+          <w:pPr>
+            <w:pStyle w:val="TOC2"/>
+            <w:tabs>
+              <w:tab w:val="right" w:leader="dot" w:pos="9628"/>
+            </w:tabs>
+            <w:rPr>
+              <w:rFonts w:eastAsiaTheme="minorEastAsia"/>
+              <w:noProof/>
+              <w:kern w:val="2"/>
+              <w:lang w:eastAsia="en-GB"/>
+              <w14:ligatures w14:val="standardContextual"/>
+            </w:rPr>
+          </w:pPr>
+          <w:hyperlink w:anchor="_Toc243680729" w:history="1">
+            <w:r>
+              <w:rPr>
+                <w:rStyle w:val="Hyperlink"/>
+                <w:noProof/>
+              </w:rPr>
+              <w:t>Copyright statement</w:t>
+            </w:r>
+            <w:r>
+              <w:rPr>
+                <w:noProof/>
+                <w:webHidden/>
+              </w:rPr>
+              <w:tab/>
+            </w:r>
+            <w:r>
+              <w:rPr>
+                <w:noProof/>
+                <w:webHidden/>
+              </w:rPr>
+              <w:fldChar w:fldCharType="begin"/>
+            </w:r>
+            <w:r>
+              <w:rPr>
+                <w:noProof/>
+                <w:webHidden/>
+              </w:rPr>
+              <w:instrText xml:space="preserve"> PAGEREF _Toc243680729 \h </w:instrText>
+            </w:r>
+            <w:r>
+              <w:rPr>
+                <w:noProof/>
+                <w:webHidden/>
+              </w:rPr>
+            </w:r>
+            <w:r>
+              <w:rPr>
+                <w:noProof/>
+                <w:webHidden/>
+              </w:rPr>
+              <w:fldChar w:fldCharType="separate"/>
+            </w:r>
+            <w:r>
+              <w:rPr>
+                <w:noProof/>
+                <w:webHidden/>
+              </w:rPr>
+              <w:t>11</w:t>
+            </w:r>
+            <w:r>
+              <w:rPr>
+                <w:noProof/>
+                <w:webHidden/>
+              </w:rPr>
+              <w:fldChar w:fldCharType="end"/>
+            </w:r>
+          </w:hyperlink>
+        </w:p>
+        <w:p>
+          <w:pPr>
+            <w:pStyle w:val="TOC2"/>
+            <w:tabs>
+              <w:tab w:val="right" w:leader="dot" w:pos="9628"/>
+            </w:tabs>
+            <w:rPr>
+              <w:rFonts w:eastAsiaTheme="minorEastAsia"/>
+              <w:noProof/>
+              <w:kern w:val="2"/>
+              <w:lang w:eastAsia="en-GB"/>
+              <w14:ligatures w14:val="standardContextual"/>
+            </w:rPr>
+          </w:pPr>
+          <w:hyperlink w:anchor="_Toc243680730" w:history="1">
+            <w:r>
+              <w:rPr>
+                <w:rStyle w:val="Hyperlink"/>
+                <w:noProof/>
+              </w:rPr>
+              <w:t>Acknowledgements</w:t>
+            </w:r>
+            <w:r>
+              <w:rPr>
+                <w:noProof/>
+                <w:webHidden/>
+              </w:rPr>
+              <w:tab/>
+            </w:r>
+            <w:r>
+              <w:rPr>
+                <w:noProof/>
+                <w:webHidden/>
+              </w:rPr>
+              <w:fldChar w:fldCharType="begin"/>
+            </w:r>
+            <w:r>
+              <w:rPr>
+                <w:noProof/>
+                <w:webHidden/>
+              </w:rPr>
+              <w:instrText xml:space="preserve"> PAGEREF _Toc243680730 \h </w:instrText>
+            </w:r>
+            <w:r>
+              <w:rPr>
+                <w:noProof/>
+                <w:webHidden/>
+              </w:rPr>
+            </w:r>
+            <w:r>
+              <w:rPr>
+                <w:noProof/>
+                <w:webHidden/>
+              </w:rPr>
+              <w:fldChar w:fldCharType="separate"/>
+            </w:r>
+            <w:r>
+              <w:rPr>
+                <w:noProof/>
+                <w:webHidden/>
+              </w:rPr>
+              <w:t>12</w:t>
+            </w:r>
+            <w:r>
+              <w:rPr>
+                <w:noProof/>
+                <w:webHidden/>
+              </w:rPr>
+              <w:fldChar w:fldCharType="end"/>
+            </w:r>
+          </w:hyperlink>
+        </w:p>
+        <w:p>
+          <w:pPr>
+            <w:pStyle w:val="TOC2"/>
+            <w:tabs>
+              <w:tab w:val="right" w:leader="dot" w:pos="9628"/>
+            </w:tabs>
+            <w:rPr>
+              <w:rFonts w:eastAsiaTheme="minorEastAsia"/>
+              <w:noProof/>
+              <w:kern w:val="2"/>
+              <w:lang w:eastAsia="en-GB"/>
+              <w14:ligatures w14:val="standardContextual"/>
+            </w:rPr>
+          </w:pPr>
+          <w:hyperlink w:anchor="_Toc243680731" w:history="1">
+            <w:r>
+              <w:rPr>
+                <w:rStyle w:val="Hyperlink"/>
+                <w:noProof/>
+              </w:rPr>
+              <w:t>The author</w:t>
+            </w:r>
+            <w:r>
+              <w:rPr>
+                <w:noProof/>
+                <w:webHidden/>
+              </w:rPr>
+              <w:tab/>
+            </w:r>
+            <w:r>
+              <w:rPr>
+                <w:noProof/>
+                <w:webHidden/>
+              </w:rPr>
+              <w:fldChar w:fldCharType="begin"/>
+            </w:r>
+            <w:r>
+              <w:rPr>
+                <w:noProof/>
+                <w:webHidden/>
+              </w:rPr>
+              <w:instrText xml:space="preserve"> PAGEREF _Toc243680731 \h </w:instrText>
+            </w:r>
+            <w:r>
+              <w:rPr>
+                <w:noProof/>
+                <w:webHidden/>
+              </w:rPr>
+            </w:r>
+            <w:r>
+              <w:rPr>
+                <w:noProof/>
+                <w:webHidden/>
+              </w:rPr>
+              <w:fldChar w:fldCharType="separate"/>
+            </w:r>
+            <w:r>
+              <w:rPr>
+                <w:noProof/>
+                <w:webHidden/>
+              </w:rPr>
+              <w:t>13</w:t>
+            </w:r>
+            <w:r>
+              <w:rPr>
+                <w:noProof/>
+                <w:webHidden/>
+              </w:rPr>
+              <w:fldChar w:fldCharType="end"/>
+            </w:r>
+          </w:hyperlink>
+        </w:p>
+        <w:p>
+          <w:pPr>
+            <w:pStyle w:val="TOC2"/>
+            <w:tabs>
+              <w:tab w:val="right" w:leader="dot" w:pos="9628"/>
+            </w:tabs>
+            <w:rPr>
+              <w:rFonts w:eastAsiaTheme="minorEastAsia"/>
+              <w:noProof/>
+              <w:kern w:val="2"/>
+              <w:lang w:eastAsia="en-GB"/>
+              <w14:ligatures w14:val="standardContextual"/>
+            </w:rPr>
+          </w:pPr>
+          <w:hyperlink w:anchor="_Toc243680732" w:history="1">
+            <w:r>
+              <w:rPr>
+                <w:rStyle w:val="Hyperlink"/>
+                <w:noProof/>
+              </w:rPr>
+              <w:t>Artificial intelligence declaration</w:t>
+            </w:r>
+            <w:r>
+              <w:rPr>
+                <w:noProof/>
+                <w:webHidden/>
+              </w:rPr>
+              <w:tab/>
+            </w:r>
+            <w:r>
+              <w:rPr>
+                <w:noProof/>
+                <w:webHidden/>
+              </w:rPr>
+              <w:fldChar w:fldCharType="begin"/>
+            </w:r>
+            <w:r>
+              <w:rPr>
+                <w:noProof/>
+                <w:webHidden/>
+              </w:rPr>
+              <w:instrText xml:space="preserve"> PAGEREF _Toc243680732 \h </w:instrText>
+            </w:r>
+            <w:r>
+              <w:rPr>
+                <w:noProof/>
+                <w:webHidden/>
+              </w:rPr>
+            </w:r>
+            <w:r>
+              <w:rPr>
+                <w:noProof/>
+                <w:webHidden/>
+              </w:rPr>
+              <w:fldChar w:fldCharType="separate"/>
+            </w:r>
+            <w:r>
+              <w:rPr>
+                <w:noProof/>
+                <w:webHidden/>
+              </w:rPr>
+              <w:t>14</w:t>
+            </w:r>
+            <w:r>
+              <w:rPr>
+                <w:noProof/>
+                <w:webHidden/>
+              </w:rPr>
+              <w:fldChar w:fldCharType="end"/>
+            </w:r>
+          </w:hyperlink>
+        </w:p>
+        <w:p>
+          <w:pPr>
+            <w:pStyle w:val="TOC2"/>
+            <w:tabs>
+              <w:tab w:val="right" w:leader="dot" w:pos="9628"/>
+            </w:tabs>
+            <w:rPr>
+              <w:rFonts w:eastAsiaTheme="minorEastAsia"/>
+              <w:noProof/>
+              <w:kern w:val="2"/>
+              <w:lang w:eastAsia="en-GB"/>
+              <w14:ligatures w14:val="standardContextual"/>
+            </w:rPr>
+          </w:pPr>
+          <w:hyperlink w:anchor="_Toc243680733" w:history="1">
+            <w:r>
+              <w:rPr>
+                <w:rStyle w:val="Hyperlink"/>
+                <w:noProof/>
+              </w:rPr>
+              <w:t>Content notification</w:t>
+            </w:r>
+            <w:r>
+              <w:rPr>
+                <w:noProof/>
+                <w:webHidden/>
+              </w:rPr>
+              <w:tab/>
+            </w:r>
+            <w:r>
+              <w:rPr>
+                <w:noProof/>
+                <w:webHidden/>
+              </w:rPr>
+              <w:fldChar w:fldCharType="begin"/>
+            </w:r>
+            <w:r>
+              <w:rPr>
+                <w:noProof/>
+                <w:webHidden/>
+              </w:rPr>
+              <w:instrText xml:space="preserve"> PAGEREF _Toc243680733 \h </w:instrText>
+            </w:r>
+            <w:r>
+              <w:rPr>
+                <w:noProof/>
+                <w:webHidden/>
+              </w:rPr>
+            </w:r>
+            <w:r>
+              <w:rPr>
+                <w:noProof/>
+                <w:webHidden/>
+              </w:rPr>
+              <w:fldChar w:fldCharType="separate"/>
+            </w:r>
+            <w:r>
+              <w:rPr>
+                <w:noProof/>
+                <w:webHidden/>
+              </w:rPr>
+              <w:t>15</w:t>
             </w:r>
             <w:r>
               <w:rPr>
@@ -311,18 +1264,18 @@
             <w:rPr>
               <w:rFonts w:eastAsiaTheme="minorEastAsia"/>
               <w:noProof/>
-              <w:sz w:val="22"/>
-              <w:szCs w:val="22"/>
+              <w:kern w:val="2"/>
               <w:lang w:eastAsia="en-GB"/>
+              <w14:ligatures w14:val="standardContextual"/>
             </w:rPr>
           </w:pPr>
-          <w:hyperlink w:anchor="_Toc111006983" w:history="1">
+          <w:hyperlink w:anchor="_Toc243680734" w:history="1">
             <w:r>
               <w:rPr>
                 <w:rStyle w:val="Hyperlink"/>
                 <w:noProof/>
               </w:rPr>
-              <w:t>List of figures</w:t>
+              <w:t xml:space="preserve"> Introduction</w:t>
             </w:r>
             <w:r>
               <w:rPr>
@@ -343,7 +1296,7 @@
                 <w:noProof/>
                 <w:webHidden/>
               </w:rPr>
-              <w:instrText xml:space="preserve"> PAGEREF _Toc111006983 \h </w:instrText>
+              <w:instrText xml:space="preserve"> PAGEREF _Toc243680734 \h </w:instrText>
             </w:r>
             <w:r>
               <w:rPr>
@@ -363,7 +1316,277 @@
                 <w:noProof/>
                 <w:webHidden/>
               </w:rPr>
-              <w:t>4</w:t>
+              <w:t>16</w:t>
+            </w:r>
+            <w:r>
+              <w:rPr>
+                <w:noProof/>
+                <w:webHidden/>
+              </w:rPr>
+              <w:fldChar w:fldCharType="end"/>
+            </w:r>
+          </w:hyperlink>
+        </w:p>
+        <w:p>
+          <w:pPr>
+            <w:pStyle w:val="TOC2"/>
+            <w:tabs>
+              <w:tab w:val="left" w:pos="960"/>
+              <w:tab w:val="right" w:leader="dot" w:pos="9628"/>
+            </w:tabs>
+            <w:rPr>
+              <w:rFonts w:eastAsiaTheme="minorEastAsia"/>
+              <w:noProof/>
+              <w:kern w:val="2"/>
+              <w:lang w:eastAsia="en-GB"/>
+              <w14:ligatures w14:val="standardContextual"/>
+            </w:rPr>
+          </w:pPr>
+          <w:hyperlink w:anchor="_Toc243680735" w:history="1">
+            <w:r>
+              <w:rPr>
+                <w:rStyle w:val="Hyperlink"/>
+                <w:noProof/>
+              </w:rPr>
+              <w:t>1.1</w:t>
+            </w:r>
+            <w:r>
+              <w:rPr>
+                <w:rFonts w:eastAsiaTheme="minorEastAsia"/>
+                <w:noProof/>
+                <w:kern w:val="2"/>
+                <w:lang w:eastAsia="en-GB"/>
+                <w14:ligatures w14:val="standardContextual"/>
+              </w:rPr>
+              <w:tab/>
+            </w:r>
+            <w:r>
+              <w:rPr>
+                <w:rStyle w:val="Hyperlink"/>
+                <w:noProof/>
+              </w:rPr>
+              <w:t>Background and motivation</w:t>
+            </w:r>
+            <w:r>
+              <w:rPr>
+                <w:noProof/>
+                <w:webHidden/>
+              </w:rPr>
+              <w:tab/>
+            </w:r>
+            <w:r>
+              <w:rPr>
+                <w:noProof/>
+                <w:webHidden/>
+              </w:rPr>
+              <w:fldChar w:fldCharType="begin"/>
+            </w:r>
+            <w:r>
+              <w:rPr>
+                <w:noProof/>
+                <w:webHidden/>
+              </w:rPr>
+              <w:instrText xml:space="preserve"> PAGEREF _Toc243680735 \h </w:instrText>
+            </w:r>
+            <w:r>
+              <w:rPr>
+                <w:noProof/>
+                <w:webHidden/>
+              </w:rPr>
+            </w:r>
+            <w:r>
+              <w:rPr>
+                <w:noProof/>
+                <w:webHidden/>
+              </w:rPr>
+              <w:fldChar w:fldCharType="separate"/>
+            </w:r>
+            <w:r>
+              <w:rPr>
+                <w:noProof/>
+                <w:webHidden/>
+              </w:rPr>
+              <w:t>16</w:t>
+            </w:r>
+            <w:r>
+              <w:rPr>
+                <w:noProof/>
+                <w:webHidden/>
+              </w:rPr>
+              <w:fldChar w:fldCharType="end"/>
+            </w:r>
+          </w:hyperlink>
+        </w:p>
+        <w:p>
+          <w:pPr>
+            <w:pStyle w:val="TOC2"/>
+            <w:tabs>
+              <w:tab w:val="left" w:pos="960"/>
+              <w:tab w:val="right" w:leader="dot" w:pos="9628"/>
+            </w:tabs>
+            <w:rPr>
+              <w:rFonts w:eastAsiaTheme="minorEastAsia"/>
+              <w:noProof/>
+              <w:kern w:val="2"/>
+              <w:lang w:eastAsia="en-GB"/>
+              <w14:ligatures w14:val="standardContextual"/>
+            </w:rPr>
+          </w:pPr>
+          <w:hyperlink w:anchor="_Toc243680736" w:history="1">
+            <w:r>
+              <w:rPr>
+                <w:rStyle w:val="Hyperlink"/>
+                <w:noProof/>
+              </w:rPr>
+              <w:t>1.2</w:t>
+            </w:r>
+            <w:r>
+              <w:rPr>
+                <w:rFonts w:eastAsiaTheme="minorEastAsia"/>
+                <w:noProof/>
+                <w:kern w:val="2"/>
+                <w:lang w:eastAsia="en-GB"/>
+                <w14:ligatures w14:val="standardContextual"/>
+              </w:rPr>
+              <w:tab/>
+            </w:r>
+            <w:r>
+              <w:rPr>
+                <w:rStyle w:val="Hyperlink"/>
+                <w:noProof/>
+              </w:rPr>
+              <w:t>Aims and objectives</w:t>
+            </w:r>
+            <w:r>
+              <w:rPr>
+                <w:noProof/>
+                <w:webHidden/>
+              </w:rPr>
+              <w:tab/>
+            </w:r>
+            <w:r>
+              <w:rPr>
+                <w:noProof/>
+                <w:webHidden/>
+              </w:rPr>
+              <w:fldChar w:fldCharType="begin"/>
+            </w:r>
+            <w:r>
+              <w:rPr>
+                <w:noProof/>
+                <w:webHidden/>
+              </w:rPr>
+              <w:instrText xml:space="preserve"> PAGEREF _Toc243680736 \h </w:instrText>
+            </w:r>
+            <w:r>
+              <w:rPr>
+                <w:noProof/>
+                <w:webHidden/>
+              </w:rPr>
+            </w:r>
+            <w:r>
+              <w:rPr>
+                <w:noProof/>
+                <w:webHidden/>
+              </w:rPr>
+              <w:fldChar w:fldCharType="separate"/>
+            </w:r>
+            <w:r>
+              <w:rPr>
+                <w:noProof/>
+                <w:webHidden/>
+              </w:rPr>
+              <w:t>16</w:t>
+            </w:r>
+            <w:r>
+              <w:rPr>
+                <w:noProof/>
+                <w:webHidden/>
+              </w:rPr>
+              <w:fldChar w:fldCharType="end"/>
+            </w:r>
+          </w:hyperlink>
+        </w:p>
+        <w:p>
+          <w:pPr>
+            <w:pStyle w:val="TOC2"/>
+            <w:tabs>
+              <w:tab w:val="left" w:pos="960"/>
+              <w:tab w:val="right" w:leader="dot" w:pos="9628"/>
+            </w:tabs>
+            <w:rPr>
+              <w:rFonts w:eastAsiaTheme="minorEastAsia"/>
+              <w:noProof/>
+              <w:kern w:val="2"/>
+              <w:lang w:eastAsia="en-GB"/>
+              <w14:ligatures w14:val="standardContextual"/>
+            </w:rPr>
+          </w:pPr>
+          <w:hyperlink w:anchor="_Toc243680737" w:history="1">
+            <w:r>
+              <w:rPr>
+                <w:rStyle w:val="Hyperlink"/>
+                <w:noProof/>
+              </w:rPr>
+              <w:t>1.3</w:t>
+            </w:r>
+            <w:r>
+              <w:rPr>
+                <w:rFonts w:eastAsiaTheme="minorEastAsia"/>
+                <w:noProof/>
+                <w:kern w:val="2"/>
+                <w:lang w:eastAsia="en-GB"/>
+                <w14:ligatures w14:val="standardContextual"/>
+              </w:rPr>
+              <w:tab/>
+            </w:r>
+            <w:r>
+              <w:rPr>
+                <w:rStyle w:val="Hyperlink"/>
+                <w:noProof/>
+              </w:rPr>
+              <w:t>Thesis structure and contributions</w:t>
+            </w:r>
+            <w:r>
+              <w:rPr>
+                <w:noProof/>
+                <w:webHidden/>
+              </w:rPr>
+              <w:tab/>
+            </w:r>
+            <w:r>
+              <w:rPr>
+                <w:noProof/>
+                <w:webHidden/>
+              </w:rPr>
+              <w:fldChar w:fldCharType="begin"/>
+            </w:r>
+            <w:r>
+              <w:rPr>
+                <w:noProof/>
+                <w:webHidden/>
+              </w:rPr>
+              <w:instrText xml:space="preserve"> PAGEREF _Toc243680737 \h </w:instrText>
+            </w:r>
+            <w:r>
+              <w:rPr>
+                <w:noProof/>
+                <w:webHidden/>
+              </w:rPr>
+            </w:r>
+            <w:r>
+              <w:rPr>
+                <w:noProof/>
+                <w:webHidden/>
+              </w:rPr>
+              <w:fldChar w:fldCharType="separate"/>
+            </w:r>
+            <w:r>
+              <w:rPr>
+                <w:noProof/>
+                <w:webHidden/>
+              </w:rPr>
+              <w:t>17</w:t>
             </w:r>
             <w:r>
               <w:rPr>
@@ -383,18 +1606,18 @@
             <w:rPr>
               <w:rFonts w:eastAsiaTheme="minorEastAsia"/>
               <w:noProof/>
-              <w:sz w:val="22"/>
-              <w:szCs w:val="22"/>
+              <w:kern w:val="2"/>
               <w:lang w:eastAsia="en-GB"/>
+              <w14:ligatures w14:val="standardContextual"/>
             </w:rPr>
           </w:pPr>
-          <w:hyperlink w:anchor="_Toc111006984" w:history="1">
+          <w:hyperlink w:anchor="_Toc243680738" w:history="1">
             <w:r>
               <w:rPr>
                 <w:rStyle w:val="Hyperlink"/>
                 <w:noProof/>
               </w:rPr>
-              <w:t>List of tables</w:t>
+              <w:t xml:space="preserve"> Literature review</w:t>
             </w:r>
             <w:r>
               <w:rPr>
@@ -415,7 +1638,7 @@
                 <w:noProof/>
                 <w:webHidden/>
               </w:rPr>
-              <w:instrText xml:space="preserve"> PAGEREF _Toc111006984 \h </w:instrText>
+              <w:instrText xml:space="preserve"> PAGEREF _Toc243680738 \h </w:instrText>
             </w:r>
             <w:r>
               <w:rPr>
@@ -435,7 +1658,367 @@
                 <w:noProof/>
                 <w:webHidden/>
               </w:rPr>
-              <w:t>5</w:t>
+              <w:t>18</w:t>
+            </w:r>
+            <w:r>
+              <w:rPr>
+                <w:noProof/>
+                <w:webHidden/>
+              </w:rPr>
+              <w:fldChar w:fldCharType="end"/>
+            </w:r>
+          </w:hyperlink>
+        </w:p>
+        <w:p>
+          <w:pPr>
+            <w:pStyle w:val="TOC2"/>
+            <w:tabs>
+              <w:tab w:val="left" w:pos="960"/>
+              <w:tab w:val="right" w:leader="dot" w:pos="9628"/>
+            </w:tabs>
+            <w:rPr>
+              <w:rFonts w:eastAsiaTheme="minorEastAsia"/>
+              <w:noProof/>
+              <w:kern w:val="2"/>
+              <w:lang w:eastAsia="en-GB"/>
+              <w14:ligatures w14:val="standardContextual"/>
+            </w:rPr>
+          </w:pPr>
+          <w:hyperlink w:anchor="_Toc243680739" w:history="1">
+            <w:r>
+              <w:rPr>
+                <w:rStyle w:val="Hyperlink"/>
+                <w:noProof/>
+              </w:rPr>
+              <w:t>2.1</w:t>
+            </w:r>
+            <w:r>
+              <w:rPr>
+                <w:rFonts w:eastAsiaTheme="minorEastAsia"/>
+                <w:noProof/>
+                <w:kern w:val="2"/>
+                <w:lang w:eastAsia="en-GB"/>
+                <w14:ligatures w14:val="standardContextual"/>
+              </w:rPr>
+              <w:tab/>
+            </w:r>
+            <w:r>
+              <w:rPr>
+                <w:rStyle w:val="Hyperlink"/>
+                <w:noProof/>
+              </w:rPr>
+              <w:t>Introduction</w:t>
+            </w:r>
+            <w:r>
+              <w:rPr>
+                <w:noProof/>
+                <w:webHidden/>
+              </w:rPr>
+              <w:tab/>
+            </w:r>
+            <w:r>
+              <w:rPr>
+                <w:noProof/>
+                <w:webHidden/>
+              </w:rPr>
+              <w:fldChar w:fldCharType="begin"/>
+            </w:r>
+            <w:r>
+              <w:rPr>
+                <w:noProof/>
+                <w:webHidden/>
+              </w:rPr>
+              <w:instrText xml:space="preserve"> PAGEREF _Toc243680739 \h </w:instrText>
+            </w:r>
+            <w:r>
+              <w:rPr>
+                <w:noProof/>
+                <w:webHidden/>
+              </w:rPr>
+            </w:r>
+            <w:r>
+              <w:rPr>
+                <w:noProof/>
+                <w:webHidden/>
+              </w:rPr>
+              <w:fldChar w:fldCharType="separate"/>
+            </w:r>
+            <w:r>
+              <w:rPr>
+                <w:noProof/>
+                <w:webHidden/>
+              </w:rPr>
+              <w:t>18</w:t>
+            </w:r>
+            <w:r>
+              <w:rPr>
+                <w:noProof/>
+                <w:webHidden/>
+              </w:rPr>
+              <w:fldChar w:fldCharType="end"/>
+            </w:r>
+          </w:hyperlink>
+        </w:p>
+        <w:p>
+          <w:pPr>
+            <w:pStyle w:val="TOC2"/>
+            <w:tabs>
+              <w:tab w:val="left" w:pos="960"/>
+              <w:tab w:val="right" w:leader="dot" w:pos="9628"/>
+            </w:tabs>
+            <w:rPr>
+              <w:rFonts w:eastAsiaTheme="minorEastAsia"/>
+              <w:noProof/>
+              <w:kern w:val="2"/>
+              <w:lang w:eastAsia="en-GB"/>
+              <w14:ligatures w14:val="standardContextual"/>
+            </w:rPr>
+          </w:pPr>
+          <w:hyperlink w:anchor="_Toc243680740" w:history="1">
+            <w:r>
+              <w:rPr>
+                <w:rStyle w:val="Hyperlink"/>
+                <w:noProof/>
+              </w:rPr>
+              <w:t>2.2</w:t>
+            </w:r>
+            <w:r>
+              <w:rPr>
+                <w:rFonts w:eastAsiaTheme="minorEastAsia"/>
+                <w:noProof/>
+                <w:kern w:val="2"/>
+                <w:lang w:eastAsia="en-GB"/>
+                <w14:ligatures w14:val="standardContextual"/>
+              </w:rPr>
+              <w:tab/>
+            </w:r>
+            <w:r>
+              <w:rPr>
+                <w:rStyle w:val="Hyperlink"/>
+                <w:noProof/>
+              </w:rPr>
+              <w:t>Detail</w:t>
+            </w:r>
+            <w:r>
+              <w:rPr>
+                <w:noProof/>
+                <w:webHidden/>
+              </w:rPr>
+              <w:tab/>
+            </w:r>
+            <w:r>
+              <w:rPr>
+                <w:noProof/>
+                <w:webHidden/>
+              </w:rPr>
+              <w:fldChar w:fldCharType="begin"/>
+            </w:r>
+            <w:r>
+              <w:rPr>
+                <w:noProof/>
+                <w:webHidden/>
+              </w:rPr>
+              <w:instrText xml:space="preserve"> PAGEREF _Toc243680740 \h </w:instrText>
+            </w:r>
+            <w:r>
+              <w:rPr>
+                <w:noProof/>
+                <w:webHidden/>
+              </w:rPr>
+            </w:r>
+            <w:r>
+              <w:rPr>
+                <w:noProof/>
+                <w:webHidden/>
+              </w:rPr>
+              <w:fldChar w:fldCharType="separate"/>
+            </w:r>
+            <w:r>
+              <w:rPr>
+                <w:noProof/>
+                <w:webHidden/>
+              </w:rPr>
+              <w:t>19</w:t>
+            </w:r>
+            <w:r>
+              <w:rPr>
+                <w:noProof/>
+                <w:webHidden/>
+              </w:rPr>
+              <w:fldChar w:fldCharType="end"/>
+            </w:r>
+          </w:hyperlink>
+        </w:p>
+        <w:p>
+          <w:pPr>
+            <w:pStyle w:val="TOC2"/>
+            <w:tabs>
+              <w:tab w:val="left" w:pos="960"/>
+              <w:tab w:val="right" w:leader="dot" w:pos="9628"/>
+            </w:tabs>
+            <w:rPr>
+              <w:rFonts w:eastAsiaTheme="minorEastAsia"/>
+              <w:noProof/>
+              <w:kern w:val="2"/>
+              <w:lang w:eastAsia="en-GB"/>
+              <w14:ligatures w14:val="standardContextual"/>
+            </w:rPr>
+          </w:pPr>
+          <w:hyperlink w:anchor="_Toc243680741" w:history="1">
+            <w:r>
+              <w:rPr>
+                <w:rStyle w:val="Hyperlink"/>
+                <w:noProof/>
+              </w:rPr>
+              <w:t>2.3</w:t>
+            </w:r>
+            <w:r>
+              <w:rPr>
+                <w:rFonts w:eastAsiaTheme="minorEastAsia"/>
+                <w:noProof/>
+                <w:kern w:val="2"/>
+                <w:lang w:eastAsia="en-GB"/>
+                <w14:ligatures w14:val="standardContextual"/>
+              </w:rPr>
+              <w:tab/>
+            </w:r>
+            <w:r>
+              <w:rPr>
+                <w:rStyle w:val="Hyperlink"/>
+                <w:noProof/>
+              </w:rPr>
+              <w:t>More detail</w:t>
+            </w:r>
+            <w:r>
+              <w:rPr>
+                <w:noProof/>
+                <w:webHidden/>
+              </w:rPr>
+              <w:tab/>
+            </w:r>
+            <w:r>
+              <w:rPr>
+                <w:noProof/>
+                <w:webHidden/>
+              </w:rPr>
+              <w:fldChar w:fldCharType="begin"/>
+            </w:r>
+            <w:r>
+              <w:rPr>
+                <w:noProof/>
+                <w:webHidden/>
+              </w:rPr>
+              <w:instrText xml:space="preserve"> PAGEREF _Toc243680741 \h </w:instrText>
+            </w:r>
+            <w:r>
+              <w:rPr>
+                <w:noProof/>
+                <w:webHidden/>
+              </w:rPr>
+            </w:r>
+            <w:r>
+              <w:rPr>
+                <w:noProof/>
+                <w:webHidden/>
+              </w:rPr>
+              <w:fldChar w:fldCharType="separate"/>
+            </w:r>
+            <w:r>
+              <w:rPr>
+                <w:noProof/>
+                <w:webHidden/>
+              </w:rPr>
+              <w:t>19</w:t>
+            </w:r>
+            <w:r>
+              <w:rPr>
+                <w:noProof/>
+                <w:webHidden/>
+              </w:rPr>
+              <w:fldChar w:fldCharType="end"/>
+            </w:r>
+          </w:hyperlink>
+        </w:p>
+        <w:p>
+          <w:pPr>
+            <w:pStyle w:val="TOC2"/>
+            <w:tabs>
+              <w:tab w:val="left" w:pos="960"/>
+              <w:tab w:val="right" w:leader="dot" w:pos="9628"/>
+            </w:tabs>
+            <w:rPr>
+              <w:rFonts w:eastAsiaTheme="minorEastAsia"/>
+              <w:noProof/>
+              <w:kern w:val="2"/>
+              <w:lang w:eastAsia="en-GB"/>
+              <w14:ligatures w14:val="standardContextual"/>
+            </w:rPr>
+          </w:pPr>
+          <w:hyperlink w:anchor="_Toc243680742" w:history="1">
+            <w:r>
+              <w:rPr>
+                <w:rStyle w:val="Hyperlink"/>
+                <w:noProof/>
+              </w:rPr>
+              <w:t>2.4</w:t>
+            </w:r>
+            <w:r>
+              <w:rPr>
+                <w:rFonts w:eastAsiaTheme="minorEastAsia"/>
+                <w:noProof/>
+                <w:kern w:val="2"/>
+                <w:lang w:eastAsia="en-GB"/>
+                <w14:ligatures w14:val="standardContextual"/>
+              </w:rPr>
+              <w:tab/>
+            </w:r>
+            <w:r>
+              <w:rPr>
+                <w:rStyle w:val="Hyperlink"/>
+                <w:noProof/>
+              </w:rPr>
+              <w:t>Summary</w:t>
+            </w:r>
+            <w:r>
+              <w:rPr>
+                <w:noProof/>
+                <w:webHidden/>
+              </w:rPr>
+              <w:tab/>
+            </w:r>
+            <w:r>
+              <w:rPr>
+                <w:noProof/>
+                <w:webHidden/>
+              </w:rPr>
+              <w:fldChar w:fldCharType="begin"/>
+            </w:r>
+            <w:r>
+              <w:rPr>
+                <w:noProof/>
+                <w:webHidden/>
+              </w:rPr>
+              <w:instrText xml:space="preserve"> PAGEREF _Toc243680742 \h </w:instrText>
+            </w:r>
+            <w:r>
+              <w:rPr>
+                <w:noProof/>
+                <w:webHidden/>
+              </w:rPr>
+            </w:r>
+            <w:r>
+              <w:rPr>
+                <w:noProof/>
+                <w:webHidden/>
+              </w:rPr>
+              <w:fldChar w:fldCharType="separate"/>
+            </w:r>
+            <w:r>
+              <w:rPr>
+                <w:noProof/>
+                <w:webHidden/>
+              </w:rPr>
+              <w:t>20</w:t>
             </w:r>
             <w:r>
               <w:rPr>
@@ -455,18 +2038,18 @@
             <w:rPr>
               <w:rFonts w:eastAsiaTheme="minorEastAsia"/>
               <w:noProof/>
-              <w:sz w:val="22"/>
-              <w:szCs w:val="22"/>
+              <w:kern w:val="2"/>
               <w:lang w:eastAsia="en-GB"/>
+              <w14:ligatures w14:val="standardContextual"/>
             </w:rPr>
           </w:pPr>
-          <w:hyperlink w:anchor="_Toc111006985" w:history="1">
+          <w:hyperlink w:anchor="_Toc243680743" w:history="1">
             <w:r>
               <w:rPr>
                 <w:rStyle w:val="Hyperlink"/>
                 <w:noProof/>
               </w:rPr>
-              <w:t>List of publications</w:t>
+              <w:t xml:space="preserve"> Really good work</w:t>
             </w:r>
             <w:r>
               <w:rPr>
@@ -487,7 +2070,7 @@
                 <w:noProof/>
                 <w:webHidden/>
               </w:rPr>
-              <w:instrText xml:space="preserve"> PAGEREF _Toc111006985 \h </w:instrText>
+              <w:instrText xml:space="preserve"> PAGEREF _Toc243680743 \h </w:instrText>
             </w:r>
             <w:r>
               <w:rPr>
@@ -507,7 +2090,637 @@
                 <w:noProof/>
                 <w:webHidden/>
               </w:rPr>
-              <w:t>6</w:t>
+              <w:t>21</w:t>
+            </w:r>
+            <w:r>
+              <w:rPr>
+                <w:noProof/>
+                <w:webHidden/>
+              </w:rPr>
+              <w:fldChar w:fldCharType="end"/>
+            </w:r>
+          </w:hyperlink>
+        </w:p>
+        <w:p>
+          <w:pPr>
+            <w:pStyle w:val="TOC2"/>
+            <w:tabs>
+              <w:tab w:val="left" w:pos="960"/>
+              <w:tab w:val="right" w:leader="dot" w:pos="9628"/>
+            </w:tabs>
+            <w:rPr>
+              <w:rFonts w:eastAsiaTheme="minorEastAsia"/>
+              <w:noProof/>
+              <w:kern w:val="2"/>
+              <w:lang w:eastAsia="en-GB"/>
+              <w14:ligatures w14:val="standardContextual"/>
+            </w:rPr>
+          </w:pPr>
+          <w:hyperlink w:anchor="_Toc243680744" w:history="1">
+            <w:r>
+              <w:rPr>
+                <w:rStyle w:val="Hyperlink"/>
+                <w:noProof/>
+              </w:rPr>
+              <w:t>3.1</w:t>
+            </w:r>
+            <w:r>
+              <w:rPr>
+                <w:rFonts w:eastAsiaTheme="minorEastAsia"/>
+                <w:noProof/>
+                <w:kern w:val="2"/>
+                <w:lang w:eastAsia="en-GB"/>
+                <w14:ligatures w14:val="standardContextual"/>
+              </w:rPr>
+              <w:tab/>
+            </w:r>
+            <w:r>
+              <w:rPr>
+                <w:rStyle w:val="Hyperlink"/>
+                <w:noProof/>
+              </w:rPr>
+              <w:t>Introduction</w:t>
+            </w:r>
+            <w:r>
+              <w:rPr>
+                <w:noProof/>
+                <w:webHidden/>
+              </w:rPr>
+              <w:tab/>
+            </w:r>
+            <w:r>
+              <w:rPr>
+                <w:noProof/>
+                <w:webHidden/>
+              </w:rPr>
+              <w:fldChar w:fldCharType="begin"/>
+            </w:r>
+            <w:r>
+              <w:rPr>
+                <w:noProof/>
+                <w:webHidden/>
+              </w:rPr>
+              <w:instrText xml:space="preserve"> PAGEREF _Toc243680744 \h </w:instrText>
+            </w:r>
+            <w:r>
+              <w:rPr>
+                <w:noProof/>
+                <w:webHidden/>
+              </w:rPr>
+            </w:r>
+            <w:r>
+              <w:rPr>
+                <w:noProof/>
+                <w:webHidden/>
+              </w:rPr>
+              <w:fldChar w:fldCharType="separate"/>
+            </w:r>
+            <w:r>
+              <w:rPr>
+                <w:noProof/>
+                <w:webHidden/>
+              </w:rPr>
+              <w:t>21</w:t>
+            </w:r>
+            <w:r>
+              <w:rPr>
+                <w:noProof/>
+                <w:webHidden/>
+              </w:rPr>
+              <w:fldChar w:fldCharType="end"/>
+            </w:r>
+          </w:hyperlink>
+        </w:p>
+        <w:p>
+          <w:pPr>
+            <w:pStyle w:val="TOC2"/>
+            <w:tabs>
+              <w:tab w:val="left" w:pos="960"/>
+              <w:tab w:val="right" w:leader="dot" w:pos="9628"/>
+            </w:tabs>
+            <w:rPr>
+              <w:rFonts w:eastAsiaTheme="minorEastAsia"/>
+              <w:noProof/>
+              <w:kern w:val="2"/>
+              <w:lang w:eastAsia="en-GB"/>
+              <w14:ligatures w14:val="standardContextual"/>
+            </w:rPr>
+          </w:pPr>
+          <w:hyperlink w:anchor="_Toc243680745" w:history="1">
+            <w:r>
+              <w:rPr>
+                <w:rStyle w:val="Hyperlink"/>
+                <w:noProof/>
+              </w:rPr>
+              <w:t>3.2</w:t>
+            </w:r>
+            <w:r>
+              <w:rPr>
+                <w:rFonts w:eastAsiaTheme="minorEastAsia"/>
+                <w:noProof/>
+                <w:kern w:val="2"/>
+                <w:lang w:eastAsia="en-GB"/>
+                <w14:ligatures w14:val="standardContextual"/>
+              </w:rPr>
+              <w:tab/>
+            </w:r>
+            <w:r>
+              <w:rPr>
+                <w:rStyle w:val="Hyperlink"/>
+                <w:noProof/>
+              </w:rPr>
+              <w:t>Content</w:t>
+            </w:r>
+            <w:r>
+              <w:rPr>
+                <w:noProof/>
+                <w:webHidden/>
+              </w:rPr>
+              <w:tab/>
+            </w:r>
+            <w:r>
+              <w:rPr>
+                <w:noProof/>
+                <w:webHidden/>
+              </w:rPr>
+              <w:fldChar w:fldCharType="begin"/>
+            </w:r>
+            <w:r>
+              <w:rPr>
+                <w:noProof/>
+                <w:webHidden/>
+              </w:rPr>
+              <w:instrText xml:space="preserve"> PAGEREF _Toc243680745 \h </w:instrText>
+            </w:r>
+            <w:r>
+              <w:rPr>
+                <w:noProof/>
+                <w:webHidden/>
+              </w:rPr>
+            </w:r>
+            <w:r>
+              <w:rPr>
+                <w:noProof/>
+                <w:webHidden/>
+              </w:rPr>
+              <w:fldChar w:fldCharType="separate"/>
+            </w:r>
+            <w:r>
+              <w:rPr>
+                <w:noProof/>
+                <w:webHidden/>
+              </w:rPr>
+              <w:t>21</w:t>
+            </w:r>
+            <w:r>
+              <w:rPr>
+                <w:noProof/>
+                <w:webHidden/>
+              </w:rPr>
+              <w:fldChar w:fldCharType="end"/>
+            </w:r>
+          </w:hyperlink>
+        </w:p>
+        <w:p>
+          <w:pPr>
+            <w:pStyle w:val="TOC3"/>
+            <w:tabs>
+              <w:tab w:val="left" w:pos="1440"/>
+              <w:tab w:val="right" w:leader="dot" w:pos="9628"/>
+            </w:tabs>
+            <w:rPr>
+              <w:rFonts w:eastAsiaTheme="minorEastAsia"/>
+              <w:noProof/>
+              <w:kern w:val="2"/>
+              <w:lang w:eastAsia="en-GB"/>
+              <w14:ligatures w14:val="standardContextual"/>
+            </w:rPr>
+          </w:pPr>
+          <w:hyperlink w:anchor="_Toc243680746" w:history="1">
+            <w:r>
+              <w:rPr>
+                <w:rStyle w:val="Hyperlink"/>
+                <w:noProof/>
+              </w:rPr>
+              <w:t>3.2.1</w:t>
+            </w:r>
+            <w:r>
+              <w:rPr>
+                <w:rFonts w:eastAsiaTheme="minorEastAsia"/>
+                <w:noProof/>
+                <w:kern w:val="2"/>
+                <w:lang w:eastAsia="en-GB"/>
+                <w14:ligatures w14:val="standardContextual"/>
+              </w:rPr>
+              <w:tab/>
+            </w:r>
+            <w:r>
+              <w:rPr>
+                <w:rStyle w:val="Hyperlink"/>
+                <w:noProof/>
+              </w:rPr>
+              <w:t>Introduction</w:t>
+            </w:r>
+            <w:r>
+              <w:rPr>
+                <w:noProof/>
+                <w:webHidden/>
+              </w:rPr>
+              <w:tab/>
+            </w:r>
+            <w:r>
+              <w:rPr>
+                <w:noProof/>
+                <w:webHidden/>
+              </w:rPr>
+              <w:fldChar w:fldCharType="begin"/>
+            </w:r>
+            <w:r>
+              <w:rPr>
+                <w:noProof/>
+                <w:webHidden/>
+              </w:rPr>
+              <w:instrText xml:space="preserve"> PAGEREF _Toc243680746 \h </w:instrText>
+            </w:r>
+            <w:r>
+              <w:rPr>
+                <w:noProof/>
+                <w:webHidden/>
+              </w:rPr>
+            </w:r>
+            <w:r>
+              <w:rPr>
+                <w:noProof/>
+                <w:webHidden/>
+              </w:rPr>
+              <w:fldChar w:fldCharType="separate"/>
+            </w:r>
+            <w:r>
+              <w:rPr>
+                <w:noProof/>
+                <w:webHidden/>
+              </w:rPr>
+              <w:t>21</w:t>
+            </w:r>
+            <w:r>
+              <w:rPr>
+                <w:noProof/>
+                <w:webHidden/>
+              </w:rPr>
+              <w:fldChar w:fldCharType="end"/>
+            </w:r>
+          </w:hyperlink>
+        </w:p>
+        <w:p>
+          <w:pPr>
+            <w:pStyle w:val="TOC3"/>
+            <w:tabs>
+              <w:tab w:val="left" w:pos="1440"/>
+              <w:tab w:val="right" w:leader="dot" w:pos="9628"/>
+            </w:tabs>
+            <w:rPr>
+              <w:rFonts w:eastAsiaTheme="minorEastAsia"/>
+              <w:noProof/>
+              <w:kern w:val="2"/>
+              <w:lang w:eastAsia="en-GB"/>
+              <w14:ligatures w14:val="standardContextual"/>
+            </w:rPr>
+          </w:pPr>
+          <w:hyperlink w:anchor="_Toc243680747" w:history="1">
+            <w:r>
+              <w:rPr>
+                <w:rStyle w:val="Hyperlink"/>
+                <w:noProof/>
+              </w:rPr>
+              <w:t>3.2.2</w:t>
+            </w:r>
+            <w:r>
+              <w:rPr>
+                <w:rFonts w:eastAsiaTheme="minorEastAsia"/>
+                <w:noProof/>
+                <w:kern w:val="2"/>
+                <w:lang w:eastAsia="en-GB"/>
+                <w14:ligatures w14:val="standardContextual"/>
+              </w:rPr>
+              <w:tab/>
+            </w:r>
+            <w:r>
+              <w:rPr>
+                <w:rStyle w:val="Hyperlink"/>
+                <w:noProof/>
+              </w:rPr>
+              <w:t>Detail</w:t>
+            </w:r>
+            <w:r>
+              <w:rPr>
+                <w:noProof/>
+                <w:webHidden/>
+              </w:rPr>
+              <w:tab/>
+            </w:r>
+            <w:r>
+              <w:rPr>
+                <w:noProof/>
+                <w:webHidden/>
+              </w:rPr>
+              <w:fldChar w:fldCharType="begin"/>
+            </w:r>
+            <w:r>
+              <w:rPr>
+                <w:noProof/>
+                <w:webHidden/>
+              </w:rPr>
+              <w:instrText xml:space="preserve"> PAGEREF _Toc243680747 \h </w:instrText>
+            </w:r>
+            <w:r>
+              <w:rPr>
+                <w:noProof/>
+                <w:webHidden/>
+              </w:rPr>
+            </w:r>
+            <w:r>
+              <w:rPr>
+                <w:noProof/>
+                <w:webHidden/>
+              </w:rPr>
+              <w:fldChar w:fldCharType="separate"/>
+            </w:r>
+            <w:r>
+              <w:rPr>
+                <w:noProof/>
+                <w:webHidden/>
+              </w:rPr>
+              <w:t>22</w:t>
+            </w:r>
+            <w:r>
+              <w:rPr>
+                <w:noProof/>
+                <w:webHidden/>
+              </w:rPr>
+              <w:fldChar w:fldCharType="end"/>
+            </w:r>
+          </w:hyperlink>
+        </w:p>
+        <w:p>
+          <w:pPr>
+            <w:pStyle w:val="TOC3"/>
+            <w:tabs>
+              <w:tab w:val="left" w:pos="1440"/>
+              <w:tab w:val="right" w:leader="dot" w:pos="9628"/>
+            </w:tabs>
+            <w:rPr>
+              <w:rFonts w:eastAsiaTheme="minorEastAsia"/>
+              <w:noProof/>
+              <w:kern w:val="2"/>
+              <w:lang w:eastAsia="en-GB"/>
+              <w14:ligatures w14:val="standardContextual"/>
+            </w:rPr>
+          </w:pPr>
+          <w:hyperlink w:anchor="_Toc243680748" w:history="1">
+            <w:r>
+              <w:rPr>
+                <w:rStyle w:val="Hyperlink"/>
+                <w:noProof/>
+              </w:rPr>
+              <w:t>3.2.3</w:t>
+            </w:r>
+            <w:r>
+              <w:rPr>
+                <w:rFonts w:eastAsiaTheme="minorEastAsia"/>
+                <w:noProof/>
+                <w:kern w:val="2"/>
+                <w:lang w:eastAsia="en-GB"/>
+                <w14:ligatures w14:val="standardContextual"/>
+              </w:rPr>
+              <w:tab/>
+            </w:r>
+            <w:r>
+              <w:rPr>
+                <w:rStyle w:val="Hyperlink"/>
+                <w:noProof/>
+              </w:rPr>
+              <w:t>More detail</w:t>
+            </w:r>
+            <w:r>
+              <w:rPr>
+                <w:noProof/>
+                <w:webHidden/>
+              </w:rPr>
+              <w:tab/>
+            </w:r>
+            <w:r>
+              <w:rPr>
+                <w:noProof/>
+                <w:webHidden/>
+              </w:rPr>
+              <w:fldChar w:fldCharType="begin"/>
+            </w:r>
+            <w:r>
+              <w:rPr>
+                <w:noProof/>
+                <w:webHidden/>
+              </w:rPr>
+              <w:instrText xml:space="preserve"> PAGEREF _Toc243680748 \h </w:instrText>
+            </w:r>
+            <w:r>
+              <w:rPr>
+                <w:noProof/>
+                <w:webHidden/>
+              </w:rPr>
+            </w:r>
+            <w:r>
+              <w:rPr>
+                <w:noProof/>
+                <w:webHidden/>
+              </w:rPr>
+              <w:fldChar w:fldCharType="separate"/>
+            </w:r>
+            <w:r>
+              <w:rPr>
+                <w:noProof/>
+                <w:webHidden/>
+              </w:rPr>
+              <w:t>22</w:t>
+            </w:r>
+            <w:r>
+              <w:rPr>
+                <w:noProof/>
+                <w:webHidden/>
+              </w:rPr>
+              <w:fldChar w:fldCharType="end"/>
+            </w:r>
+          </w:hyperlink>
+        </w:p>
+        <w:p>
+          <w:pPr>
+            <w:pStyle w:val="TOC3"/>
+            <w:tabs>
+              <w:tab w:val="left" w:pos="1440"/>
+              <w:tab w:val="right" w:leader="dot" w:pos="9628"/>
+            </w:tabs>
+            <w:rPr>
+              <w:rFonts w:eastAsiaTheme="minorEastAsia"/>
+              <w:noProof/>
+              <w:kern w:val="2"/>
+              <w:lang w:eastAsia="en-GB"/>
+              <w14:ligatures w14:val="standardContextual"/>
+            </w:rPr>
+          </w:pPr>
+          <w:hyperlink w:anchor="_Toc243680749" w:history="1">
+            <w:r>
+              <w:rPr>
+                <w:rStyle w:val="Hyperlink"/>
+                <w:noProof/>
+              </w:rPr>
+              <w:t>3.2.4</w:t>
+            </w:r>
+            <w:r>
+              <w:rPr>
+                <w:rFonts w:eastAsiaTheme="minorEastAsia"/>
+                <w:noProof/>
+                <w:kern w:val="2"/>
+                <w:lang w:eastAsia="en-GB"/>
+                <w14:ligatures w14:val="standardContextual"/>
+              </w:rPr>
+              <w:tab/>
+            </w:r>
+            <w:r>
+              <w:rPr>
+                <w:rStyle w:val="Hyperlink"/>
+                <w:noProof/>
+              </w:rPr>
+              <w:t>Summary</w:t>
+            </w:r>
+            <w:r>
+              <w:rPr>
+                <w:noProof/>
+                <w:webHidden/>
+              </w:rPr>
+              <w:tab/>
+            </w:r>
+            <w:r>
+              <w:rPr>
+                <w:noProof/>
+                <w:webHidden/>
+              </w:rPr>
+              <w:fldChar w:fldCharType="begin"/>
+            </w:r>
+            <w:r>
+              <w:rPr>
+                <w:noProof/>
+                <w:webHidden/>
+              </w:rPr>
+              <w:instrText xml:space="preserve"> PAGEREF _Toc243680749 \h </w:instrText>
+            </w:r>
+            <w:r>
+              <w:rPr>
+                <w:noProof/>
+                <w:webHidden/>
+              </w:rPr>
+            </w:r>
+            <w:r>
+              <w:rPr>
+                <w:noProof/>
+                <w:webHidden/>
+              </w:rPr>
+              <w:fldChar w:fldCharType="separate"/>
+            </w:r>
+            <w:r>
+              <w:rPr>
+                <w:noProof/>
+                <w:webHidden/>
+              </w:rPr>
+              <w:t>22</w:t>
+            </w:r>
+            <w:r>
+              <w:rPr>
+                <w:noProof/>
+                <w:webHidden/>
+              </w:rPr>
+              <w:fldChar w:fldCharType="end"/>
+            </w:r>
+          </w:hyperlink>
+        </w:p>
+        <w:p>
+          <w:pPr>
+            <w:pStyle w:val="TOC2"/>
+            <w:tabs>
+              <w:tab w:val="left" w:pos="960"/>
+              <w:tab w:val="right" w:leader="dot" w:pos="9628"/>
+            </w:tabs>
+            <w:rPr>
+              <w:rFonts w:eastAsiaTheme="minorEastAsia"/>
+              <w:noProof/>
+              <w:kern w:val="2"/>
+              <w:lang w:eastAsia="en-GB"/>
+              <w14:ligatures w14:val="standardContextual"/>
+            </w:rPr>
+          </w:pPr>
+          <w:hyperlink w:anchor="_Toc243680750" w:history="1">
+            <w:r>
+              <w:rPr>
+                <w:rStyle w:val="Hyperlink"/>
+                <w:noProof/>
+              </w:rPr>
+              <w:t>3.3</w:t>
+            </w:r>
+            <w:r>
+              <w:rPr>
+                <w:rFonts w:eastAsiaTheme="minorEastAsia"/>
+                <w:noProof/>
+                <w:kern w:val="2"/>
+                <w:lang w:eastAsia="en-GB"/>
+                <w14:ligatures w14:val="standardContextual"/>
+              </w:rPr>
+              <w:tab/>
+            </w:r>
+            <w:r>
+              <w:rPr>
+                <w:rStyle w:val="Hyperlink"/>
+                <w:noProof/>
+              </w:rPr>
+              <w:t>Summary</w:t>
+            </w:r>
+            <w:r>
+              <w:rPr>
+                <w:noProof/>
+                <w:webHidden/>
+              </w:rPr>
+              <w:tab/>
+            </w:r>
+            <w:r>
+              <w:rPr>
+                <w:noProof/>
+                <w:webHidden/>
+              </w:rPr>
+              <w:fldChar w:fldCharType="begin"/>
+            </w:r>
+            <w:r>
+              <w:rPr>
+                <w:noProof/>
+                <w:webHidden/>
+              </w:rPr>
+              <w:instrText xml:space="preserve"> PAGEREF _Toc243680750 \h </w:instrText>
+            </w:r>
+            <w:r>
+              <w:rPr>
+                <w:noProof/>
+                <w:webHidden/>
+              </w:rPr>
+            </w:r>
+            <w:r>
+              <w:rPr>
+                <w:noProof/>
+                <w:webHidden/>
+              </w:rPr>
+              <w:fldChar w:fldCharType="separate"/>
+            </w:r>
+            <w:r>
+              <w:rPr>
+                <w:noProof/>
+                <w:webHidden/>
+              </w:rPr>
+              <w:t>22</w:t>
             </w:r>
             <w:r>
               <w:rPr>
@@ -527,18 +2740,18 @@
             <w:rPr>
               <w:rFonts w:eastAsiaTheme="minorEastAsia"/>
               <w:noProof/>
-              <w:sz w:val="22"/>
-              <w:szCs w:val="22"/>
+              <w:kern w:val="2"/>
               <w:lang w:eastAsia="en-GB"/>
+              <w14:ligatures w14:val="standardContextual"/>
             </w:rPr>
           </w:pPr>
-          <w:hyperlink w:anchor="_Toc111006986" w:history="1">
+          <w:hyperlink w:anchor="_Toc243680751" w:history="1">
             <w:r>
               <w:rPr>
                 <w:rStyle w:val="Hyperlink"/>
                 <w:noProof/>
               </w:rPr>
-              <w:t>Terms and abbreviations</w:t>
+              <w:t xml:space="preserve"> Conclusions and future work</w:t>
             </w:r>
             <w:r>
               <w:rPr>
@@ -559,7 +2772,7 @@
                 <w:noProof/>
                 <w:webHidden/>
               </w:rPr>
-              <w:instrText xml:space="preserve"> PAGEREF _Toc111006986 \h </w:instrText>
+              <w:instrText xml:space="preserve"> PAGEREF _Toc243680751 \h </w:instrText>
             </w:r>
             <w:r>
               <w:rPr>
@@ -579,7 +2792,187 @@
                 <w:noProof/>
                 <w:webHidden/>
               </w:rPr>
-              <w:t>7</w:t>
+              <w:t>23</w:t>
+            </w:r>
+            <w:r>
+              <w:rPr>
+                <w:noProof/>
+                <w:webHidden/>
+              </w:rPr>
+              <w:fldChar w:fldCharType="end"/>
+            </w:r>
+          </w:hyperlink>
+        </w:p>
+        <w:p>
+          <w:pPr>
+            <w:pStyle w:val="TOC2"/>
+            <w:tabs>
+              <w:tab w:val="left" w:pos="960"/>
+              <w:tab w:val="right" w:leader="dot" w:pos="9628"/>
+            </w:tabs>
+            <w:rPr>
+              <w:rFonts w:eastAsiaTheme="minorEastAsia"/>
+              <w:noProof/>
+              <w:kern w:val="2"/>
+              <w:lang w:eastAsia="en-GB"/>
+              <w14:ligatures w14:val="standardContextual"/>
+            </w:rPr>
+          </w:pPr>
+          <w:hyperlink w:anchor="_Toc243680752" w:history="1">
+            <w:r>
+              <w:rPr>
+                <w:rStyle w:val="Hyperlink"/>
+                <w:noProof/>
+              </w:rPr>
+              <w:t>4.1</w:t>
+            </w:r>
+            <w:r>
+              <w:rPr>
+                <w:rFonts w:eastAsiaTheme="minorEastAsia"/>
+                <w:noProof/>
+                <w:kern w:val="2"/>
+                <w:lang w:eastAsia="en-GB"/>
+                <w14:ligatures w14:val="standardContextual"/>
+              </w:rPr>
+              <w:tab/>
+            </w:r>
+            <w:r>
+              <w:rPr>
+                <w:rStyle w:val="Hyperlink"/>
+                <w:noProof/>
+              </w:rPr>
+              <w:t>Conclusions</w:t>
+            </w:r>
+            <w:r>
+              <w:rPr>
+                <w:noProof/>
+                <w:webHidden/>
+              </w:rPr>
+              <w:tab/>
+            </w:r>
+            <w:r>
+              <w:rPr>
+                <w:noProof/>
+                <w:webHidden/>
+              </w:rPr>
+              <w:fldChar w:fldCharType="begin"/>
+            </w:r>
+            <w:r>
+              <w:rPr>
+                <w:noProof/>
+                <w:webHidden/>
+              </w:rPr>
+              <w:instrText xml:space="preserve"> PAGEREF _Toc243680752 \h </w:instrText>
+            </w:r>
+            <w:r>
+              <w:rPr>
+                <w:noProof/>
+                <w:webHidden/>
+              </w:rPr>
+            </w:r>
+            <w:r>
+              <w:rPr>
+                <w:noProof/>
+                <w:webHidden/>
+              </w:rPr>
+              <w:fldChar w:fldCharType="separate"/>
+            </w:r>
+            <w:r>
+              <w:rPr>
+                <w:noProof/>
+                <w:webHidden/>
+              </w:rPr>
+              <w:t>23</w:t>
+            </w:r>
+            <w:r>
+              <w:rPr>
+                <w:noProof/>
+                <w:webHidden/>
+              </w:rPr>
+              <w:fldChar w:fldCharType="end"/>
+            </w:r>
+          </w:hyperlink>
+        </w:p>
+        <w:p>
+          <w:pPr>
+            <w:pStyle w:val="TOC2"/>
+            <w:tabs>
+              <w:tab w:val="left" w:pos="960"/>
+              <w:tab w:val="right" w:leader="dot" w:pos="9628"/>
+            </w:tabs>
+            <w:rPr>
+              <w:rFonts w:eastAsiaTheme="minorEastAsia"/>
+              <w:noProof/>
+              <w:kern w:val="2"/>
+              <w:lang w:eastAsia="en-GB"/>
+              <w14:ligatures w14:val="standardContextual"/>
+            </w:rPr>
+          </w:pPr>
+          <w:hyperlink w:anchor="_Toc243680753" w:history="1">
+            <w:r>
+              <w:rPr>
+                <w:rStyle w:val="Hyperlink"/>
+                <w:noProof/>
+              </w:rPr>
+              <w:t>4.2</w:t>
+            </w:r>
+            <w:r>
+              <w:rPr>
+                <w:rFonts w:eastAsiaTheme="minorEastAsia"/>
+                <w:noProof/>
+                <w:kern w:val="2"/>
+                <w:lang w:eastAsia="en-GB"/>
+                <w14:ligatures w14:val="standardContextual"/>
+              </w:rPr>
+              <w:tab/>
+            </w:r>
+            <w:r>
+              <w:rPr>
+                <w:rStyle w:val="Hyperlink"/>
+                <w:noProof/>
+              </w:rPr>
+              <w:t>Future work</w:t>
+            </w:r>
+            <w:r>
+              <w:rPr>
+                <w:noProof/>
+                <w:webHidden/>
+              </w:rPr>
+              <w:tab/>
+            </w:r>
+            <w:r>
+              <w:rPr>
+                <w:noProof/>
+                <w:webHidden/>
+              </w:rPr>
+              <w:fldChar w:fldCharType="begin"/>
+            </w:r>
+            <w:r>
+              <w:rPr>
+                <w:noProof/>
+                <w:webHidden/>
+              </w:rPr>
+              <w:instrText xml:space="preserve"> PAGEREF _Toc243680753 \h </w:instrText>
+            </w:r>
+            <w:r>
+              <w:rPr>
+                <w:noProof/>
+                <w:webHidden/>
+              </w:rPr>
+            </w:r>
+            <w:r>
+              <w:rPr>
+                <w:noProof/>
+                <w:webHidden/>
+              </w:rPr>
+              <w:fldChar w:fldCharType="separate"/>
+            </w:r>
+            <w:r>
+              <w:rPr>
+                <w:noProof/>
+                <w:webHidden/>
+              </w:rPr>
+              <w:t>23</w:t>
             </w:r>
             <w:r>
               <w:rPr>
@@ -599,18 +2992,18 @@
             <w:rPr>
               <w:rFonts w:eastAsiaTheme="minorEastAsia"/>
               <w:noProof/>
-              <w:sz w:val="22"/>
-              <w:szCs w:val="22"/>
+              <w:kern w:val="2"/>
               <w:lang w:eastAsia="en-GB"/>
+              <w14:ligatures w14:val="standardContextual"/>
             </w:rPr>
           </w:pPr>
-          <w:hyperlink w:anchor="_Toc111006987" w:history="1">
+          <w:hyperlink w:anchor="_Toc243680754" w:history="1">
             <w:r>
               <w:rPr>
                 <w:rStyle w:val="Hyperlink"/>
                 <w:noProof/>
               </w:rPr>
-              <w:t>Abstract</w:t>
+              <w:t>References</w:t>
             </w:r>
             <w:r>
               <w:rPr>
@@ -631,7 +3024,7 @@
                 <w:noProof/>
                 <w:webHidden/>
               </w:rPr>
-              <w:instrText xml:space="preserve"> PAGEREF _Toc111006987 \h </w:instrText>
+              <w:instrText xml:space="preserve"> PAGEREF _Toc243680754 \h </w:instrText>
             </w:r>
             <w:r>
               <w:rPr>
@@ -651,7 +3044,7 @@
                 <w:noProof/>
                 <w:webHidden/>
               </w:rPr>
-              <w:t>8</w:t>
+              <w:t>24</w:t>
             </w:r>
             <w:r>
               <w:rPr>
@@ -671,19 +3064,18 @@
             <w:rPr>
               <w:rFonts w:eastAsiaTheme="minorEastAsia"/>
               <w:noProof/>
-              <w:sz w:val="22"/>
-              <w:szCs w:val="22"/>
+              <w:kern w:val="2"/>
               <w:lang w:eastAsia="en-GB"/>
+              <w14:ligatures w14:val="standardContextual"/>
             </w:rPr>
           </w:pPr>
-          <w:hyperlink w:anchor="_Toc111006988" w:history="1">
+          <w:hyperlink w:anchor="_Toc243680755" w:history="1">
             <w:r>
               <w:rPr>
                 <w:rStyle w:val="Hyperlink"/>
                 <w:noProof/>
-                <w:lang w:val="fr-FR"/>
-              </w:rPr>
-              <w:t>Lay abstract</w:t>
+              </w:rPr>
+              <w:t>Appendices</w:t>
             </w:r>
             <w:r>
               <w:rPr>
@@ -704,7 +3096,7 @@
                 <w:noProof/>
                 <w:webHidden/>
               </w:rPr>
-              <w:instrText xml:space="preserve"> PAGEREF _Toc111006988 \h </w:instrText>
+              <w:instrText xml:space="preserve"> PAGEREF _Toc243680755 \h </w:instrText>
             </w:r>
             <w:r>
               <w:rPr>
@@ -724,7 +3116,7 @@
                 <w:noProof/>
                 <w:webHidden/>
               </w:rPr>
-              <w:t>9</w:t>
+              <w:t>25</w:t>
             </w:r>
             <w:r>
               <w:rPr>
@@ -744,18 +3136,18 @@
             <w:rPr>
               <w:rFonts w:eastAsiaTheme="minorEastAsia"/>
               <w:noProof/>
-              <w:sz w:val="22"/>
-              <w:szCs w:val="22"/>
+              <w:kern w:val="2"/>
               <w:lang w:eastAsia="en-GB"/>
+              <w14:ligatures w14:val="standardContextual"/>
             </w:rPr>
           </w:pPr>
-          <w:hyperlink w:anchor="_Toc111006989" w:history="1">
+          <w:hyperlink w:anchor="_Toc243680756" w:history="1">
             <w:r>
               <w:rPr>
                 <w:rStyle w:val="Hyperlink"/>
                 <w:noProof/>
               </w:rPr>
-              <w:t>Declaration of originality</w:t>
+              <w:t>Appendix A</w:t>
             </w:r>
             <w:r>
               <w:rPr>
@@ -776,7 +3168,7 @@
                 <w:noProof/>
                 <w:webHidden/>
               </w:rPr>
-              <w:instrText xml:space="preserve"> PAGEREF _Toc111006989 \h </w:instrText>
+              <w:instrText xml:space="preserve"> PAGEREF _Toc243680756 \h </w:instrText>
             </w:r>
             <w:r>
               <w:rPr>
@@ -796,7 +3188,7 @@
                 <w:noProof/>
                 <w:webHidden/>
               </w:rPr>
-              <w:t>10</w:t>
+              <w:t>26</w:t>
             </w:r>
             <w:r>
               <w:rPr>
@@ -816,18 +3208,18 @@
             <w:rPr>
               <w:rFonts w:eastAsiaTheme="minorEastAsia"/>
               <w:noProof/>
-              <w:sz w:val="22"/>
-              <w:szCs w:val="22"/>
+              <w:kern w:val="2"/>
               <w:lang w:eastAsia="en-GB"/>
+              <w14:ligatures w14:val="standardContextual"/>
             </w:rPr>
           </w:pPr>
-          <w:hyperlink w:anchor="_Toc111006990" w:history="1">
+          <w:hyperlink w:anchor="_Toc243680757" w:history="1">
             <w:r>
               <w:rPr>
                 <w:rStyle w:val="Hyperlink"/>
                 <w:noProof/>
               </w:rPr>
-              <w:t>Intellectual property statement</w:t>
+              <w:t>Appendix B</w:t>
             </w:r>
             <w:r>
               <w:rPr>
@@ -848,7 +3240,7 @@
                 <w:noProof/>
                 <w:webHidden/>
               </w:rPr>
-              <w:instrText xml:space="preserve"> PAGEREF _Toc111006990 \h </w:instrText>
+              <w:instrText xml:space="preserve"> PAGEREF _Toc243680757 \h </w:instrText>
             </w:r>
             <w:r>
               <w:rPr>
@@ -868,7 +3260,7 @@
                 <w:noProof/>
                 <w:webHidden/>
               </w:rPr>
-              <w:t>11</w:t>
+              <w:t>27</w:t>
             </w:r>
             <w:r>
               <w:rPr>
@@ -885,2346 +3277,8 @@
             <w:tabs>
               <w:tab w:val="right" w:leader="dot" w:pos="9628"/>
             </w:tabs>
-            <w:rPr>
-              <w:rFonts w:eastAsiaTheme="minorEastAsia"/>
-              <w:noProof/>
-              <w:sz w:val="22"/>
-              <w:szCs w:val="22"/>
-              <w:lang w:eastAsia="en-GB"/>
-            </w:rPr>
           </w:pPr>
-          <w:hyperlink w:anchor="_Toc111006991" w:history="1">
-            <w:r>
-              <w:rPr>
-                <w:rStyle w:val="Hyperlink"/>
-                <w:noProof/>
-              </w:rPr>
-              <w:t>Acknowledgements</w:t>
-            </w:r>
-            <w:r>
-              <w:rPr>
-                <w:noProof/>
-                <w:webHidden/>
-              </w:rPr>
-              <w:tab/>
-            </w:r>
-            <w:r>
-              <w:rPr>
-                <w:noProof/>
-                <w:webHidden/>
-              </w:rPr>
-              <w:fldChar w:fldCharType="begin"/>
-            </w:r>
-            <w:r>
-              <w:rPr>
-                <w:noProof/>
-                <w:webHidden/>
-              </w:rPr>
-              <w:instrText xml:space="preserve"> PAGEREF _Toc111006991 \h </w:instrText>
-            </w:r>
-            <w:r>
-              <w:rPr>
-                <w:noProof/>
-                <w:webHidden/>
-              </w:rPr>
-            </w:r>
-            <w:r>
-              <w:rPr>
-                <w:noProof/>
-                <w:webHidden/>
-              </w:rPr>
-              <w:fldChar w:fldCharType="separate"/>
-            </w:r>
-            <w:r>
-              <w:rPr>
-                <w:noProof/>
-                <w:webHidden/>
-              </w:rPr>
-              <w:t>12</w:t>
-            </w:r>
-            <w:r>
-              <w:rPr>
-                <w:noProof/>
-                <w:webHidden/>
-              </w:rPr>
-              <w:fldChar w:fldCharType="end"/>
-            </w:r>
-          </w:hyperlink>
-        </w:p>
-        <w:p>
-          <w:pPr>
-            <w:pStyle w:val="TOC1"/>
-            <w:tabs>
-              <w:tab w:val="left" w:pos="440"/>
-              <w:tab w:val="right" w:leader="dot" w:pos="9628"/>
-            </w:tabs>
-            <w:rPr>
-              <w:rFonts w:eastAsiaTheme="minorEastAsia"/>
-              <w:noProof/>
-              <w:sz w:val="22"/>
-              <w:szCs w:val="22"/>
-              <w:lang w:eastAsia="en-GB"/>
-            </w:rPr>
-          </w:pPr>
-          <w:hyperlink w:anchor="_Toc111006992" w:history="1">
-            <w:r>
-              <w:rPr>
-                <w:rStyle w:val="Hyperlink"/>
-                <w:noProof/>
-              </w:rPr>
-              <w:t>1</w:t>
-            </w:r>
-            <w:r>
-              <w:rPr>
-                <w:rFonts w:eastAsiaTheme="minorEastAsia"/>
-                <w:noProof/>
-                <w:sz w:val="22"/>
-                <w:szCs w:val="22"/>
-                <w:lang w:eastAsia="en-GB"/>
-              </w:rPr>
-              <w:tab/>
-            </w:r>
-            <w:r>
-              <w:rPr>
-                <w:rStyle w:val="Hyperlink"/>
-                <w:noProof/>
-              </w:rPr>
-              <w:t>Introduction</w:t>
-            </w:r>
-            <w:r>
-              <w:rPr>
-                <w:noProof/>
-                <w:webHidden/>
-              </w:rPr>
-              <w:tab/>
-            </w:r>
-            <w:r>
-              <w:rPr>
-                <w:noProof/>
-                <w:webHidden/>
-              </w:rPr>
-              <w:fldChar w:fldCharType="begin"/>
-            </w:r>
-            <w:r>
-              <w:rPr>
-                <w:noProof/>
-                <w:webHidden/>
-              </w:rPr>
-              <w:instrText xml:space="preserve"> PAGEREF _Toc111006992 \h </w:instrText>
-            </w:r>
-            <w:r>
-              <w:rPr>
-                <w:noProof/>
-                <w:webHidden/>
-              </w:rPr>
-            </w:r>
-            <w:r>
-              <w:rPr>
-                <w:noProof/>
-                <w:webHidden/>
-              </w:rPr>
-              <w:fldChar w:fldCharType="separate"/>
-            </w:r>
-            <w:r>
-              <w:rPr>
-                <w:noProof/>
-                <w:webHidden/>
-              </w:rPr>
-              <w:t>13</w:t>
-            </w:r>
-            <w:r>
-              <w:rPr>
-                <w:noProof/>
-                <w:webHidden/>
-              </w:rPr>
-              <w:fldChar w:fldCharType="end"/>
-            </w:r>
-          </w:hyperlink>
-        </w:p>
-        <w:p>
-          <w:pPr>
-            <w:pStyle w:val="TOC2"/>
-            <w:tabs>
-              <w:tab w:val="left" w:pos="880"/>
-              <w:tab w:val="right" w:leader="dot" w:pos="9628"/>
-            </w:tabs>
-            <w:rPr>
-              <w:rFonts w:eastAsiaTheme="minorEastAsia"/>
-              <w:noProof/>
-              <w:sz w:val="22"/>
-              <w:szCs w:val="22"/>
-              <w:lang w:eastAsia="en-GB"/>
-            </w:rPr>
-          </w:pPr>
-          <w:hyperlink w:anchor="_Toc111006993" w:history="1">
-            <w:r>
-              <w:rPr>
-                <w:rStyle w:val="Hyperlink"/>
-                <w:noProof/>
-              </w:rPr>
-              <w:t>1.1</w:t>
-            </w:r>
-            <w:r>
-              <w:rPr>
-                <w:rFonts w:eastAsiaTheme="minorEastAsia"/>
-                <w:noProof/>
-                <w:sz w:val="22"/>
-                <w:szCs w:val="22"/>
-                <w:lang w:eastAsia="en-GB"/>
-              </w:rPr>
-              <w:tab/>
-            </w:r>
-            <w:r>
-              <w:rPr>
-                <w:rStyle w:val="Hyperlink"/>
-                <w:noProof/>
-              </w:rPr>
-              <w:t>Background and motivation</w:t>
-            </w:r>
-            <w:r>
-              <w:rPr>
-                <w:noProof/>
-                <w:webHidden/>
-              </w:rPr>
-              <w:tab/>
-            </w:r>
-            <w:r>
-              <w:rPr>
-                <w:noProof/>
-                <w:webHidden/>
-              </w:rPr>
-              <w:fldChar w:fldCharType="begin"/>
-            </w:r>
-            <w:r>
-              <w:rPr>
-                <w:noProof/>
-                <w:webHidden/>
-              </w:rPr>
-              <w:instrText xml:space="preserve"> PAGEREF _Toc111006993 \h </w:instrText>
-            </w:r>
-            <w:r>
-              <w:rPr>
-                <w:noProof/>
-                <w:webHidden/>
-              </w:rPr>
-            </w:r>
-            <w:r>
-              <w:rPr>
-                <w:noProof/>
-                <w:webHidden/>
-              </w:rPr>
-              <w:fldChar w:fldCharType="separate"/>
-            </w:r>
-            <w:r>
-              <w:rPr>
-                <w:noProof/>
-                <w:webHidden/>
-              </w:rPr>
-              <w:t>13</w:t>
-            </w:r>
-            <w:r>
-              <w:rPr>
-                <w:noProof/>
-                <w:webHidden/>
-              </w:rPr>
-              <w:fldChar w:fldCharType="end"/>
-            </w:r>
-          </w:hyperlink>
-        </w:p>
-        <w:p>
-          <w:pPr>
-            <w:pStyle w:val="TOC2"/>
-            <w:tabs>
-              <w:tab w:val="left" w:pos="880"/>
-              <w:tab w:val="right" w:leader="dot" w:pos="9628"/>
-            </w:tabs>
-            <w:rPr>
-              <w:rFonts w:eastAsiaTheme="minorEastAsia"/>
-              <w:noProof/>
-              <w:sz w:val="22"/>
-              <w:szCs w:val="22"/>
-              <w:lang w:eastAsia="en-GB"/>
-            </w:rPr>
-          </w:pPr>
-          <w:hyperlink w:anchor="_Toc111006994" w:history="1">
-            <w:r>
-              <w:rPr>
-                <w:rStyle w:val="Hyperlink"/>
-                <w:noProof/>
-              </w:rPr>
-              <w:t>1.2</w:t>
-            </w:r>
-            <w:r>
-              <w:rPr>
-                <w:rFonts w:eastAsiaTheme="minorEastAsia"/>
-                <w:noProof/>
-                <w:sz w:val="22"/>
-                <w:szCs w:val="22"/>
-                <w:lang w:eastAsia="en-GB"/>
-              </w:rPr>
-              <w:tab/>
-            </w:r>
-            <w:r>
-              <w:rPr>
-                <w:rStyle w:val="Hyperlink"/>
-                <w:noProof/>
-              </w:rPr>
-              <w:t>Aims and objectives</w:t>
-            </w:r>
-            <w:r>
-              <w:rPr>
-                <w:noProof/>
-                <w:webHidden/>
-              </w:rPr>
-              <w:tab/>
-            </w:r>
-            <w:r>
-              <w:rPr>
-                <w:noProof/>
-                <w:webHidden/>
-              </w:rPr>
-              <w:fldChar w:fldCharType="begin"/>
-            </w:r>
-            <w:r>
-              <w:rPr>
-                <w:noProof/>
-                <w:webHidden/>
-              </w:rPr>
-              <w:instrText xml:space="preserve"> PAGEREF _Toc111006994 \h </w:instrText>
-            </w:r>
-            <w:r>
-              <w:rPr>
-                <w:noProof/>
-                <w:webHidden/>
-              </w:rPr>
-            </w:r>
-            <w:r>
-              <w:rPr>
-                <w:noProof/>
-                <w:webHidden/>
-              </w:rPr>
-              <w:fldChar w:fldCharType="separate"/>
-            </w:r>
-            <w:r>
-              <w:rPr>
-                <w:noProof/>
-                <w:webHidden/>
-              </w:rPr>
-              <w:t>13</w:t>
-            </w:r>
-            <w:r>
-              <w:rPr>
-                <w:noProof/>
-                <w:webHidden/>
-              </w:rPr>
-              <w:fldChar w:fldCharType="end"/>
-            </w:r>
-          </w:hyperlink>
-        </w:p>
-        <w:p>
-          <w:pPr>
-            <w:pStyle w:val="TOC2"/>
-            <w:tabs>
-              <w:tab w:val="left" w:pos="880"/>
-              <w:tab w:val="right" w:leader="dot" w:pos="9628"/>
-            </w:tabs>
-            <w:rPr>
-              <w:rFonts w:eastAsiaTheme="minorEastAsia"/>
-              <w:noProof/>
-              <w:sz w:val="22"/>
-              <w:szCs w:val="22"/>
-              <w:lang w:eastAsia="en-GB"/>
-            </w:rPr>
-          </w:pPr>
-          <w:hyperlink w:anchor="_Toc111006995" w:history="1">
-            <w:r>
-              <w:rPr>
-                <w:rStyle w:val="Hyperlink"/>
-                <w:noProof/>
-              </w:rPr>
-              <w:t>1.3</w:t>
-            </w:r>
-            <w:r>
-              <w:rPr>
-                <w:rFonts w:eastAsiaTheme="minorEastAsia"/>
-                <w:noProof/>
-                <w:sz w:val="22"/>
-                <w:szCs w:val="22"/>
-                <w:lang w:eastAsia="en-GB"/>
-              </w:rPr>
-              <w:tab/>
-            </w:r>
-            <w:r>
-              <w:rPr>
-                <w:rStyle w:val="Hyperlink"/>
-                <w:noProof/>
-              </w:rPr>
-              <w:t>Report structure</w:t>
-            </w:r>
-            <w:r>
-              <w:rPr>
-                <w:noProof/>
-                <w:webHidden/>
-              </w:rPr>
-              <w:tab/>
-            </w:r>
-            <w:r>
-              <w:rPr>
-                <w:noProof/>
-                <w:webHidden/>
-              </w:rPr>
-              <w:fldChar w:fldCharType="begin"/>
-            </w:r>
-            <w:r>
-              <w:rPr>
-                <w:noProof/>
-                <w:webHidden/>
-              </w:rPr>
-              <w:instrText xml:space="preserve"> PAGEREF _Toc111006995 \h </w:instrText>
-            </w:r>
-            <w:r>
-              <w:rPr>
-                <w:noProof/>
-                <w:webHidden/>
-              </w:rPr>
-            </w:r>
-            <w:r>
-              <w:rPr>
-                <w:noProof/>
-                <w:webHidden/>
-              </w:rPr>
-              <w:fldChar w:fldCharType="separate"/>
-            </w:r>
-            <w:r>
-              <w:rPr>
-                <w:noProof/>
-                <w:webHidden/>
-              </w:rPr>
-              <w:t>14</w:t>
-            </w:r>
-            <w:r>
-              <w:rPr>
-                <w:noProof/>
-                <w:webHidden/>
-              </w:rPr>
-              <w:fldChar w:fldCharType="end"/>
-            </w:r>
-          </w:hyperlink>
-        </w:p>
-        <w:p>
-          <w:pPr>
-            <w:pStyle w:val="TOC1"/>
-            <w:tabs>
-              <w:tab w:val="left" w:pos="440"/>
-              <w:tab w:val="right" w:leader="dot" w:pos="9628"/>
-            </w:tabs>
-            <w:rPr>
-              <w:rFonts w:eastAsiaTheme="minorEastAsia"/>
-              <w:noProof/>
-              <w:sz w:val="22"/>
-              <w:szCs w:val="22"/>
-              <w:lang w:eastAsia="en-GB"/>
-            </w:rPr>
-          </w:pPr>
-          <w:hyperlink w:anchor="_Toc111006996" w:history="1">
-            <w:r>
-              <w:rPr>
-                <w:rStyle w:val="Hyperlink"/>
-                <w:noProof/>
-              </w:rPr>
-              <w:t>2</w:t>
-            </w:r>
-            <w:r>
-              <w:rPr>
-                <w:rFonts w:eastAsiaTheme="minorEastAsia"/>
-                <w:noProof/>
-                <w:sz w:val="22"/>
-                <w:szCs w:val="22"/>
-                <w:lang w:eastAsia="en-GB"/>
-              </w:rPr>
-              <w:tab/>
-            </w:r>
-            <w:r>
-              <w:rPr>
-                <w:rStyle w:val="Hyperlink"/>
-                <w:noProof/>
-              </w:rPr>
-              <w:t>Literature review</w:t>
-            </w:r>
-            <w:r>
-              <w:rPr>
-                <w:noProof/>
-                <w:webHidden/>
-              </w:rPr>
-              <w:tab/>
-            </w:r>
-            <w:r>
-              <w:rPr>
-                <w:noProof/>
-                <w:webHidden/>
-              </w:rPr>
-              <w:fldChar w:fldCharType="begin"/>
-            </w:r>
-            <w:r>
-              <w:rPr>
-                <w:noProof/>
-                <w:webHidden/>
-              </w:rPr>
-              <w:instrText xml:space="preserve"> PAGEREF _Toc111006996 \h </w:instrText>
-            </w:r>
-            <w:r>
-              <w:rPr>
-                <w:noProof/>
-                <w:webHidden/>
-              </w:rPr>
-            </w:r>
-            <w:r>
-              <w:rPr>
-                <w:noProof/>
-                <w:webHidden/>
-              </w:rPr>
-              <w:fldChar w:fldCharType="separate"/>
-            </w:r>
-            <w:r>
-              <w:rPr>
-                <w:noProof/>
-                <w:webHidden/>
-              </w:rPr>
-              <w:t>16</w:t>
-            </w:r>
-            <w:r>
-              <w:rPr>
-                <w:noProof/>
-                <w:webHidden/>
-              </w:rPr>
-              <w:fldChar w:fldCharType="end"/>
-            </w:r>
-          </w:hyperlink>
-        </w:p>
-        <w:p>
-          <w:pPr>
-            <w:pStyle w:val="TOC2"/>
-            <w:tabs>
-              <w:tab w:val="left" w:pos="880"/>
-              <w:tab w:val="right" w:leader="dot" w:pos="9628"/>
-            </w:tabs>
-            <w:rPr>
-              <w:rFonts w:eastAsiaTheme="minorEastAsia"/>
-              <w:noProof/>
-              <w:sz w:val="22"/>
-              <w:szCs w:val="22"/>
-              <w:lang w:eastAsia="en-GB"/>
-            </w:rPr>
-          </w:pPr>
-          <w:hyperlink w:anchor="_Toc111006997" w:history="1">
-            <w:r>
-              <w:rPr>
-                <w:rStyle w:val="Hyperlink"/>
-                <w:noProof/>
-              </w:rPr>
-              <w:t>2.1</w:t>
-            </w:r>
-            <w:r>
-              <w:rPr>
-                <w:rFonts w:eastAsiaTheme="minorEastAsia"/>
-                <w:noProof/>
-                <w:sz w:val="22"/>
-                <w:szCs w:val="22"/>
-                <w:lang w:eastAsia="en-GB"/>
-              </w:rPr>
-              <w:tab/>
-            </w:r>
-            <w:r>
-              <w:rPr>
-                <w:rStyle w:val="Hyperlink"/>
-                <w:noProof/>
-              </w:rPr>
-              <w:t>Introduction</w:t>
-            </w:r>
-            <w:r>
-              <w:rPr>
-                <w:noProof/>
-                <w:webHidden/>
-              </w:rPr>
-              <w:tab/>
-            </w:r>
-            <w:r>
-              <w:rPr>
-                <w:noProof/>
-                <w:webHidden/>
-              </w:rPr>
-              <w:fldChar w:fldCharType="begin"/>
-            </w:r>
-            <w:r>
-              <w:rPr>
-                <w:noProof/>
-                <w:webHidden/>
-              </w:rPr>
-              <w:instrText xml:space="preserve"> PAGEREF _Toc111006997 \h </w:instrText>
-            </w:r>
-            <w:r>
-              <w:rPr>
-                <w:noProof/>
-                <w:webHidden/>
-              </w:rPr>
-            </w:r>
-            <w:r>
-              <w:rPr>
-                <w:noProof/>
-                <w:webHidden/>
-              </w:rPr>
-              <w:fldChar w:fldCharType="separate"/>
-            </w:r>
-            <w:r>
-              <w:rPr>
-                <w:noProof/>
-                <w:webHidden/>
-              </w:rPr>
-              <w:t>16</w:t>
-            </w:r>
-            <w:r>
-              <w:rPr>
-                <w:noProof/>
-                <w:webHidden/>
-              </w:rPr>
-              <w:fldChar w:fldCharType="end"/>
-            </w:r>
-          </w:hyperlink>
-        </w:p>
-        <w:p>
-          <w:pPr>
-            <w:pStyle w:val="TOC2"/>
-            <w:tabs>
-              <w:tab w:val="left" w:pos="880"/>
-              <w:tab w:val="right" w:leader="dot" w:pos="9628"/>
-            </w:tabs>
-            <w:rPr>
-              <w:rFonts w:eastAsiaTheme="minorEastAsia"/>
-              <w:noProof/>
-              <w:sz w:val="22"/>
-              <w:szCs w:val="22"/>
-              <w:lang w:eastAsia="en-GB"/>
-            </w:rPr>
-          </w:pPr>
-          <w:hyperlink w:anchor="_Toc111006998" w:history="1">
-            <w:r>
-              <w:rPr>
-                <w:rStyle w:val="Hyperlink"/>
-                <w:noProof/>
-              </w:rPr>
-              <w:t>2.2</w:t>
-            </w:r>
-            <w:r>
-              <w:rPr>
-                <w:rFonts w:eastAsiaTheme="minorEastAsia"/>
-                <w:noProof/>
-                <w:sz w:val="22"/>
-                <w:szCs w:val="22"/>
-                <w:lang w:eastAsia="en-GB"/>
-              </w:rPr>
-              <w:tab/>
-            </w:r>
-            <w:r>
-              <w:rPr>
-                <w:rStyle w:val="Hyperlink"/>
-                <w:noProof/>
-              </w:rPr>
-              <w:t>Detail</w:t>
-            </w:r>
-            <w:r>
-              <w:rPr>
-                <w:noProof/>
-                <w:webHidden/>
-              </w:rPr>
-              <w:tab/>
-            </w:r>
-            <w:r>
-              <w:rPr>
-                <w:noProof/>
-                <w:webHidden/>
-              </w:rPr>
-              <w:fldChar w:fldCharType="begin"/>
-            </w:r>
-            <w:r>
-              <w:rPr>
-                <w:noProof/>
-                <w:webHidden/>
-              </w:rPr>
-              <w:instrText xml:space="preserve"> PAGEREF _Toc111006998 \h </w:instrText>
-            </w:r>
-            <w:r>
-              <w:rPr>
-                <w:noProof/>
-                <w:webHidden/>
-              </w:rPr>
-            </w:r>
-            <w:r>
-              <w:rPr>
-                <w:noProof/>
-                <w:webHidden/>
-              </w:rPr>
-              <w:fldChar w:fldCharType="separate"/>
-            </w:r>
-            <w:r>
-              <w:rPr>
-                <w:noProof/>
-                <w:webHidden/>
-              </w:rPr>
-              <w:t>16</w:t>
-            </w:r>
-            <w:r>
-              <w:rPr>
-                <w:noProof/>
-                <w:webHidden/>
-              </w:rPr>
-              <w:fldChar w:fldCharType="end"/>
-            </w:r>
-          </w:hyperlink>
-        </w:p>
-        <w:p>
-          <w:pPr>
-            <w:pStyle w:val="TOC2"/>
-            <w:tabs>
-              <w:tab w:val="left" w:pos="880"/>
-              <w:tab w:val="right" w:leader="dot" w:pos="9628"/>
-            </w:tabs>
-            <w:rPr>
-              <w:rFonts w:eastAsiaTheme="minorEastAsia"/>
-              <w:noProof/>
-              <w:sz w:val="22"/>
-              <w:szCs w:val="22"/>
-              <w:lang w:eastAsia="en-GB"/>
-            </w:rPr>
-          </w:pPr>
-          <w:hyperlink w:anchor="_Toc111006999" w:history="1">
-            <w:r>
-              <w:rPr>
-                <w:rStyle w:val="Hyperlink"/>
-                <w:noProof/>
-              </w:rPr>
-              <w:t>2.3</w:t>
-            </w:r>
-            <w:r>
-              <w:rPr>
-                <w:rFonts w:eastAsiaTheme="minorEastAsia"/>
-                <w:noProof/>
-                <w:sz w:val="22"/>
-                <w:szCs w:val="22"/>
-                <w:lang w:eastAsia="en-GB"/>
-              </w:rPr>
-              <w:tab/>
-            </w:r>
-            <w:r>
-              <w:rPr>
-                <w:rStyle w:val="Hyperlink"/>
-                <w:noProof/>
-              </w:rPr>
-              <w:t>More detail</w:t>
-            </w:r>
-            <w:r>
-              <w:rPr>
-                <w:noProof/>
-                <w:webHidden/>
-              </w:rPr>
-              <w:tab/>
-            </w:r>
-            <w:r>
-              <w:rPr>
-                <w:noProof/>
-                <w:webHidden/>
-              </w:rPr>
-              <w:fldChar w:fldCharType="begin"/>
-            </w:r>
-            <w:r>
-              <w:rPr>
-                <w:noProof/>
-                <w:webHidden/>
-              </w:rPr>
-              <w:instrText xml:space="preserve"> PAGEREF _Toc111006999 \h </w:instrText>
-            </w:r>
-            <w:r>
-              <w:rPr>
-                <w:noProof/>
-                <w:webHidden/>
-              </w:rPr>
-            </w:r>
-            <w:r>
-              <w:rPr>
-                <w:noProof/>
-                <w:webHidden/>
-              </w:rPr>
-              <w:fldChar w:fldCharType="separate"/>
-            </w:r>
-            <w:r>
-              <w:rPr>
-                <w:noProof/>
-                <w:webHidden/>
-              </w:rPr>
-              <w:t>17</w:t>
-            </w:r>
-            <w:r>
-              <w:rPr>
-                <w:noProof/>
-                <w:webHidden/>
-              </w:rPr>
-              <w:fldChar w:fldCharType="end"/>
-            </w:r>
-          </w:hyperlink>
-        </w:p>
-        <w:p>
-          <w:pPr>
-            <w:pStyle w:val="TOC2"/>
-            <w:tabs>
-              <w:tab w:val="left" w:pos="880"/>
-              <w:tab w:val="right" w:leader="dot" w:pos="9628"/>
-            </w:tabs>
-            <w:rPr>
-              <w:rFonts w:eastAsiaTheme="minorEastAsia"/>
-              <w:noProof/>
-              <w:sz w:val="22"/>
-              <w:szCs w:val="22"/>
-              <w:lang w:eastAsia="en-GB"/>
-            </w:rPr>
-          </w:pPr>
-          <w:hyperlink w:anchor="_Toc111007000" w:history="1">
-            <w:r>
-              <w:rPr>
-                <w:rStyle w:val="Hyperlink"/>
-                <w:noProof/>
-              </w:rPr>
-              <w:t>2.4</w:t>
-            </w:r>
-            <w:r>
-              <w:rPr>
-                <w:rFonts w:eastAsiaTheme="minorEastAsia"/>
-                <w:noProof/>
-                <w:sz w:val="22"/>
-                <w:szCs w:val="22"/>
-                <w:lang w:eastAsia="en-GB"/>
-              </w:rPr>
-              <w:tab/>
-            </w:r>
-            <w:r>
-              <w:rPr>
-                <w:rStyle w:val="Hyperlink"/>
-                <w:noProof/>
-              </w:rPr>
-              <w:t>Summary</w:t>
-            </w:r>
-            <w:r>
-              <w:rPr>
-                <w:noProof/>
-                <w:webHidden/>
-              </w:rPr>
-              <w:tab/>
-            </w:r>
-            <w:r>
-              <w:rPr>
-                <w:noProof/>
-                <w:webHidden/>
-              </w:rPr>
-              <w:fldChar w:fldCharType="begin"/>
-            </w:r>
-            <w:r>
-              <w:rPr>
-                <w:noProof/>
-                <w:webHidden/>
-              </w:rPr>
-              <w:instrText xml:space="preserve"> PAGEREF _Toc111007000 \h </w:instrText>
-            </w:r>
-            <w:r>
-              <w:rPr>
-                <w:noProof/>
-                <w:webHidden/>
-              </w:rPr>
-            </w:r>
-            <w:r>
-              <w:rPr>
-                <w:noProof/>
-                <w:webHidden/>
-              </w:rPr>
-              <w:fldChar w:fldCharType="separate"/>
-            </w:r>
-            <w:r>
-              <w:rPr>
-                <w:noProof/>
-                <w:webHidden/>
-              </w:rPr>
-              <w:t>17</w:t>
-            </w:r>
-            <w:r>
-              <w:rPr>
-                <w:noProof/>
-                <w:webHidden/>
-              </w:rPr>
-              <w:fldChar w:fldCharType="end"/>
-            </w:r>
-          </w:hyperlink>
-        </w:p>
-        <w:p>
-          <w:pPr>
-            <w:pStyle w:val="TOC1"/>
-            <w:tabs>
-              <w:tab w:val="left" w:pos="440"/>
-              <w:tab w:val="right" w:leader="dot" w:pos="9628"/>
-            </w:tabs>
-            <w:rPr>
-              <w:rFonts w:eastAsiaTheme="minorEastAsia"/>
-              <w:noProof/>
-              <w:sz w:val="22"/>
-              <w:szCs w:val="22"/>
-              <w:lang w:eastAsia="en-GB"/>
-            </w:rPr>
-          </w:pPr>
-          <w:hyperlink w:anchor="_Toc111007001" w:history="1">
-            <w:r>
-              <w:rPr>
-                <w:rStyle w:val="Hyperlink"/>
-                <w:noProof/>
-              </w:rPr>
-              <w:t>3</w:t>
-            </w:r>
-            <w:r>
-              <w:rPr>
-                <w:rFonts w:eastAsiaTheme="minorEastAsia"/>
-                <w:noProof/>
-                <w:sz w:val="22"/>
-                <w:szCs w:val="22"/>
-                <w:lang w:eastAsia="en-GB"/>
-              </w:rPr>
-              <w:tab/>
-            </w:r>
-            <w:r>
-              <w:rPr>
-                <w:rStyle w:val="Hyperlink"/>
-                <w:noProof/>
-              </w:rPr>
-              <w:t>Methods</w:t>
-            </w:r>
-            <w:r>
-              <w:rPr>
-                <w:noProof/>
-                <w:webHidden/>
-              </w:rPr>
-              <w:tab/>
-            </w:r>
-            <w:r>
-              <w:rPr>
-                <w:noProof/>
-                <w:webHidden/>
-              </w:rPr>
-              <w:fldChar w:fldCharType="begin"/>
-            </w:r>
-            <w:r>
-              <w:rPr>
-                <w:noProof/>
-                <w:webHidden/>
-              </w:rPr>
-              <w:instrText xml:space="preserve"> PAGEREF _Toc111007001 \h </w:instrText>
-            </w:r>
-            <w:r>
-              <w:rPr>
-                <w:noProof/>
-                <w:webHidden/>
-              </w:rPr>
-            </w:r>
-            <w:r>
-              <w:rPr>
-                <w:noProof/>
-                <w:webHidden/>
-              </w:rPr>
-              <w:fldChar w:fldCharType="separate"/>
-            </w:r>
-            <w:r>
-              <w:rPr>
-                <w:noProof/>
-                <w:webHidden/>
-              </w:rPr>
-              <w:t>18</w:t>
-            </w:r>
-            <w:r>
-              <w:rPr>
-                <w:noProof/>
-                <w:webHidden/>
-              </w:rPr>
-              <w:fldChar w:fldCharType="end"/>
-            </w:r>
-          </w:hyperlink>
-        </w:p>
-        <w:p>
-          <w:pPr>
-            <w:pStyle w:val="TOC2"/>
-            <w:tabs>
-              <w:tab w:val="left" w:pos="880"/>
-              <w:tab w:val="right" w:leader="dot" w:pos="9628"/>
-            </w:tabs>
-            <w:rPr>
-              <w:rFonts w:eastAsiaTheme="minorEastAsia"/>
-              <w:noProof/>
-              <w:sz w:val="22"/>
-              <w:szCs w:val="22"/>
-              <w:lang w:eastAsia="en-GB"/>
-            </w:rPr>
-          </w:pPr>
-          <w:hyperlink w:anchor="_Toc111007002" w:history="1">
-            <w:r>
-              <w:rPr>
-                <w:rStyle w:val="Hyperlink"/>
-                <w:noProof/>
-              </w:rPr>
-              <w:t>3.1</w:t>
-            </w:r>
-            <w:r>
-              <w:rPr>
-                <w:rFonts w:eastAsiaTheme="minorEastAsia"/>
-                <w:noProof/>
-                <w:sz w:val="22"/>
-                <w:szCs w:val="22"/>
-                <w:lang w:eastAsia="en-GB"/>
-              </w:rPr>
-              <w:tab/>
-            </w:r>
-            <w:r>
-              <w:rPr>
-                <w:rStyle w:val="Hyperlink"/>
-                <w:noProof/>
-              </w:rPr>
-              <w:t>Introduction</w:t>
-            </w:r>
-            <w:r>
-              <w:rPr>
-                <w:noProof/>
-                <w:webHidden/>
-              </w:rPr>
-              <w:tab/>
-            </w:r>
-            <w:r>
-              <w:rPr>
-                <w:noProof/>
-                <w:webHidden/>
-              </w:rPr>
-              <w:fldChar w:fldCharType="begin"/>
-            </w:r>
-            <w:r>
-              <w:rPr>
-                <w:noProof/>
-                <w:webHidden/>
-              </w:rPr>
-              <w:instrText xml:space="preserve"> PAGEREF _Toc111007002 \h </w:instrText>
-            </w:r>
-            <w:r>
-              <w:rPr>
-                <w:noProof/>
-                <w:webHidden/>
-              </w:rPr>
-            </w:r>
-            <w:r>
-              <w:rPr>
-                <w:noProof/>
-                <w:webHidden/>
-              </w:rPr>
-              <w:fldChar w:fldCharType="separate"/>
-            </w:r>
-            <w:r>
-              <w:rPr>
-                <w:noProof/>
-                <w:webHidden/>
-              </w:rPr>
-              <w:t>18</w:t>
-            </w:r>
-            <w:r>
-              <w:rPr>
-                <w:noProof/>
-                <w:webHidden/>
-              </w:rPr>
-              <w:fldChar w:fldCharType="end"/>
-            </w:r>
-          </w:hyperlink>
-        </w:p>
-        <w:p>
-          <w:pPr>
-            <w:pStyle w:val="TOC2"/>
-            <w:tabs>
-              <w:tab w:val="left" w:pos="880"/>
-              <w:tab w:val="right" w:leader="dot" w:pos="9628"/>
-            </w:tabs>
-            <w:rPr>
-              <w:rFonts w:eastAsiaTheme="minorEastAsia"/>
-              <w:noProof/>
-              <w:sz w:val="22"/>
-              <w:szCs w:val="22"/>
-              <w:lang w:eastAsia="en-GB"/>
-            </w:rPr>
-          </w:pPr>
-          <w:hyperlink w:anchor="_Toc111007003" w:history="1">
-            <w:r>
-              <w:rPr>
-                <w:rStyle w:val="Hyperlink"/>
-                <w:noProof/>
-              </w:rPr>
-              <w:t>3.2</w:t>
-            </w:r>
-            <w:r>
-              <w:rPr>
-                <w:rFonts w:eastAsiaTheme="minorEastAsia"/>
-                <w:noProof/>
-                <w:sz w:val="22"/>
-                <w:szCs w:val="22"/>
-                <w:lang w:eastAsia="en-GB"/>
-              </w:rPr>
-              <w:tab/>
-            </w:r>
-            <w:r>
-              <w:rPr>
-                <w:rStyle w:val="Hyperlink"/>
-                <w:noProof/>
-              </w:rPr>
-              <w:t>Detail</w:t>
-            </w:r>
-            <w:r>
-              <w:rPr>
-                <w:noProof/>
-                <w:webHidden/>
-              </w:rPr>
-              <w:tab/>
-            </w:r>
-            <w:r>
-              <w:rPr>
-                <w:noProof/>
-                <w:webHidden/>
-              </w:rPr>
-              <w:fldChar w:fldCharType="begin"/>
-            </w:r>
-            <w:r>
-              <w:rPr>
-                <w:noProof/>
-                <w:webHidden/>
-              </w:rPr>
-              <w:instrText xml:space="preserve"> PAGEREF _Toc111007003 \h </w:instrText>
-            </w:r>
-            <w:r>
-              <w:rPr>
-                <w:noProof/>
-                <w:webHidden/>
-              </w:rPr>
-            </w:r>
-            <w:r>
-              <w:rPr>
-                <w:noProof/>
-                <w:webHidden/>
-              </w:rPr>
-              <w:fldChar w:fldCharType="separate"/>
-            </w:r>
-            <w:r>
-              <w:rPr>
-                <w:noProof/>
-                <w:webHidden/>
-              </w:rPr>
-              <w:t>18</w:t>
-            </w:r>
-            <w:r>
-              <w:rPr>
-                <w:noProof/>
-                <w:webHidden/>
-              </w:rPr>
-              <w:fldChar w:fldCharType="end"/>
-            </w:r>
-          </w:hyperlink>
-        </w:p>
-        <w:p>
-          <w:pPr>
-            <w:pStyle w:val="TOC2"/>
-            <w:tabs>
-              <w:tab w:val="left" w:pos="880"/>
-              <w:tab w:val="right" w:leader="dot" w:pos="9628"/>
-            </w:tabs>
-            <w:rPr>
-              <w:rFonts w:eastAsiaTheme="minorEastAsia"/>
-              <w:noProof/>
-              <w:sz w:val="22"/>
-              <w:szCs w:val="22"/>
-              <w:lang w:eastAsia="en-GB"/>
-            </w:rPr>
-          </w:pPr>
-          <w:hyperlink w:anchor="_Toc111007004" w:history="1">
-            <w:r>
-              <w:rPr>
-                <w:rStyle w:val="Hyperlink"/>
-                <w:noProof/>
-              </w:rPr>
-              <w:t>3.3</w:t>
-            </w:r>
-            <w:r>
-              <w:rPr>
-                <w:rFonts w:eastAsiaTheme="minorEastAsia"/>
-                <w:noProof/>
-                <w:sz w:val="22"/>
-                <w:szCs w:val="22"/>
-                <w:lang w:eastAsia="en-GB"/>
-              </w:rPr>
-              <w:tab/>
-            </w:r>
-            <w:r>
-              <w:rPr>
-                <w:rStyle w:val="Hyperlink"/>
-                <w:noProof/>
-              </w:rPr>
-              <w:t>More detail</w:t>
-            </w:r>
-            <w:r>
-              <w:rPr>
-                <w:noProof/>
-                <w:webHidden/>
-              </w:rPr>
-              <w:tab/>
-            </w:r>
-            <w:r>
-              <w:rPr>
-                <w:noProof/>
-                <w:webHidden/>
-              </w:rPr>
-              <w:fldChar w:fldCharType="begin"/>
-            </w:r>
-            <w:r>
-              <w:rPr>
-                <w:noProof/>
-                <w:webHidden/>
-              </w:rPr>
-              <w:instrText xml:space="preserve"> PAGEREF _Toc111007004 \h </w:instrText>
-            </w:r>
-            <w:r>
-              <w:rPr>
-                <w:noProof/>
-                <w:webHidden/>
-              </w:rPr>
-            </w:r>
-            <w:r>
-              <w:rPr>
-                <w:noProof/>
-                <w:webHidden/>
-              </w:rPr>
-              <w:fldChar w:fldCharType="separate"/>
-            </w:r>
-            <w:r>
-              <w:rPr>
-                <w:noProof/>
-                <w:webHidden/>
-              </w:rPr>
-              <w:t>19</w:t>
-            </w:r>
-            <w:r>
-              <w:rPr>
-                <w:noProof/>
-                <w:webHidden/>
-              </w:rPr>
-              <w:fldChar w:fldCharType="end"/>
-            </w:r>
-          </w:hyperlink>
-        </w:p>
-        <w:p>
-          <w:pPr>
-            <w:pStyle w:val="TOC2"/>
-            <w:tabs>
-              <w:tab w:val="left" w:pos="880"/>
-              <w:tab w:val="right" w:leader="dot" w:pos="9628"/>
-            </w:tabs>
-            <w:rPr>
-              <w:rFonts w:eastAsiaTheme="minorEastAsia"/>
-              <w:noProof/>
-              <w:sz w:val="22"/>
-              <w:szCs w:val="22"/>
-              <w:lang w:eastAsia="en-GB"/>
-            </w:rPr>
-          </w:pPr>
-          <w:hyperlink w:anchor="_Toc111007005" w:history="1">
-            <w:r>
-              <w:rPr>
-                <w:rStyle w:val="Hyperlink"/>
-                <w:noProof/>
-              </w:rPr>
-              <w:t>3.4</w:t>
-            </w:r>
-            <w:r>
-              <w:rPr>
-                <w:rFonts w:eastAsiaTheme="minorEastAsia"/>
-                <w:noProof/>
-                <w:sz w:val="22"/>
-                <w:szCs w:val="22"/>
-                <w:lang w:eastAsia="en-GB"/>
-              </w:rPr>
-              <w:tab/>
-            </w:r>
-            <w:r>
-              <w:rPr>
-                <w:rStyle w:val="Hyperlink"/>
-                <w:noProof/>
-              </w:rPr>
-              <w:t>Summary</w:t>
-            </w:r>
-            <w:r>
-              <w:rPr>
-                <w:noProof/>
-                <w:webHidden/>
-              </w:rPr>
-              <w:tab/>
-            </w:r>
-            <w:r>
-              <w:rPr>
-                <w:noProof/>
-                <w:webHidden/>
-              </w:rPr>
-              <w:fldChar w:fldCharType="begin"/>
-            </w:r>
-            <w:r>
-              <w:rPr>
-                <w:noProof/>
-                <w:webHidden/>
-              </w:rPr>
-              <w:instrText xml:space="preserve"> PAGEREF _Toc111007005 \h </w:instrText>
-            </w:r>
-            <w:r>
-              <w:rPr>
-                <w:noProof/>
-                <w:webHidden/>
-              </w:rPr>
-            </w:r>
-            <w:r>
-              <w:rPr>
-                <w:noProof/>
-                <w:webHidden/>
-              </w:rPr>
-              <w:fldChar w:fldCharType="separate"/>
-            </w:r>
-            <w:r>
-              <w:rPr>
-                <w:noProof/>
-                <w:webHidden/>
-              </w:rPr>
-              <w:t>19</w:t>
-            </w:r>
-            <w:r>
-              <w:rPr>
-                <w:noProof/>
-                <w:webHidden/>
-              </w:rPr>
-              <w:fldChar w:fldCharType="end"/>
-            </w:r>
-          </w:hyperlink>
-        </w:p>
-        <w:p>
-          <w:pPr>
-            <w:pStyle w:val="TOC1"/>
-            <w:tabs>
-              <w:tab w:val="left" w:pos="440"/>
-              <w:tab w:val="right" w:leader="dot" w:pos="9628"/>
-            </w:tabs>
-            <w:rPr>
-              <w:rFonts w:eastAsiaTheme="minorEastAsia"/>
-              <w:noProof/>
-              <w:sz w:val="22"/>
-              <w:szCs w:val="22"/>
-              <w:lang w:eastAsia="en-GB"/>
-            </w:rPr>
-          </w:pPr>
-          <w:hyperlink w:anchor="_Toc111007006" w:history="1">
-            <w:r>
-              <w:rPr>
-                <w:rStyle w:val="Hyperlink"/>
-                <w:noProof/>
-              </w:rPr>
-              <w:t>4</w:t>
-            </w:r>
-            <w:r>
-              <w:rPr>
-                <w:rFonts w:eastAsiaTheme="minorEastAsia"/>
-                <w:noProof/>
-                <w:sz w:val="22"/>
-                <w:szCs w:val="22"/>
-                <w:lang w:eastAsia="en-GB"/>
-              </w:rPr>
-              <w:tab/>
-            </w:r>
-            <w:r>
-              <w:rPr>
-                <w:rStyle w:val="Hyperlink"/>
-                <w:noProof/>
-              </w:rPr>
-              <w:t>Results and discussion</w:t>
-            </w:r>
-            <w:r>
-              <w:rPr>
-                <w:noProof/>
-                <w:webHidden/>
-              </w:rPr>
-              <w:tab/>
-            </w:r>
-            <w:r>
-              <w:rPr>
-                <w:noProof/>
-                <w:webHidden/>
-              </w:rPr>
-              <w:fldChar w:fldCharType="begin"/>
-            </w:r>
-            <w:r>
-              <w:rPr>
-                <w:noProof/>
-                <w:webHidden/>
-              </w:rPr>
-              <w:instrText xml:space="preserve"> PAGEREF _Toc111007006 \h </w:instrText>
-            </w:r>
-            <w:r>
-              <w:rPr>
-                <w:noProof/>
-                <w:webHidden/>
-              </w:rPr>
-            </w:r>
-            <w:r>
-              <w:rPr>
-                <w:noProof/>
-                <w:webHidden/>
-              </w:rPr>
-              <w:fldChar w:fldCharType="separate"/>
-            </w:r>
-            <w:r>
-              <w:rPr>
-                <w:noProof/>
-                <w:webHidden/>
-              </w:rPr>
-              <w:t>20</w:t>
-            </w:r>
-            <w:r>
-              <w:rPr>
-                <w:noProof/>
-                <w:webHidden/>
-              </w:rPr>
-              <w:fldChar w:fldCharType="end"/>
-            </w:r>
-          </w:hyperlink>
-        </w:p>
-        <w:p>
-          <w:pPr>
-            <w:pStyle w:val="TOC2"/>
-            <w:tabs>
-              <w:tab w:val="left" w:pos="880"/>
-              <w:tab w:val="right" w:leader="dot" w:pos="9628"/>
-            </w:tabs>
-            <w:rPr>
-              <w:rFonts w:eastAsiaTheme="minorEastAsia"/>
-              <w:noProof/>
-              <w:sz w:val="22"/>
-              <w:szCs w:val="22"/>
-              <w:lang w:eastAsia="en-GB"/>
-            </w:rPr>
-          </w:pPr>
-          <w:hyperlink w:anchor="_Toc111007007" w:history="1">
-            <w:r>
-              <w:rPr>
-                <w:rStyle w:val="Hyperlink"/>
-                <w:noProof/>
-              </w:rPr>
-              <w:t>4.1</w:t>
-            </w:r>
-            <w:r>
-              <w:rPr>
-                <w:rFonts w:eastAsiaTheme="minorEastAsia"/>
-                <w:noProof/>
-                <w:sz w:val="22"/>
-                <w:szCs w:val="22"/>
-                <w:lang w:eastAsia="en-GB"/>
-              </w:rPr>
-              <w:tab/>
-            </w:r>
-            <w:r>
-              <w:rPr>
-                <w:rStyle w:val="Hyperlink"/>
-                <w:noProof/>
-              </w:rPr>
-              <w:t>Introduction</w:t>
-            </w:r>
-            <w:r>
-              <w:rPr>
-                <w:noProof/>
-                <w:webHidden/>
-              </w:rPr>
-              <w:tab/>
-            </w:r>
-            <w:r>
-              <w:rPr>
-                <w:noProof/>
-                <w:webHidden/>
-              </w:rPr>
-              <w:fldChar w:fldCharType="begin"/>
-            </w:r>
-            <w:r>
-              <w:rPr>
-                <w:noProof/>
-                <w:webHidden/>
-              </w:rPr>
-              <w:instrText xml:space="preserve"> PAGEREF _Toc111007007 \h </w:instrText>
-            </w:r>
-            <w:r>
-              <w:rPr>
-                <w:noProof/>
-                <w:webHidden/>
-              </w:rPr>
-            </w:r>
-            <w:r>
-              <w:rPr>
-                <w:noProof/>
-                <w:webHidden/>
-              </w:rPr>
-              <w:fldChar w:fldCharType="separate"/>
-            </w:r>
-            <w:r>
-              <w:rPr>
-                <w:noProof/>
-                <w:webHidden/>
-              </w:rPr>
-              <w:t>20</w:t>
-            </w:r>
-            <w:r>
-              <w:rPr>
-                <w:noProof/>
-                <w:webHidden/>
-              </w:rPr>
-              <w:fldChar w:fldCharType="end"/>
-            </w:r>
-          </w:hyperlink>
-        </w:p>
-        <w:p>
-          <w:pPr>
-            <w:pStyle w:val="TOC2"/>
-            <w:tabs>
-              <w:tab w:val="left" w:pos="880"/>
-              <w:tab w:val="right" w:leader="dot" w:pos="9628"/>
-            </w:tabs>
-            <w:rPr>
-              <w:rFonts w:eastAsiaTheme="minorEastAsia"/>
-              <w:noProof/>
-              <w:sz w:val="22"/>
-              <w:szCs w:val="22"/>
-              <w:lang w:eastAsia="en-GB"/>
-            </w:rPr>
-          </w:pPr>
-          <w:hyperlink w:anchor="_Toc111007008" w:history="1">
-            <w:r>
-              <w:rPr>
-                <w:rStyle w:val="Hyperlink"/>
-                <w:noProof/>
-              </w:rPr>
-              <w:t>4.2</w:t>
-            </w:r>
-            <w:r>
-              <w:rPr>
-                <w:rFonts w:eastAsiaTheme="minorEastAsia"/>
-                <w:noProof/>
-                <w:sz w:val="22"/>
-                <w:szCs w:val="22"/>
-                <w:lang w:eastAsia="en-GB"/>
-              </w:rPr>
-              <w:tab/>
-            </w:r>
-            <w:r>
-              <w:rPr>
-                <w:rStyle w:val="Hyperlink"/>
-                <w:noProof/>
-              </w:rPr>
-              <w:t>Detail</w:t>
-            </w:r>
-            <w:r>
-              <w:rPr>
-                <w:noProof/>
-                <w:webHidden/>
-              </w:rPr>
-              <w:tab/>
-            </w:r>
-            <w:r>
-              <w:rPr>
-                <w:noProof/>
-                <w:webHidden/>
-              </w:rPr>
-              <w:fldChar w:fldCharType="begin"/>
-            </w:r>
-            <w:r>
-              <w:rPr>
-                <w:noProof/>
-                <w:webHidden/>
-              </w:rPr>
-              <w:instrText xml:space="preserve"> PAGEREF _Toc111007008 \h </w:instrText>
-            </w:r>
-            <w:r>
-              <w:rPr>
-                <w:noProof/>
-                <w:webHidden/>
-              </w:rPr>
-            </w:r>
-            <w:r>
-              <w:rPr>
-                <w:noProof/>
-                <w:webHidden/>
-              </w:rPr>
-              <w:fldChar w:fldCharType="separate"/>
-            </w:r>
-            <w:r>
-              <w:rPr>
-                <w:noProof/>
-                <w:webHidden/>
-              </w:rPr>
-              <w:t>20</w:t>
-            </w:r>
-            <w:r>
-              <w:rPr>
-                <w:noProof/>
-                <w:webHidden/>
-              </w:rPr>
-              <w:fldChar w:fldCharType="end"/>
-            </w:r>
-          </w:hyperlink>
-        </w:p>
-        <w:p>
-          <w:pPr>
-            <w:pStyle w:val="TOC2"/>
-            <w:tabs>
-              <w:tab w:val="left" w:pos="880"/>
-              <w:tab w:val="right" w:leader="dot" w:pos="9628"/>
-            </w:tabs>
-            <w:rPr>
-              <w:rFonts w:eastAsiaTheme="minorEastAsia"/>
-              <w:noProof/>
-              <w:sz w:val="22"/>
-              <w:szCs w:val="22"/>
-              <w:lang w:eastAsia="en-GB"/>
-            </w:rPr>
-          </w:pPr>
-          <w:hyperlink w:anchor="_Toc111007009" w:history="1">
-            <w:r>
-              <w:rPr>
-                <w:rStyle w:val="Hyperlink"/>
-                <w:noProof/>
-              </w:rPr>
-              <w:t>4.3</w:t>
-            </w:r>
-            <w:r>
-              <w:rPr>
-                <w:rFonts w:eastAsiaTheme="minorEastAsia"/>
-                <w:noProof/>
-                <w:sz w:val="22"/>
-                <w:szCs w:val="22"/>
-                <w:lang w:eastAsia="en-GB"/>
-              </w:rPr>
-              <w:tab/>
-            </w:r>
-            <w:r>
-              <w:rPr>
-                <w:rStyle w:val="Hyperlink"/>
-                <w:noProof/>
-              </w:rPr>
-              <w:t>More detail</w:t>
-            </w:r>
-            <w:r>
-              <w:rPr>
-                <w:noProof/>
-                <w:webHidden/>
-              </w:rPr>
-              <w:tab/>
-            </w:r>
-            <w:r>
-              <w:rPr>
-                <w:noProof/>
-                <w:webHidden/>
-              </w:rPr>
-              <w:fldChar w:fldCharType="begin"/>
-            </w:r>
-            <w:r>
-              <w:rPr>
-                <w:noProof/>
-                <w:webHidden/>
-              </w:rPr>
-              <w:instrText xml:space="preserve"> PAGEREF _Toc111007009 \h </w:instrText>
-            </w:r>
-            <w:r>
-              <w:rPr>
-                <w:noProof/>
-                <w:webHidden/>
-              </w:rPr>
-            </w:r>
-            <w:r>
-              <w:rPr>
-                <w:noProof/>
-                <w:webHidden/>
-              </w:rPr>
-              <w:fldChar w:fldCharType="separate"/>
-            </w:r>
-            <w:r>
-              <w:rPr>
-                <w:noProof/>
-                <w:webHidden/>
-              </w:rPr>
-              <w:t>21</w:t>
-            </w:r>
-            <w:r>
-              <w:rPr>
-                <w:noProof/>
-                <w:webHidden/>
-              </w:rPr>
-              <w:fldChar w:fldCharType="end"/>
-            </w:r>
-          </w:hyperlink>
-        </w:p>
-        <w:p>
-          <w:pPr>
-            <w:pStyle w:val="TOC2"/>
-            <w:tabs>
-              <w:tab w:val="left" w:pos="880"/>
-              <w:tab w:val="right" w:leader="dot" w:pos="9628"/>
-            </w:tabs>
-            <w:rPr>
-              <w:rFonts w:eastAsiaTheme="minorEastAsia"/>
-              <w:noProof/>
-              <w:sz w:val="22"/>
-              <w:szCs w:val="22"/>
-              <w:lang w:eastAsia="en-GB"/>
-            </w:rPr>
-          </w:pPr>
-          <w:hyperlink w:anchor="_Toc111007010" w:history="1">
-            <w:r>
-              <w:rPr>
-                <w:rStyle w:val="Hyperlink"/>
-                <w:noProof/>
-              </w:rPr>
-              <w:t>4.4</w:t>
-            </w:r>
-            <w:r>
-              <w:rPr>
-                <w:rFonts w:eastAsiaTheme="minorEastAsia"/>
-                <w:noProof/>
-                <w:sz w:val="22"/>
-                <w:szCs w:val="22"/>
-                <w:lang w:eastAsia="en-GB"/>
-              </w:rPr>
-              <w:tab/>
-            </w:r>
-            <w:r>
-              <w:rPr>
-                <w:rStyle w:val="Hyperlink"/>
-                <w:noProof/>
-              </w:rPr>
-              <w:t>Summary</w:t>
-            </w:r>
-            <w:r>
-              <w:rPr>
-                <w:noProof/>
-                <w:webHidden/>
-              </w:rPr>
-              <w:tab/>
-            </w:r>
-            <w:r>
-              <w:rPr>
-                <w:noProof/>
-                <w:webHidden/>
-              </w:rPr>
-              <w:fldChar w:fldCharType="begin"/>
-            </w:r>
-            <w:r>
-              <w:rPr>
-                <w:noProof/>
-                <w:webHidden/>
-              </w:rPr>
-              <w:instrText xml:space="preserve"> PAGEREF _Toc111007010 \h </w:instrText>
-            </w:r>
-            <w:r>
-              <w:rPr>
-                <w:noProof/>
-                <w:webHidden/>
-              </w:rPr>
-            </w:r>
-            <w:r>
-              <w:rPr>
-                <w:noProof/>
-                <w:webHidden/>
-              </w:rPr>
-              <w:fldChar w:fldCharType="separate"/>
-            </w:r>
-            <w:r>
-              <w:rPr>
-                <w:noProof/>
-                <w:webHidden/>
-              </w:rPr>
-              <w:t>21</w:t>
-            </w:r>
-            <w:r>
-              <w:rPr>
-                <w:noProof/>
-                <w:webHidden/>
-              </w:rPr>
-              <w:fldChar w:fldCharType="end"/>
-            </w:r>
-          </w:hyperlink>
-        </w:p>
-        <w:p>
-          <w:pPr>
-            <w:pStyle w:val="TOC1"/>
-            <w:tabs>
-              <w:tab w:val="left" w:pos="440"/>
-              <w:tab w:val="right" w:leader="dot" w:pos="9628"/>
-            </w:tabs>
-            <w:rPr>
-              <w:rFonts w:eastAsiaTheme="minorEastAsia"/>
-              <w:noProof/>
-              <w:sz w:val="22"/>
-              <w:szCs w:val="22"/>
-              <w:lang w:eastAsia="en-GB"/>
-            </w:rPr>
-          </w:pPr>
-          <w:hyperlink w:anchor="_Toc111007011" w:history="1">
-            <w:r>
-              <w:rPr>
-                <w:rStyle w:val="Hyperlink"/>
-                <w:noProof/>
-              </w:rPr>
-              <w:t>5</w:t>
-            </w:r>
-            <w:r>
-              <w:rPr>
-                <w:rFonts w:eastAsiaTheme="minorEastAsia"/>
-                <w:noProof/>
-                <w:sz w:val="22"/>
-                <w:szCs w:val="22"/>
-                <w:lang w:eastAsia="en-GB"/>
-              </w:rPr>
-              <w:tab/>
-            </w:r>
-            <w:r>
-              <w:rPr>
-                <w:rStyle w:val="Hyperlink"/>
-                <w:noProof/>
-              </w:rPr>
-              <w:t>Conclusions and future work</w:t>
-            </w:r>
-            <w:r>
-              <w:rPr>
-                <w:noProof/>
-                <w:webHidden/>
-              </w:rPr>
-              <w:tab/>
-            </w:r>
-            <w:r>
-              <w:rPr>
-                <w:noProof/>
-                <w:webHidden/>
-              </w:rPr>
-              <w:fldChar w:fldCharType="begin"/>
-            </w:r>
-            <w:r>
-              <w:rPr>
-                <w:noProof/>
-                <w:webHidden/>
-              </w:rPr>
-              <w:instrText xml:space="preserve"> PAGEREF _Toc111007011 \h </w:instrText>
-            </w:r>
-            <w:r>
-              <w:rPr>
-                <w:noProof/>
-                <w:webHidden/>
-              </w:rPr>
-            </w:r>
-            <w:r>
-              <w:rPr>
-                <w:noProof/>
-                <w:webHidden/>
-              </w:rPr>
-              <w:fldChar w:fldCharType="separate"/>
-            </w:r>
-            <w:r>
-              <w:rPr>
-                <w:noProof/>
-                <w:webHidden/>
-              </w:rPr>
-              <w:t>22</w:t>
-            </w:r>
-            <w:r>
-              <w:rPr>
-                <w:noProof/>
-                <w:webHidden/>
-              </w:rPr>
-              <w:fldChar w:fldCharType="end"/>
-            </w:r>
-          </w:hyperlink>
-        </w:p>
-        <w:p>
-          <w:pPr>
-            <w:pStyle w:val="TOC2"/>
-            <w:tabs>
-              <w:tab w:val="left" w:pos="880"/>
-              <w:tab w:val="right" w:leader="dot" w:pos="9628"/>
-            </w:tabs>
-            <w:rPr>
-              <w:rFonts w:eastAsiaTheme="minorEastAsia"/>
-              <w:noProof/>
-              <w:sz w:val="22"/>
-              <w:szCs w:val="22"/>
-              <w:lang w:eastAsia="en-GB"/>
-            </w:rPr>
-          </w:pPr>
-          <w:hyperlink w:anchor="_Toc111007012" w:history="1">
-            <w:r>
-              <w:rPr>
-                <w:rStyle w:val="Hyperlink"/>
-                <w:noProof/>
-              </w:rPr>
-              <w:t>5.1</w:t>
-            </w:r>
-            <w:r>
-              <w:rPr>
-                <w:rFonts w:eastAsiaTheme="minorEastAsia"/>
-                <w:noProof/>
-                <w:sz w:val="22"/>
-                <w:szCs w:val="22"/>
-                <w:lang w:eastAsia="en-GB"/>
-              </w:rPr>
-              <w:tab/>
-            </w:r>
-            <w:r>
-              <w:rPr>
-                <w:rStyle w:val="Hyperlink"/>
-                <w:noProof/>
-              </w:rPr>
-              <w:t>Conclusions</w:t>
-            </w:r>
-            <w:r>
-              <w:rPr>
-                <w:noProof/>
-                <w:webHidden/>
-              </w:rPr>
-              <w:tab/>
-            </w:r>
-            <w:r>
-              <w:rPr>
-                <w:noProof/>
-                <w:webHidden/>
-              </w:rPr>
-              <w:fldChar w:fldCharType="begin"/>
-            </w:r>
-            <w:r>
-              <w:rPr>
-                <w:noProof/>
-                <w:webHidden/>
-              </w:rPr>
-              <w:instrText xml:space="preserve"> PAGEREF _Toc111007012 \h </w:instrText>
-            </w:r>
-            <w:r>
-              <w:rPr>
-                <w:noProof/>
-                <w:webHidden/>
-              </w:rPr>
-            </w:r>
-            <w:r>
-              <w:rPr>
-                <w:noProof/>
-                <w:webHidden/>
-              </w:rPr>
-              <w:fldChar w:fldCharType="separate"/>
-            </w:r>
-            <w:r>
-              <w:rPr>
-                <w:noProof/>
-                <w:webHidden/>
-              </w:rPr>
-              <w:t>22</w:t>
-            </w:r>
-            <w:r>
-              <w:rPr>
-                <w:noProof/>
-                <w:webHidden/>
-              </w:rPr>
-              <w:fldChar w:fldCharType="end"/>
-            </w:r>
-          </w:hyperlink>
-        </w:p>
-        <w:p>
-          <w:pPr>
-            <w:pStyle w:val="TOC2"/>
-            <w:tabs>
-              <w:tab w:val="left" w:pos="880"/>
-              <w:tab w:val="right" w:leader="dot" w:pos="9628"/>
-            </w:tabs>
-            <w:rPr>
-              <w:rFonts w:eastAsiaTheme="minorEastAsia"/>
-              <w:noProof/>
-              <w:sz w:val="22"/>
-              <w:szCs w:val="22"/>
-              <w:lang w:eastAsia="en-GB"/>
-            </w:rPr>
-          </w:pPr>
-          <w:hyperlink w:anchor="_Toc111007013" w:history="1">
-            <w:r>
-              <w:rPr>
-                <w:rStyle w:val="Hyperlink"/>
-                <w:noProof/>
-              </w:rPr>
-              <w:t>5.2</w:t>
-            </w:r>
-            <w:r>
-              <w:rPr>
-                <w:rFonts w:eastAsiaTheme="minorEastAsia"/>
-                <w:noProof/>
-                <w:sz w:val="22"/>
-                <w:szCs w:val="22"/>
-                <w:lang w:eastAsia="en-GB"/>
-              </w:rPr>
-              <w:tab/>
-            </w:r>
-            <w:r>
-              <w:rPr>
-                <w:rStyle w:val="Hyperlink"/>
-                <w:noProof/>
-              </w:rPr>
-              <w:t>Future work</w:t>
-            </w:r>
-            <w:r>
-              <w:rPr>
-                <w:noProof/>
-                <w:webHidden/>
-              </w:rPr>
-              <w:tab/>
-            </w:r>
-            <w:r>
-              <w:rPr>
-                <w:noProof/>
-                <w:webHidden/>
-              </w:rPr>
-              <w:fldChar w:fldCharType="begin"/>
-            </w:r>
-            <w:r>
-              <w:rPr>
-                <w:noProof/>
-                <w:webHidden/>
-              </w:rPr>
-              <w:instrText xml:space="preserve"> PAGEREF _Toc111007013 \h </w:instrText>
-            </w:r>
-            <w:r>
-              <w:rPr>
-                <w:noProof/>
-                <w:webHidden/>
-              </w:rPr>
-            </w:r>
-            <w:r>
-              <w:rPr>
-                <w:noProof/>
-                <w:webHidden/>
-              </w:rPr>
-              <w:fldChar w:fldCharType="separate"/>
-            </w:r>
-            <w:r>
-              <w:rPr>
-                <w:noProof/>
-                <w:webHidden/>
-              </w:rPr>
-              <w:t>22</w:t>
-            </w:r>
-            <w:r>
-              <w:rPr>
-                <w:noProof/>
-                <w:webHidden/>
-              </w:rPr>
-              <w:fldChar w:fldCharType="end"/>
-            </w:r>
-          </w:hyperlink>
-        </w:p>
-        <w:p>
-          <w:pPr>
-            <w:pStyle w:val="TOC1"/>
-            <w:tabs>
-              <w:tab w:val="right" w:leader="dot" w:pos="9628"/>
-            </w:tabs>
-            <w:rPr>
-              <w:rFonts w:eastAsiaTheme="minorEastAsia"/>
-              <w:noProof/>
-              <w:sz w:val="22"/>
-              <w:szCs w:val="22"/>
-              <w:lang w:eastAsia="en-GB"/>
-            </w:rPr>
-          </w:pPr>
-          <w:hyperlink w:anchor="_Toc111007014" w:history="1">
-            <w:r>
-              <w:rPr>
-                <w:rStyle w:val="Hyperlink"/>
-                <w:noProof/>
-              </w:rPr>
-              <w:t>References</w:t>
-            </w:r>
-            <w:r>
-              <w:rPr>
-                <w:noProof/>
-                <w:webHidden/>
-              </w:rPr>
-              <w:tab/>
-            </w:r>
-            <w:r>
-              <w:rPr>
-                <w:noProof/>
-                <w:webHidden/>
-              </w:rPr>
-              <w:fldChar w:fldCharType="begin"/>
-            </w:r>
-            <w:r>
-              <w:rPr>
-                <w:noProof/>
-                <w:webHidden/>
-              </w:rPr>
-              <w:instrText xml:space="preserve"> PAGEREF _Toc111007014 \h </w:instrText>
-            </w:r>
-            <w:r>
-              <w:rPr>
-                <w:noProof/>
-                <w:webHidden/>
-              </w:rPr>
-            </w:r>
-            <w:r>
-              <w:rPr>
-                <w:noProof/>
-                <w:webHidden/>
-              </w:rPr>
-              <w:fldChar w:fldCharType="separate"/>
-            </w:r>
-            <w:r>
-              <w:rPr>
-                <w:noProof/>
-                <w:webHidden/>
-              </w:rPr>
-              <w:t>23</w:t>
-            </w:r>
-            <w:r>
-              <w:rPr>
-                <w:noProof/>
-                <w:webHidden/>
-              </w:rPr>
-              <w:fldChar w:fldCharType="end"/>
-            </w:r>
-          </w:hyperlink>
-        </w:p>
-        <w:p>
-          <w:pPr>
-            <w:pStyle w:val="TOC1"/>
-            <w:tabs>
-              <w:tab w:val="right" w:leader="dot" w:pos="9628"/>
-            </w:tabs>
-            <w:rPr>
-              <w:rFonts w:eastAsiaTheme="minorEastAsia"/>
-              <w:noProof/>
-              <w:sz w:val="22"/>
-              <w:szCs w:val="22"/>
-              <w:lang w:eastAsia="en-GB"/>
-            </w:rPr>
-          </w:pPr>
-          <w:hyperlink w:anchor="_Toc111007015" w:history="1">
-            <w:r>
-              <w:rPr>
-                <w:rStyle w:val="Hyperlink"/>
-                <w:noProof/>
-              </w:rPr>
-              <w:t>Appendices</w:t>
-            </w:r>
-            <w:r>
-              <w:rPr>
-                <w:noProof/>
-                <w:webHidden/>
-              </w:rPr>
-              <w:tab/>
-            </w:r>
-            <w:r>
-              <w:rPr>
-                <w:noProof/>
-                <w:webHidden/>
-              </w:rPr>
-              <w:fldChar w:fldCharType="begin"/>
-            </w:r>
-            <w:r>
-              <w:rPr>
-                <w:noProof/>
-                <w:webHidden/>
-              </w:rPr>
-              <w:instrText xml:space="preserve"> PAGEREF _Toc111007015 \h </w:instrText>
-            </w:r>
-            <w:r>
-              <w:rPr>
-                <w:noProof/>
-                <w:webHidden/>
-              </w:rPr>
-            </w:r>
-            <w:r>
-              <w:rPr>
-                <w:noProof/>
-                <w:webHidden/>
-              </w:rPr>
-              <w:fldChar w:fldCharType="separate"/>
-            </w:r>
-            <w:r>
-              <w:rPr>
-                <w:noProof/>
-                <w:webHidden/>
-              </w:rPr>
-              <w:t>24</w:t>
-            </w:r>
-            <w:r>
-              <w:rPr>
-                <w:noProof/>
-                <w:webHidden/>
-              </w:rPr>
-              <w:fldChar w:fldCharType="end"/>
-            </w:r>
-          </w:hyperlink>
-        </w:p>
-        <w:p>
-          <w:pPr>
-            <w:pStyle w:val="TOC1"/>
-            <w:tabs>
-              <w:tab w:val="right" w:leader="dot" w:pos="9628"/>
-            </w:tabs>
-            <w:rPr>
-              <w:rFonts w:eastAsiaTheme="minorEastAsia"/>
-              <w:noProof/>
-              <w:sz w:val="22"/>
-              <w:szCs w:val="22"/>
-              <w:lang w:eastAsia="en-GB"/>
-            </w:rPr>
-          </w:pPr>
-          <w:hyperlink w:anchor="_Toc111007016" w:history="1">
-            <w:r>
-              <w:rPr>
-                <w:rStyle w:val="Hyperlink"/>
-                <w:noProof/>
-              </w:rPr>
-              <w:t>A Stuff that’s needed</w:t>
-            </w:r>
-            <w:r>
-              <w:rPr>
-                <w:noProof/>
-                <w:webHidden/>
-              </w:rPr>
-              <w:tab/>
-            </w:r>
-            <w:r>
-              <w:rPr>
-                <w:noProof/>
-                <w:webHidden/>
-              </w:rPr>
-              <w:fldChar w:fldCharType="begin"/>
-            </w:r>
-            <w:r>
-              <w:rPr>
-                <w:noProof/>
-                <w:webHidden/>
-              </w:rPr>
-              <w:instrText xml:space="preserve"> PAGEREF _Toc111007016 \h </w:instrText>
-            </w:r>
-            <w:r>
-              <w:rPr>
-                <w:noProof/>
-                <w:webHidden/>
-              </w:rPr>
-            </w:r>
-            <w:r>
-              <w:rPr>
-                <w:noProof/>
-                <w:webHidden/>
-              </w:rPr>
-              <w:fldChar w:fldCharType="separate"/>
-            </w:r>
-            <w:r>
-              <w:rPr>
-                <w:noProof/>
-                <w:webHidden/>
-              </w:rPr>
-              <w:t>25</w:t>
-            </w:r>
-            <w:r>
-              <w:rPr>
-                <w:noProof/>
-                <w:webHidden/>
-              </w:rPr>
-              <w:fldChar w:fldCharType="end"/>
-            </w:r>
-          </w:hyperlink>
-        </w:p>
-        <w:p>
-          <w:pPr>
-            <w:pStyle w:val="TOC1"/>
-            <w:tabs>
-              <w:tab w:val="right" w:leader="dot" w:pos="9628"/>
-            </w:tabs>
-            <w:rPr>
-              <w:rFonts w:eastAsiaTheme="minorEastAsia"/>
-              <w:noProof/>
-              <w:sz w:val="22"/>
-              <w:szCs w:val="22"/>
-              <w:lang w:eastAsia="en-GB"/>
-            </w:rPr>
-          </w:pPr>
-          <w:hyperlink w:anchor="_Toc111007017" w:history="1">
-            <w:r>
-              <w:rPr>
-                <w:rStyle w:val="Hyperlink"/>
-                <w:noProof/>
-              </w:rPr>
-              <w:t>B More stuff that’s needed</w:t>
-            </w:r>
-            <w:r>
-              <w:rPr>
-                <w:noProof/>
-                <w:webHidden/>
-              </w:rPr>
-              <w:tab/>
-            </w:r>
-            <w:r>
-              <w:rPr>
-                <w:noProof/>
-                <w:webHidden/>
-              </w:rPr>
-              <w:fldChar w:fldCharType="begin"/>
-            </w:r>
-            <w:r>
-              <w:rPr>
-                <w:noProof/>
-                <w:webHidden/>
-              </w:rPr>
-              <w:instrText xml:space="preserve"> PAGEREF _Toc111007017 \h </w:instrText>
-            </w:r>
-            <w:r>
-              <w:rPr>
-                <w:noProof/>
-                <w:webHidden/>
-              </w:rPr>
-            </w:r>
-            <w:r>
-              <w:rPr>
-                <w:noProof/>
-                <w:webHidden/>
-              </w:rPr>
-              <w:fldChar w:fldCharType="separate"/>
-            </w:r>
-            <w:r>
-              <w:rPr>
-                <w:noProof/>
-                <w:webHidden/>
-              </w:rPr>
-              <w:t>26</w:t>
-            </w:r>
-            <w:r>
-              <w:rPr>
-                <w:noProof/>
-                <w:webHidden/>
-              </w:rPr>
-              <w:fldChar w:fldCharType="end"/>
-            </w:r>
-          </w:hyperlink>
-        </w:p>
-        <w:p>
           <w:r>
-            <w:rPr>
-              <w:b/>
-              <w:bCs/>
-            </w:rPr>
             <w:fldChar w:fldCharType="end"/>
           </w:r>
         </w:p>
@@ -3232,29 +3286,29 @@
     </w:sdt>
     <w:p>
       <w:pPr>
-        <w:jc w:val="right"/>
-      </w:pPr>
-      <w:r>
-        <w:rPr>
-          <w:rStyle w:val="Emphasis"/>
+        <w:pStyle w:val="Wordcount"/>
+      </w:pPr>
+      <w:r>
+        <w:rPr>
+          <w:rStyle w:val="Strong"/>
         </w:rPr>
         <w:t>Word count:</w:t>
       </w:r>
       <w:r>
         <w:t xml:space="preserve"> </w:t>
       </w:r>
-      <w:commentRangeStart w:id="5"/>
+      <w:commentRangeStart w:id="6"/>
       <w:r>
         <w:t>X</w:t>
       </w:r>
-      <w:commentRangeEnd w:id="5"/>
+      <w:commentRangeEnd w:id="6"/>
       <w:r>
         <w:rPr>
           <w:rStyle w:val="CommentReference"/>
           <w:sz w:val="24"/>
           <w:szCs w:val="24"/>
         </w:rPr>
-        <w:commentReference w:id="5"/>
+        <w:commentReference w:id="6"/>
       </w:r>
     </w:p>
     <w:p>
@@ -3264,26 +3318,29 @@
       <w:r>
         <w:br w:type="page"/>
       </w:r>
-      <w:bookmarkStart w:id="6" w:name="_Toc111006983"/>
+      <w:bookmarkStart w:id="7" w:name="_Toc243680722"/>
       <w:r>
         <w:lastRenderedPageBreak/>
-        <w:t>List of figures</w:t>
-      </w:r>
-      <w:bookmarkEnd w:id="6"/>
-    </w:p>
-    <w:p>
-      <w:commentRangeStart w:id="7"/>
+        <w:t xml:space="preserve">List of </w:t>
+      </w:r>
+      <w:r>
+        <w:t>figures</w:t>
+      </w:r>
+      <w:bookmarkEnd w:id="7"/>
+    </w:p>
+    <w:p>
+      <w:commentRangeStart w:id="8"/>
       <w:r>
         <w:t xml:space="preserve">Insert here if desired. </w:t>
       </w:r>
-      <w:commentRangeEnd w:id="7"/>
+      <w:commentRangeEnd w:id="8"/>
       <w:r>
         <w:rPr>
           <w:rStyle w:val="CommentReference"/>
           <w:sz w:val="24"/>
           <w:szCs w:val="24"/>
         </w:rPr>
-        <w:commentReference w:id="7"/>
+        <w:commentReference w:id="8"/>
       </w:r>
     </w:p>
     <w:p>
@@ -3298,26 +3355,29 @@
       <w:pPr>
         <w:pStyle w:val="Frontmatterchapter"/>
       </w:pPr>
-      <w:bookmarkStart w:id="8" w:name="_Toc111006984"/>
+      <w:bookmarkStart w:id="9" w:name="_Toc243680723"/>
       <w:r>
         <w:lastRenderedPageBreak/>
-        <w:t>List of tables</w:t>
-      </w:r>
-      <w:bookmarkEnd w:id="8"/>
-    </w:p>
-    <w:p>
-      <w:commentRangeStart w:id="9"/>
+        <w:t xml:space="preserve">List of </w:t>
+      </w:r>
+      <w:r>
+        <w:t>tables</w:t>
+      </w:r>
+      <w:bookmarkEnd w:id="9"/>
+    </w:p>
+    <w:p>
+      <w:commentRangeStart w:id="10"/>
       <w:r>
         <w:t xml:space="preserve">Insert here if desired. </w:t>
       </w:r>
-      <w:commentRangeEnd w:id="9"/>
+      <w:commentRangeEnd w:id="10"/>
       <w:r>
         <w:rPr>
           <w:rStyle w:val="CommentReference"/>
           <w:sz w:val="24"/>
           <w:szCs w:val="24"/>
         </w:rPr>
-        <w:commentReference w:id="9"/>
+        <w:commentReference w:id="10"/>
       </w:r>
     </w:p>
     <w:p>
@@ -3332,29 +3392,29 @@
       <w:pPr>
         <w:pStyle w:val="Frontmatterchapter"/>
       </w:pPr>
-      <w:bookmarkStart w:id="10" w:name="_Toc111006985"/>
+      <w:bookmarkStart w:id="11" w:name="_Toc243680724"/>
       <w:r>
         <w:lastRenderedPageBreak/>
         <w:t>List of publications</w:t>
       </w:r>
-      <w:bookmarkEnd w:id="10"/>
-    </w:p>
-    <w:p>
-      <w:commentRangeStart w:id="11"/>
+      <w:bookmarkEnd w:id="11"/>
+    </w:p>
+    <w:p>
+      <w:commentRangeStart w:id="12"/>
       <w:r>
         <w:t xml:space="preserve">Insert here if </w:t>
       </w:r>
       <w:r>
         <w:t>wanted</w:t>
       </w:r>
-      <w:commentRangeEnd w:id="11"/>
+      <w:commentRangeEnd w:id="12"/>
       <w:r>
         <w:rPr>
           <w:rStyle w:val="CommentReference"/>
           <w:sz w:val="24"/>
           <w:szCs w:val="24"/>
         </w:rPr>
-        <w:commentReference w:id="11"/>
+        <w:commentReference w:id="12"/>
       </w:r>
       <w:r>
         <w:t>.</w:t>
@@ -3372,29 +3432,29 @@
       <w:pPr>
         <w:pStyle w:val="Frontmatterchapter"/>
       </w:pPr>
-      <w:bookmarkStart w:id="12" w:name="_Toc111006986"/>
+      <w:bookmarkStart w:id="13" w:name="_Toc243680725"/>
       <w:r>
         <w:lastRenderedPageBreak/>
         <w:t>Terms and abbreviations</w:t>
       </w:r>
-      <w:bookmarkEnd w:id="12"/>
-    </w:p>
-    <w:p>
-      <w:commentRangeStart w:id="13"/>
+      <w:bookmarkEnd w:id="13"/>
+    </w:p>
+    <w:p>
+      <w:commentRangeStart w:id="14"/>
       <w:r>
         <w:t xml:space="preserve">Insert here if </w:t>
       </w:r>
       <w:r>
         <w:t>wanted</w:t>
       </w:r>
-      <w:commentRangeEnd w:id="13"/>
+      <w:commentRangeEnd w:id="14"/>
       <w:r>
         <w:rPr>
           <w:rStyle w:val="CommentReference"/>
           <w:sz w:val="24"/>
           <w:szCs w:val="24"/>
         </w:rPr>
-        <w:commentReference w:id="13"/>
+        <w:commentReference w:id="14"/>
       </w:r>
       <w:r>
         <w:t xml:space="preserve">. </w:t>
@@ -3424,12 +3484,12 @@
       <w:pPr>
         <w:pStyle w:val="Frontmatterchapter"/>
       </w:pPr>
-      <w:bookmarkStart w:id="14" w:name="_Toc111006987"/>
+      <w:bookmarkStart w:id="15" w:name="_Toc243680726"/>
       <w:r>
         <w:lastRenderedPageBreak/>
         <w:t>Abstract</w:t>
       </w:r>
-      <w:bookmarkEnd w:id="14"/>
+      <w:bookmarkEnd w:id="15"/>
     </w:p>
     <w:p>
       <w:r>
@@ -3491,7 +3551,7 @@
           <w:lang w:val="fr-FR"/>
         </w:rPr>
       </w:pPr>
-      <w:bookmarkStart w:id="15" w:name="_Toc111006988"/>
+      <w:bookmarkStart w:id="16" w:name="_Toc243680727"/>
       <w:r>
         <w:rPr>
           <w:lang w:val="fr-FR"/>
@@ -3499,21 +3559,21 @@
         <w:lastRenderedPageBreak/>
         <w:t>Lay abstract</w:t>
       </w:r>
-      <w:bookmarkEnd w:id="15"/>
-    </w:p>
-    <w:p>
-      <w:commentRangeStart w:id="16"/>
+      <w:bookmarkEnd w:id="16"/>
+    </w:p>
+    <w:p>
+      <w:commentRangeStart w:id="17"/>
       <w:r>
         <w:t xml:space="preserve">Lorem </w:t>
       </w:r>
-      <w:commentRangeEnd w:id="16"/>
+      <w:commentRangeEnd w:id="17"/>
       <w:r>
         <w:rPr>
           <w:rStyle w:val="CommentReference"/>
           <w:sz w:val="24"/>
           <w:szCs w:val="24"/>
         </w:rPr>
-        <w:commentReference w:id="16"/>
+        <w:commentReference w:id="17"/>
       </w:r>
       <w:r>
         <w:t>ipsum dolor sit amet, consectetuer adipiscing elit. Maecenas porttitor congue massa. Fusce posuere, magna sed pulvinar ultricies, purus lectus malesuada libero, sit amet commodo magna eros quis urna.</w:t>
@@ -3574,26 +3634,26 @@
       <w:pPr>
         <w:pStyle w:val="Frontmatterchapter"/>
       </w:pPr>
-      <w:bookmarkStart w:id="17" w:name="_Toc111006989"/>
+      <w:bookmarkStart w:id="18" w:name="_Toc243680728"/>
       <w:r>
         <w:lastRenderedPageBreak/>
         <w:t>Declaration of originality</w:t>
       </w:r>
-      <w:bookmarkEnd w:id="17"/>
-    </w:p>
-    <w:p>
-      <w:commentRangeStart w:id="18"/>
+      <w:bookmarkEnd w:id="18"/>
+    </w:p>
+    <w:p>
+      <w:commentRangeStart w:id="19"/>
       <w:r>
         <w:t xml:space="preserve">I hereby confirm </w:t>
       </w:r>
-      <w:commentRangeEnd w:id="18"/>
+      <w:commentRangeEnd w:id="19"/>
       <w:r>
         <w:rPr>
           <w:rStyle w:val="CommentReference"/>
           <w:sz w:val="24"/>
           <w:szCs w:val="24"/>
         </w:rPr>
-        <w:commentReference w:id="18"/>
+        <w:commentReference w:id="19"/>
       </w:r>
       <w:r>
         <w:t>that this dissertation is my own original work unless referenced clearly to the contrary, and that no portion of the work referred to in the dissertation has been submitted in support of an application for another degree or qualification of this or any other university or other institute of learning.</w:t>
@@ -3611,12 +3671,12 @@
       <w:pPr>
         <w:pStyle w:val="Frontmatterchapter"/>
       </w:pPr>
-      <w:bookmarkStart w:id="19" w:name="_Toc111006990"/>
+      <w:bookmarkStart w:id="20" w:name="_Toc243680729"/>
       <w:r>
         <w:lastRenderedPageBreak/>
         <w:t>Copyright statement</w:t>
       </w:r>
-      <w:bookmarkEnd w:id="19"/>
+      <w:bookmarkEnd w:id="20"/>
     </w:p>
     <w:p>
       <w:pPr>
@@ -3693,10 +3753,9 @@
     </w:p>
     <w:p>
       <w:pPr>
-        <w:pStyle w:val="Non-numberedchapter"/>
-        <w:outlineLvl w:val="0"/>
-      </w:pPr>
-      <w:bookmarkStart w:id="20" w:name="_Toc111006991"/>
+        <w:pStyle w:val="Frontmatterchapter"/>
+      </w:pPr>
+      <w:bookmarkStart w:id="21" w:name="_Toc243680730"/>
       <w:r>
         <w:lastRenderedPageBreak/>
         <w:t>Acknowledgement</w:t>
@@ -3704,21 +3763,21 @@
       <w:r>
         <w:t>s</w:t>
       </w:r>
-      <w:bookmarkEnd w:id="20"/>
-    </w:p>
-    <w:p>
-      <w:commentRangeStart w:id="21"/>
+      <w:bookmarkEnd w:id="21"/>
+    </w:p>
+    <w:p>
+      <w:commentRangeStart w:id="22"/>
       <w:r>
         <w:t>Insert here if wanted</w:t>
       </w:r>
-      <w:commentRangeEnd w:id="21"/>
+      <w:commentRangeEnd w:id="22"/>
       <w:r>
         <w:rPr>
           <w:rStyle w:val="CommentReference"/>
           <w:sz w:val="24"/>
           <w:szCs w:val="24"/>
         </w:rPr>
-        <w:commentReference w:id="21"/>
+        <w:commentReference w:id="22"/>
       </w:r>
       <w:r>
         <w:t>.</w:t>
@@ -3734,27 +3793,28 @@
     </w:p>
     <w:p>
       <w:pPr>
-        <w:pStyle w:val="Non-numberedchapter"/>
-        <w:outlineLvl w:val="0"/>
-      </w:pPr>
+        <w:pStyle w:val="Frontmatterchapter"/>
+      </w:pPr>
+      <w:bookmarkStart w:id="23" w:name="_Toc243680731"/>
       <w:r>
         <w:lastRenderedPageBreak/>
         <w:t>The author</w:t>
       </w:r>
-    </w:p>
-    <w:p>
-      <w:commentRangeStart w:id="22"/>
+      <w:bookmarkEnd w:id="23"/>
+    </w:p>
+    <w:p>
+      <w:commentRangeStart w:id="24"/>
       <w:r>
         <w:t>Insert here if wanted</w:t>
       </w:r>
-      <w:commentRangeEnd w:id="22"/>
+      <w:commentRangeEnd w:id="24"/>
       <w:r>
         <w:rPr>
           <w:rStyle w:val="CommentReference"/>
           <w:sz w:val="24"/>
           <w:szCs w:val="24"/>
         </w:rPr>
-        <w:commentReference w:id="22"/>
+        <w:commentReference w:id="24"/>
       </w:r>
       <w:r>
         <w:t>.</w:t>
@@ -3770,27 +3830,28 @@
     </w:p>
     <w:p>
       <w:pPr>
-        <w:pStyle w:val="Non-numberedchapter"/>
-        <w:outlineLvl w:val="0"/>
-      </w:pPr>
+        <w:pStyle w:val="Frontmatterchapter"/>
+      </w:pPr>
+      <w:bookmarkStart w:id="25" w:name="_Toc243680732"/>
       <w:r>
         <w:lastRenderedPageBreak/>
         <w:t>Artificial intelligence declaration</w:t>
       </w:r>
-    </w:p>
-    <w:p>
-      <w:commentRangeStart w:id="23"/>
+      <w:bookmarkEnd w:id="25"/>
+    </w:p>
+    <w:p>
+      <w:commentRangeStart w:id="26"/>
       <w:r>
         <w:t>Generative Artificial Intelligence (AI) disclosure</w:t>
       </w:r>
-      <w:commentRangeEnd w:id="23"/>
+      <w:commentRangeEnd w:id="26"/>
       <w:r>
         <w:rPr>
           <w:rStyle w:val="CommentReference"/>
           <w:sz w:val="24"/>
           <w:szCs w:val="24"/>
         </w:rPr>
-        <w:commentReference w:id="23"/>
+        <w:commentReference w:id="26"/>
       </w:r>
       <w:r>
         <w:t>: I used [AI tool name] to assist in idea generation, image creation, and for feedback on grammar and content. I implemented some of its recommendations. I used [AI tool name] to explore ideas for visuals (one of which is used and cited on page</w:t>
@@ -3809,27 +3870,28 @@
     </w:p>
     <w:p>
       <w:pPr>
-        <w:pStyle w:val="Non-numberedchapter"/>
-        <w:outlineLvl w:val="0"/>
-      </w:pPr>
+        <w:pStyle w:val="Frontmatterchapter"/>
+      </w:pPr>
+      <w:bookmarkStart w:id="27" w:name="_Toc243680733"/>
       <w:r>
         <w:lastRenderedPageBreak/>
         <w:t>Content notification</w:t>
       </w:r>
-    </w:p>
-    <w:p>
-      <w:commentRangeStart w:id="24"/>
+      <w:bookmarkEnd w:id="27"/>
+    </w:p>
+    <w:p>
+      <w:commentRangeStart w:id="28"/>
       <w:r>
         <w:t xml:space="preserve">PGRs should </w:t>
       </w:r>
-      <w:commentRangeEnd w:id="24"/>
+      <w:commentRangeEnd w:id="28"/>
       <w:r>
         <w:rPr>
           <w:rStyle w:val="CommentReference"/>
           <w:sz w:val="24"/>
           <w:szCs w:val="24"/>
         </w:rPr>
-        <w:commentReference w:id="24"/>
+        <w:commentReference w:id="28"/>
       </w:r>
       <w:r>
         <w:t xml:space="preserve">refer to the </w:t>
@@ -3865,46 +3927,71 @@
       <w:pPr>
         <w:pStyle w:val="Numberedchapter"/>
       </w:pPr>
-      <w:bookmarkStart w:id="25" w:name="_Toc111006992"/>
-      <w:commentRangeStart w:id="26"/>
-      <w:r>
+      <w:commentRangeStart w:id="29"/>
+      <w:commentRangeEnd w:id="29"/>
+      <w:r>
+        <w:rPr>
+          <w:rStyle w:val="CommentReference"/>
+          <w:sz w:val="50"/>
+          <w:szCs w:val="24"/>
+        </w:rPr>
         <w:lastRenderedPageBreak/>
+        <w:commentReference w:id="29"/>
+      </w:r>
+    </w:p>
+    <w:p>
+      <w:pPr>
+        <w:pStyle w:val="Numberedchaptertitle"/>
+      </w:pPr>
+      <w:bookmarkStart w:id="30" w:name="_Toc243680734"/>
+      <w:commentRangeStart w:id="31"/>
+      <w:r>
         <w:t>Introduction</w:t>
       </w:r>
-      <w:bookmarkEnd w:id="25"/>
-      <w:commentRangeEnd w:id="26"/>
+      <w:bookmarkEnd w:id="30"/>
+      <w:commentRangeEnd w:id="31"/>
       <w:r>
         <w:rPr>
           <w:rStyle w:val="CommentReference"/>
-          <w:sz w:val="42"/>
+          <w:sz w:val="50"/>
           <w:szCs w:val="32"/>
         </w:rPr>
-        <w:commentReference w:id="26"/>
+        <w:commentReference w:id="31"/>
       </w:r>
     </w:p>
     <w:p>
       <w:pPr>
         <w:pStyle w:val="Numberedsection"/>
       </w:pPr>
-      <w:bookmarkStart w:id="27" w:name="_Toc111006993"/>
+      <w:bookmarkStart w:id="32" w:name="_Toc243680735"/>
+      <w:commentRangeStart w:id="33"/>
       <w:r>
         <w:t>Background and motivation</w:t>
       </w:r>
-      <w:bookmarkEnd w:id="27"/>
-    </w:p>
-    <w:p>
-      <w:commentRangeStart w:id="28"/>
+      <w:bookmarkEnd w:id="32"/>
+      <w:commentRangeEnd w:id="33"/>
+      <w:r>
+        <w:rPr>
+          <w:rStyle w:val="CommentReference"/>
+          <w:sz w:val="36"/>
+          <w:szCs w:val="42"/>
+        </w:rPr>
+        <w:commentReference w:id="33"/>
+      </w:r>
+    </w:p>
+    <w:p>
+      <w:commentRangeStart w:id="34"/>
       <w:r>
         <w:t xml:space="preserve">Lorem </w:t>
       </w:r>
-      <w:commentRangeEnd w:id="28"/>
+      <w:commentRangeEnd w:id="34"/>
       <w:r>
         <w:rPr>
           <w:rStyle w:val="CommentReference"/>
           <w:sz w:val="24"/>
           <w:szCs w:val="24"/>
         </w:rPr>
-        <w:commentReference w:id="28"/>
+        <w:commentReference w:id="34"/>
       </w:r>
       <w:r>
         <w:t>ipsum dolor sit amet, consectetuer adipiscing elit. Maecenas porttitor congue massa. Fusce posuere, magna sed pulvinar ultricies, purus lectus malesuada libero, sit amet commodo magna eros quis urna.</w:t>
@@ -3942,11 +4029,11 @@
       <w:pPr>
         <w:pStyle w:val="Numberedsection"/>
       </w:pPr>
-      <w:bookmarkStart w:id="29" w:name="_Toc111006994"/>
+      <w:bookmarkStart w:id="35" w:name="_Toc243680736"/>
       <w:r>
         <w:t>Aims and objectives</w:t>
       </w:r>
-      <w:bookmarkEnd w:id="29"/>
+      <w:bookmarkEnd w:id="35"/>
     </w:p>
     <w:p>
       <w:pPr>
@@ -3988,32 +4075,38 @@
         <w:rPr>
           <w:lang w:val="fr-FR"/>
         </w:rPr>
-        <w:t>Donec ut est in lectus consequat consequat. Etiam eget dui. Aliquam erat volutpat. Sed at lorem in nunc porta tristique. Proin nec augue. Quisque aliquam tempor magna. Pellentesque habitant morbi tristique senectus et netus et malesuada fames ac turpis egestas.</w:t>
-      </w:r>
-    </w:p>
-    <w:p>
-      <w:pPr>
+        <w:t xml:space="preserve">Donec ut est in lectus consequat consequat. Etiam eget dui. Aliquam erat volutpat. Sed at lorem in nunc porta tristique. Proin nec augue. Quisque aliquam </w:t>
+      </w:r>
+      <w:r>
         <w:rPr>
           <w:lang w:val="fr-FR"/>
         </w:rPr>
+        <w:lastRenderedPageBreak/>
+        <w:t>tempor magna. Pellentesque habitant morbi tristique senectus et netus et malesuada fames ac turpis egestas.</w:t>
+      </w:r>
+    </w:p>
+    <w:p>
+      <w:pPr>
+        <w:rPr>
+          <w:lang w:val="fr-FR"/>
+        </w:rPr>
       </w:pPr>
     </w:p>
     <w:p>
       <w:pPr>
         <w:pStyle w:val="Numberedsection"/>
       </w:pPr>
-      <w:bookmarkStart w:id="30" w:name="_Toc111006995"/>
-      <w:r>
-        <w:lastRenderedPageBreak/>
+      <w:bookmarkStart w:id="36" w:name="_Toc243680737"/>
+      <w:r>
         <w:t>Thesis</w:t>
       </w:r>
       <w:r>
         <w:t xml:space="preserve"> structure</w:t>
       </w:r>
-      <w:bookmarkEnd w:id="30"/>
       <w:r>
         <w:t xml:space="preserve"> and contributions</w:t>
       </w:r>
+      <w:bookmarkEnd w:id="36"/>
     </w:p>
     <w:p>
       <w:r>
@@ -4072,22 +4165,32 @@
       <w:pPr>
         <w:pStyle w:val="Numberedchapter"/>
       </w:pPr>
-      <w:bookmarkStart w:id="31" w:name="_Toc111006996"/>
-      <w:r>
-        <w:lastRenderedPageBreak/>
-        <w:t>Literature review</w:t>
-      </w:r>
-      <w:bookmarkEnd w:id="31"/>
+    </w:p>
+    <w:p>
+      <w:pPr>
+        <w:pStyle w:val="Numberedchaptertitle"/>
+      </w:pPr>
+      <w:bookmarkStart w:id="37" w:name="_Toc243680738"/>
+      <w:r>
+        <w:t>Literature</w:t>
+      </w:r>
+      <w:r>
+        <w:t xml:space="preserve"> </w:t>
+      </w:r>
+      <w:r>
+        <w:t>review</w:t>
+      </w:r>
+      <w:bookmarkEnd w:id="37"/>
     </w:p>
     <w:p>
       <w:pPr>
         <w:pStyle w:val="Numberedsection"/>
       </w:pPr>
-      <w:bookmarkStart w:id="32" w:name="_Toc111006997"/>
+      <w:bookmarkStart w:id="38" w:name="_Toc243680739"/>
       <w:r>
         <w:t>Introduction</w:t>
       </w:r>
-      <w:bookmarkEnd w:id="32"/>
+      <w:bookmarkEnd w:id="38"/>
     </w:p>
     <w:p>
       <w:r>
@@ -4119,18 +4222,18 @@
       </w:r>
     </w:p>
     <w:p>
-      <w:commentRangeStart w:id="33"/>
+      <w:commentRangeStart w:id="39"/>
       <w:r>
         <w:t>This is an example figure</w:t>
       </w:r>
-      <w:commentRangeEnd w:id="33"/>
+      <w:commentRangeEnd w:id="39"/>
       <w:r>
         <w:rPr>
           <w:rStyle w:val="CommentReference"/>
           <w:sz w:val="24"/>
           <w:szCs w:val="24"/>
         </w:rPr>
-        <w:commentReference w:id="33"/>
+        <w:commentReference w:id="39"/>
       </w:r>
       <w:r>
         <w:t xml:space="preserve">. </w:t>
@@ -4275,7 +4378,7 @@
       <w:pPr>
         <w:pStyle w:val="Caption"/>
       </w:pPr>
-      <w:commentRangeStart w:id="34"/>
+      <w:commentRangeStart w:id="40"/>
       <w:r>
         <w:t xml:space="preserve">Table </w:t>
       </w:r>
@@ -4321,7 +4424,7 @@
       <w:r>
         <w:t xml:space="preserve">. </w:t>
       </w:r>
-      <w:commentRangeEnd w:id="34"/>
+      <w:commentRangeEnd w:id="40"/>
       <w:r>
         <w:rPr>
           <w:rStyle w:val="CommentReference"/>
@@ -4330,7 +4433,7 @@
           <w:sz w:val="20"/>
           <w:szCs w:val="24"/>
         </w:rPr>
-        <w:commentReference w:id="34"/>
+        <w:commentReference w:id="40"/>
       </w:r>
       <w:r>
         <w:rPr>
@@ -5261,7 +5364,7 @@
               <w:pStyle w:val="Caption"/>
               <w:jc w:val="right"/>
             </w:pPr>
-            <w:commentRangeStart w:id="35"/>
+            <w:commentRangeStart w:id="41"/>
             <w:r>
               <w:t>(</w:t>
             </w:r>
@@ -5304,14 +5407,14 @@
             <w:r>
               <w:fldChar w:fldCharType="end"/>
             </w:r>
-            <w:commentRangeEnd w:id="35"/>
+            <w:commentRangeEnd w:id="41"/>
             <w:r>
               <w:rPr>
                 <w:rStyle w:val="CommentReference"/>
                 <w:sz w:val="20"/>
                 <w:szCs w:val="24"/>
               </w:rPr>
-              <w:commentReference w:id="35"/>
+              <w:commentReference w:id="41"/>
             </w:r>
             <w:r>
               <w:t>)</w:t>
@@ -5326,12 +5429,430 @@
       <w:pPr>
         <w:pStyle w:val="Numberedsection"/>
       </w:pPr>
-      <w:bookmarkStart w:id="36" w:name="_Toc111006998"/>
+      <w:bookmarkStart w:id="42" w:name="_Toc243680740"/>
+      <w:r>
+        <w:t>Detail</w:t>
+      </w:r>
+      <w:bookmarkEnd w:id="42"/>
+    </w:p>
+    <w:p>
+      <w:r>
+        <w:t>Lorem ipsum dolor sit amet, consectetuer adipiscing elit. Maecenas porttitor congue massa. Fusce posuere, magna sed pulvinar ultricies, purus lectus malesuada libero, sit amet commodo magna eros quis urna.</w:t>
+      </w:r>
+    </w:p>
+    <w:p>
+      <w:pPr>
+        <w:rPr>
+          <w:lang w:val="fr-FR"/>
+        </w:rPr>
+      </w:pPr>
+      <w:r>
+        <w:t xml:space="preserve">Nunc viverra imperdiet enim. </w:t>
+      </w:r>
+      <w:r>
+        <w:rPr>
+          <w:lang w:val="fr-FR"/>
+        </w:rPr>
+        <w:t>Fusce est. Vivamus a tellus.</w:t>
+      </w:r>
+    </w:p>
+    <w:p>
+      <w:pPr>
+        <w:rPr>
+          <w:lang w:val="fr-FR"/>
+        </w:rPr>
+      </w:pPr>
+      <w:r>
+        <w:rPr>
+          <w:lang w:val="fr-FR"/>
+        </w:rPr>
+        <w:t>Pellentesque habitant morbi tristique senectus et netus et malesuada fames ac turpis egestas. Proin pharetra nonummy pede. Mauris et orci.</w:t>
+      </w:r>
+    </w:p>
+    <w:p>
+      <w:r>
+        <w:rPr>
+          <w:lang w:val="fr-FR"/>
+        </w:rPr>
+        <w:t xml:space="preserve">Aenean nec lorem. </w:t>
+      </w:r>
+      <w:r>
+        <w:t>In porttitor. Donec laoreet nonummy augue.</w:t>
+      </w:r>
+    </w:p>
+    <w:p>
+      <w:r>
+        <w:t>Suspendisse dui purus, scelerisque at, vulputate vitae, pretium mattis, nunc. Mauris eget neque at sem venenatis eleifend. Ut nonummy.</w:t>
+      </w:r>
+    </w:p>
+    <w:p/>
+    <w:p>
+      <w:pPr>
+        <w:pStyle w:val="Numberedsection"/>
+      </w:pPr>
+      <w:bookmarkStart w:id="43" w:name="_Toc243680741"/>
+      <w:r>
+        <w:t>More detail</w:t>
+      </w:r>
+      <w:bookmarkEnd w:id="43"/>
+    </w:p>
+    <w:p>
+      <w:r>
+        <w:t>Lorem ipsum dolor sit amet, consectetuer adipiscing elit. Maecenas porttitor congue massa. Fusce posuere, magna sed pulvinar ultricies, purus lectus malesuada libero, sit amet commodo magna eros quis urna.</w:t>
+      </w:r>
+    </w:p>
+    <w:p>
+      <w:pPr>
+        <w:rPr>
+          <w:lang w:val="fr-FR"/>
+        </w:rPr>
+      </w:pPr>
+      <w:r>
+        <w:t xml:space="preserve">Nunc viverra imperdiet enim. </w:t>
+      </w:r>
+      <w:r>
+        <w:rPr>
+          <w:lang w:val="fr-FR"/>
+        </w:rPr>
+        <w:t>Fusce est. Vivamus a tellus.</w:t>
+      </w:r>
+    </w:p>
+    <w:p>
+      <w:pPr>
+        <w:rPr>
+          <w:lang w:val="fr-FR"/>
+        </w:rPr>
+      </w:pPr>
+      <w:r>
+        <w:rPr>
+          <w:lang w:val="fr-FR"/>
+        </w:rPr>
+        <w:t>Pellentesque habitant morbi tristique senectus et netus et malesuada fames ac turpis egestas. Proin pharetra nonummy pede. Mauris et orci.</w:t>
+      </w:r>
+    </w:p>
+    <w:p>
+      <w:r>
+        <w:rPr>
+          <w:lang w:val="fr-FR"/>
+        </w:rPr>
+        <w:t xml:space="preserve">Aenean nec lorem. </w:t>
+      </w:r>
+      <w:r>
+        <w:t>In porttitor. Donec laoreet nonummy augue.</w:t>
+      </w:r>
+    </w:p>
+    <w:p>
+      <w:r>
+        <w:t>Suspendisse dui purus, scelerisque at, vulputate vitae, pretium mattis, nunc. Mauris eget neque at sem venenatis eleifend. Ut nonummy.</w:t>
+      </w:r>
+    </w:p>
+    <w:p/>
+    <w:p>
+      <w:pPr>
+        <w:pStyle w:val="Numberedsection"/>
+      </w:pPr>
+      <w:bookmarkStart w:id="44" w:name="_Toc243680742"/>
+      <w:r>
+        <w:lastRenderedPageBreak/>
+        <w:t>Summary</w:t>
+      </w:r>
+      <w:bookmarkEnd w:id="44"/>
+    </w:p>
+    <w:p>
+      <w:r>
+        <w:t>Lorem ipsum dolor sit amet, consectetuer adipiscing elit. Maecenas porttitor congue massa. Fusce posuere, magna sed pulvinar ultricies, purus lectus malesuada libero, sit amet commodo magna eros quis urna.</w:t>
+      </w:r>
+    </w:p>
+    <w:p>
+      <w:pPr>
+        <w:rPr>
+          <w:lang w:val="fr-FR"/>
+        </w:rPr>
+      </w:pPr>
+      <w:r>
+        <w:t xml:space="preserve">Nunc viverra imperdiet enim. </w:t>
+      </w:r>
+      <w:r>
+        <w:rPr>
+          <w:lang w:val="fr-FR"/>
+        </w:rPr>
+        <w:t>Fusce est. Vivamus a tellus.</w:t>
+      </w:r>
+    </w:p>
+    <w:p>
+      <w:pPr>
+        <w:rPr>
+          <w:lang w:val="fr-FR"/>
+        </w:rPr>
+      </w:pPr>
+      <w:r>
+        <w:rPr>
+          <w:lang w:val="fr-FR"/>
+        </w:rPr>
+        <w:t>Pellentesque habitant morbi tristique senectus et netus et malesuada fames ac turpis egestas. Proin pharetra nonummy pede. Mauris et orci.</w:t>
+      </w:r>
+    </w:p>
+    <w:p>
+      <w:r>
+        <w:rPr>
+          <w:lang w:val="fr-FR"/>
+        </w:rPr>
+        <w:t xml:space="preserve">Aenean nec lorem. </w:t>
+      </w:r>
+      <w:r>
+        <w:t>In porttitor. Donec laoreet nonummy augue.</w:t>
+      </w:r>
+    </w:p>
+    <w:p>
+      <w:r>
+        <w:t>Suspendisse dui purus, scelerisque at, vulputate vitae, pretium mattis, nunc. Mauris eget neque at sem venenatis eleifend. Ut nonummy.</w:t>
+      </w:r>
+    </w:p>
+    <w:p>
+      <w:pPr>
+        <w:spacing w:line="259" w:lineRule="auto"/>
+      </w:pPr>
+      <w:r>
+        <w:br w:type="page"/>
+      </w:r>
+    </w:p>
+    <w:p>
+      <w:pPr>
+        <w:pStyle w:val="Numberedchapter"/>
+      </w:pPr>
+    </w:p>
+    <w:p>
+      <w:pPr>
+        <w:pStyle w:val="Numberedchaptertitle"/>
+      </w:pPr>
+      <w:bookmarkStart w:id="45" w:name="_Toc243680743"/>
+      <w:r>
+        <w:t xml:space="preserve">Really </w:t>
+      </w:r>
+      <w:r>
+        <w:t>good</w:t>
+      </w:r>
+      <w:r>
+        <w:t xml:space="preserve"> </w:t>
+      </w:r>
+      <w:r>
+        <w:t>work</w:t>
+      </w:r>
+      <w:bookmarkEnd w:id="45"/>
+    </w:p>
+    <w:p>
+      <w:pPr>
+        <w:pStyle w:val="Numberedsection"/>
+      </w:pPr>
+      <w:bookmarkStart w:id="46" w:name="_Toc243680744"/>
+      <w:r>
+        <w:t>Introduction</w:t>
+      </w:r>
+      <w:bookmarkEnd w:id="46"/>
+    </w:p>
+    <w:p>
+      <w:r>
+        <w:t>Lorem ipsum dolor sit amet, consectetuer adipiscing elit. Maecenas porttitor congue massa. Fusce posuere, magna sed pulvinar ultricies, purus lectus malesuada libero, sit amet commodo magna eros quis urna.</w:t>
+      </w:r>
+    </w:p>
+    <w:p>
+      <w:pPr>
+        <w:rPr>
+          <w:lang w:val="fr-FR"/>
+        </w:rPr>
+      </w:pPr>
+      <w:r>
+        <w:t xml:space="preserve">Nunc viverra imperdiet enim. </w:t>
+      </w:r>
+      <w:r>
+        <w:rPr>
+          <w:lang w:val="fr-FR"/>
+        </w:rPr>
+        <w:t>Fusce est. Vivamus a tellus.</w:t>
+      </w:r>
+    </w:p>
+    <w:p>
+      <w:pPr>
+        <w:rPr>
+          <w:lang w:val="fr-FR"/>
+        </w:rPr>
+      </w:pPr>
+      <w:r>
+        <w:rPr>
+          <w:lang w:val="fr-FR"/>
+        </w:rPr>
+        <w:t>Pellentesque habitant morbi tristique senectus et netus et malesuada fames ac turpis egestas. Proin pharetra nonummy pede. Mauris et orci.</w:t>
+      </w:r>
+    </w:p>
+    <w:p>
+      <w:r>
+        <w:rPr>
+          <w:lang w:val="fr-FR"/>
+        </w:rPr>
+        <w:t xml:space="preserve">Aenean nec lorem. </w:t>
+      </w:r>
+      <w:r>
+        <w:t>In porttitor. Donec laoreet nonummy augue.</w:t>
+      </w:r>
+    </w:p>
+    <w:p>
+      <w:r>
+        <w:t>Suspendisse dui purus, scelerisque at, vulputate vitae, pretium mattis, nunc. Mauris eget neque at sem venenatis eleifend. Ut nonummy.</w:t>
+      </w:r>
+    </w:p>
+    <w:p/>
+    <w:p>
+      <w:pPr>
+        <w:pStyle w:val="Numberedsection"/>
+      </w:pPr>
+      <w:bookmarkStart w:id="47" w:name="_Toc243680745"/>
+      <w:r>
+        <w:t>Content</w:t>
+      </w:r>
+      <w:bookmarkEnd w:id="47"/>
+    </w:p>
+    <w:p>
+      <w:pPr>
+        <w:pStyle w:val="Numberedsub-section"/>
+      </w:pPr>
+      <w:bookmarkStart w:id="48" w:name="_Toc243680746"/>
+      <w:r>
+        <w:t>Introduction</w:t>
+      </w:r>
+      <w:bookmarkEnd w:id="48"/>
+    </w:p>
+    <w:p>
+      <w:r>
+        <w:t>Lorem ipsum dolor sit amet, consectetuer adipiscing elit. Maecenas porttitor congue massa. Fusce posuere, magna sed pulvinar ultricies, purus lectus malesuada libero, sit amet commodo magna eros quis urna.</w:t>
+      </w:r>
+    </w:p>
+    <w:p>
+      <w:pPr>
+        <w:rPr>
+          <w:lang w:val="fr-FR"/>
+        </w:rPr>
+      </w:pPr>
+      <w:r>
+        <w:t xml:space="preserve">Nunc viverra imperdiet enim. </w:t>
+      </w:r>
+      <w:r>
+        <w:rPr>
+          <w:lang w:val="fr-FR"/>
+        </w:rPr>
+        <w:t>Fusce est. Vivamus a tellus.</w:t>
+      </w:r>
+    </w:p>
+    <w:p>
+      <w:pPr>
+        <w:rPr>
+          <w:lang w:val="fr-FR"/>
+        </w:rPr>
+      </w:pPr>
+      <w:r>
+        <w:rPr>
+          <w:lang w:val="fr-FR"/>
+        </w:rPr>
+        <w:t>Pellentesque habitant morbi tristique senectus et netus et malesuada fames ac turpis egestas. Proin pharetra nonummy pede. Mauris et orci.</w:t>
+      </w:r>
+    </w:p>
+    <w:p>
+      <w:pPr>
+        <w:rPr>
+          <w:lang w:val="fr-FR"/>
+        </w:rPr>
+      </w:pPr>
+    </w:p>
+    <w:p>
+      <w:pPr>
+        <w:pStyle w:val="Numberedsub-section"/>
+      </w:pPr>
+      <w:bookmarkStart w:id="49" w:name="_Toc243680747"/>
       <w:r>
         <w:lastRenderedPageBreak/>
         <w:t>Detail</w:t>
       </w:r>
-      <w:bookmarkEnd w:id="36"/>
+      <w:bookmarkEnd w:id="49"/>
+    </w:p>
+    <w:p>
+      <w:r>
+        <w:rPr>
+          <w:lang w:val="fr-FR"/>
+        </w:rPr>
+        <w:t xml:space="preserve">Aenean nec lorem. </w:t>
+      </w:r>
+      <w:r>
+        <w:t>In porttitor. Donec laoreet nonummy augue.</w:t>
+      </w:r>
+    </w:p>
+    <w:p>
+      <w:r>
+        <w:t>Suspendisse dui purus, scelerisque at, vulputate vitae, pretium mattis, nunc. Mauris eget neque at sem venenatis eleifend. Ut nonummy.</w:t>
+      </w:r>
+    </w:p>
+    <w:p/>
+    <w:p>
+      <w:pPr>
+        <w:pStyle w:val="Numberedsub-section"/>
+      </w:pPr>
+      <w:bookmarkStart w:id="50" w:name="_Toc243680748"/>
+      <w:r>
+        <w:t>More detail</w:t>
+      </w:r>
+      <w:bookmarkEnd w:id="50"/>
+    </w:p>
+    <w:p>
+      <w:r>
+        <w:rPr>
+          <w:lang w:val="fr-FR"/>
+        </w:rPr>
+        <w:t xml:space="preserve">Aenean nec lorem. </w:t>
+      </w:r>
+      <w:r>
+        <w:t>In porttitor. Donec laoreet nonummy augue.</w:t>
+      </w:r>
+    </w:p>
+    <w:p>
+      <w:r>
+        <w:t>Suspendisse dui purus, scelerisque at, vulputate vitae, pretium mattis, nunc. Mauris eget neque at sem venenatis eleifend. Ut nonummy.</w:t>
+      </w:r>
+    </w:p>
+    <w:p/>
+    <w:p>
+      <w:pPr>
+        <w:pStyle w:val="Numberedsub-section"/>
+      </w:pPr>
+      <w:bookmarkStart w:id="51" w:name="_Toc243680749"/>
+      <w:r>
+        <w:t>Summary</w:t>
+      </w:r>
+      <w:bookmarkEnd w:id="51"/>
+    </w:p>
+    <w:p>
+      <w:r>
+        <w:rPr>
+          <w:lang w:val="fr-FR"/>
+        </w:rPr>
+        <w:t xml:space="preserve">Aenean nec lorem. </w:t>
+      </w:r>
+      <w:r>
+        <w:t>In porttitor. Donec laoreet nonummy augue.</w:t>
+      </w:r>
+    </w:p>
+    <w:p>
+      <w:r>
+        <w:t>Suspendisse dui purus, scelerisque at, vulputate vitae, pretium mattis, nunc. Mauris eget neque at sem venenatis eleifend. Ut nonummy.</w:t>
+      </w:r>
+    </w:p>
+    <w:p/>
+    <w:p>
+      <w:pPr>
+        <w:pStyle w:val="Numberedsection"/>
+      </w:pPr>
+      <w:bookmarkStart w:id="52" w:name="_Toc243680750"/>
+      <w:r>
+        <w:t>Summary</w:t>
+      </w:r>
+      <w:bookmarkEnd w:id="52"/>
     </w:p>
     <w:p>
       <w:r>
@@ -5383,16 +5904,102 @@
         <w:t>Suspendisse dui purus, scelerisque at, vulputate vitae, pretium mattis, nunc. Mauris eget neque at sem venenatis eleifend. Ut nonummy.</w:t>
       </w:r>
     </w:p>
+    <w:p>
+      <w:pPr>
+        <w:spacing w:line="259" w:lineRule="auto"/>
+      </w:pPr>
+      <w:r>
+        <w:br w:type="page"/>
+      </w:r>
+    </w:p>
+    <w:p>
+      <w:pPr>
+        <w:pStyle w:val="Numberedchapter"/>
+      </w:pPr>
+    </w:p>
+    <w:p>
+      <w:pPr>
+        <w:pStyle w:val="Numberedchaptertitle"/>
+      </w:pPr>
+      <w:bookmarkStart w:id="53" w:name="_Toc243680751"/>
+      <w:r>
+        <w:t xml:space="preserve">Conclusions and future </w:t>
+      </w:r>
+      <w:r>
+        <w:t>work</w:t>
+      </w:r>
+      <w:bookmarkEnd w:id="53"/>
+    </w:p>
+    <w:p>
+      <w:pPr>
+        <w:pStyle w:val="Numberedsection"/>
+      </w:pPr>
+      <w:bookmarkStart w:id="54" w:name="_Toc243680752"/>
+      <w:r>
+        <w:t>Conclusions</w:t>
+      </w:r>
+      <w:bookmarkEnd w:id="54"/>
+    </w:p>
+    <w:p>
+      <w:r>
+        <w:t>Lorem ipsum dolor sit amet, consectetuer adipiscing elit. Maecenas porttitor congue massa. Fusce posuere, magna sed pulvinar ultricies, purus lectus malesuada libero, sit amet commodo magna eros quis urna.</w:t>
+      </w:r>
+    </w:p>
+    <w:p>
+      <w:pPr>
+        <w:rPr>
+          <w:lang w:val="fr-FR"/>
+        </w:rPr>
+      </w:pPr>
+      <w:r>
+        <w:t xml:space="preserve">Nunc viverra imperdiet enim. </w:t>
+      </w:r>
+      <w:r>
+        <w:rPr>
+          <w:lang w:val="fr-FR"/>
+        </w:rPr>
+        <w:t>Fusce est. Vivamus a tellus.</w:t>
+      </w:r>
+    </w:p>
+    <w:p>
+      <w:pPr>
+        <w:rPr>
+          <w:lang w:val="fr-FR"/>
+        </w:rPr>
+      </w:pPr>
+      <w:r>
+        <w:rPr>
+          <w:lang w:val="fr-FR"/>
+        </w:rPr>
+        <w:t>Pellentesque habitant morbi tristique senectus et netus et malesuada fames ac turpis egestas. Proin pharetra nonummy pede. Mauris et orci.</w:t>
+      </w:r>
+    </w:p>
+    <w:p>
+      <w:r>
+        <w:rPr>
+          <w:lang w:val="fr-FR"/>
+        </w:rPr>
+        <w:t xml:space="preserve">Aenean nec lorem. </w:t>
+      </w:r>
+      <w:r>
+        <w:t>In porttitor. Donec laoreet nonummy augue.</w:t>
+      </w:r>
+    </w:p>
+    <w:p>
+      <w:r>
+        <w:t>Suspendisse dui purus, scelerisque at, vulputate vitae, pretium mattis, nunc. Mauris eget neque at sem venenatis eleifend. Ut nonummy.</w:t>
+      </w:r>
+    </w:p>
     <w:p/>
     <w:p>
       <w:pPr>
         <w:pStyle w:val="Numberedsection"/>
       </w:pPr>
-      <w:bookmarkStart w:id="37" w:name="_Toc111006999"/>
-      <w:r>
-        <w:t>More detail</w:t>
-      </w:r>
-      <w:bookmarkEnd w:id="37"/>
+      <w:bookmarkStart w:id="55" w:name="_Toc243680753"/>
+      <w:r>
+        <w:t>Future work</w:t>
+      </w:r>
+      <w:bookmarkEnd w:id="55"/>
     </w:p>
     <w:p>
       <w:r>
@@ -5440,488 +6047,44 @@
       </w:r>
     </w:p>
     <w:p>
-      <w:r>
-        <w:t>Suspendisse dui purus, scelerisque at, vulputate vitae, pretium mattis, nunc. Mauris eget neque at sem venenatis eleifend. Ut nonummy.</w:t>
+      <w:pPr>
+        <w:spacing w:line="259" w:lineRule="auto"/>
+      </w:pPr>
+      <w:r>
+        <w:br w:type="page"/>
+      </w:r>
+    </w:p>
+    <w:p>
+      <w:pPr>
+        <w:pStyle w:val="Non-numberedchapter"/>
+        <w:rPr>
+          <w:sz w:val="24"/>
+          <w:szCs w:val="24"/>
+        </w:rPr>
+      </w:pPr>
+      <w:bookmarkStart w:id="56" w:name="_Toc243680754"/>
+      <w:r>
+        <w:lastRenderedPageBreak/>
+        <w:t>References</w:t>
+      </w:r>
+      <w:bookmarkEnd w:id="56"/>
+    </w:p>
+    <w:p>
+      <w:commentRangeStart w:id="57"/>
+      <w:r>
+        <w:t>Put references here.</w:t>
+      </w:r>
+      <w:commentRangeEnd w:id="57"/>
+      <w:r>
+        <w:rPr>
+          <w:rStyle w:val="CommentReference"/>
+          <w:sz w:val="24"/>
+          <w:szCs w:val="24"/>
+        </w:rPr>
+        <w:commentReference w:id="57"/>
       </w:r>
     </w:p>
     <w:p/>
-    <w:p>
-      <w:pPr>
-        <w:pStyle w:val="Numberedsection"/>
-      </w:pPr>
-      <w:bookmarkStart w:id="38" w:name="_Toc111007000"/>
-      <w:r>
-        <w:t>Summary</w:t>
-      </w:r>
-      <w:bookmarkEnd w:id="38"/>
-    </w:p>
-    <w:p>
-      <w:r>
-        <w:t>Lorem ipsum dolor sit amet, consectetuer adipiscing elit. Maecenas porttitor congue massa. Fusce posuere, magna sed pulvinar ultricies, purus lectus malesuada libero, sit amet commodo magna eros quis urna.</w:t>
-      </w:r>
-    </w:p>
-    <w:p>
-      <w:pPr>
-        <w:rPr>
-          <w:lang w:val="fr-FR"/>
-        </w:rPr>
-      </w:pPr>
-      <w:r>
-        <w:lastRenderedPageBreak/>
-        <w:t xml:space="preserve">Nunc viverra imperdiet enim. </w:t>
-      </w:r>
-      <w:r>
-        <w:rPr>
-          <w:lang w:val="fr-FR"/>
-        </w:rPr>
-        <w:t>Fusce est. Vivamus a tellus.</w:t>
-      </w:r>
-    </w:p>
-    <w:p>
-      <w:pPr>
-        <w:rPr>
-          <w:lang w:val="fr-FR"/>
-        </w:rPr>
-      </w:pPr>
-      <w:r>
-        <w:rPr>
-          <w:lang w:val="fr-FR"/>
-        </w:rPr>
-        <w:t>Pellentesque habitant morbi tristique senectus et netus et malesuada fames ac turpis egestas. Proin pharetra nonummy pede. Mauris et orci.</w:t>
-      </w:r>
-    </w:p>
-    <w:p>
-      <w:r>
-        <w:rPr>
-          <w:lang w:val="fr-FR"/>
-        </w:rPr>
-        <w:t xml:space="preserve">Aenean nec lorem. </w:t>
-      </w:r>
-      <w:r>
-        <w:t>In porttitor. Donec laoreet nonummy augue.</w:t>
-      </w:r>
-    </w:p>
-    <w:p>
-      <w:r>
-        <w:t>Suspendisse dui purus, scelerisque at, vulputate vitae, pretium mattis, nunc. Mauris eget neque at sem venenatis eleifend. Ut nonummy.</w:t>
-      </w:r>
-    </w:p>
-    <w:p>
-      <w:pPr>
-        <w:spacing w:line="259" w:lineRule="auto"/>
-      </w:pPr>
-      <w:r>
-        <w:br w:type="page"/>
-      </w:r>
-    </w:p>
-    <w:p>
-      <w:pPr>
-        <w:pStyle w:val="Numberedchapter"/>
-      </w:pPr>
-      <w:r>
-        <w:lastRenderedPageBreak/>
-        <w:t xml:space="preserve">Really </w:t>
-      </w:r>
-      <w:r>
-        <w:t>good</w:t>
-      </w:r>
-      <w:r>
-        <w:t xml:space="preserve"> work</w:t>
-      </w:r>
-    </w:p>
-    <w:p>
-      <w:pPr>
-        <w:pStyle w:val="Numberedsection"/>
-      </w:pPr>
-      <w:bookmarkStart w:id="39" w:name="_Toc111007002"/>
-      <w:r>
-        <w:t>Introduction</w:t>
-      </w:r>
-      <w:bookmarkEnd w:id="39"/>
-    </w:p>
-    <w:p>
-      <w:r>
-        <w:t>Lorem ipsum dolor sit amet, consectetuer adipiscing elit. Maecenas porttitor congue massa. Fusce posuere, magna sed pulvinar ultricies, purus lectus malesuada libero, sit amet commodo magna eros quis urna.</w:t>
-      </w:r>
-    </w:p>
-    <w:p>
-      <w:pPr>
-        <w:rPr>
-          <w:lang w:val="fr-FR"/>
-        </w:rPr>
-      </w:pPr>
-      <w:r>
-        <w:t xml:space="preserve">Nunc viverra imperdiet enim. </w:t>
-      </w:r>
-      <w:r>
-        <w:rPr>
-          <w:lang w:val="fr-FR"/>
-        </w:rPr>
-        <w:t>Fusce est. Vivamus a tellus.</w:t>
-      </w:r>
-    </w:p>
-    <w:p>
-      <w:pPr>
-        <w:rPr>
-          <w:lang w:val="fr-FR"/>
-        </w:rPr>
-      </w:pPr>
-      <w:r>
-        <w:rPr>
-          <w:lang w:val="fr-FR"/>
-        </w:rPr>
-        <w:t>Pellentesque habitant morbi tristique senectus et netus et malesuada fames ac turpis egestas. Proin pharetra nonummy pede. Mauris et orci.</w:t>
-      </w:r>
-    </w:p>
-    <w:p>
-      <w:r>
-        <w:rPr>
-          <w:lang w:val="fr-FR"/>
-        </w:rPr>
-        <w:t xml:space="preserve">Aenean nec lorem. </w:t>
-      </w:r>
-      <w:r>
-        <w:t>In porttitor. Donec laoreet nonummy augue.</w:t>
-      </w:r>
-    </w:p>
-    <w:p>
-      <w:r>
-        <w:t>Suspendisse dui purus, scelerisque at, vulputate vitae, pretium mattis, nunc. Mauris eget neque at sem venenatis eleifend. Ut nonummy.</w:t>
-      </w:r>
-    </w:p>
-    <w:p/>
-    <w:p>
-      <w:pPr>
-        <w:pStyle w:val="Numberedsection"/>
-      </w:pPr>
-      <w:r>
-        <w:t>Content</w:t>
-      </w:r>
-    </w:p>
-    <w:p>
-      <w:pPr>
-        <w:pStyle w:val="Numberedsub-section"/>
-      </w:pPr>
-      <w:r>
-        <w:t>Introduction</w:t>
-      </w:r>
-    </w:p>
-    <w:p>
-      <w:r>
-        <w:t>Lorem ipsum dolor sit amet, consectetuer adipiscing elit. Maecenas porttitor congue massa. Fusce posuere, magna sed pulvinar ultricies, purus lectus malesuada libero, sit amet commodo magna eros quis urna.</w:t>
-      </w:r>
-    </w:p>
-    <w:p>
-      <w:pPr>
-        <w:rPr>
-          <w:lang w:val="fr-FR"/>
-        </w:rPr>
-      </w:pPr>
-      <w:r>
-        <w:t xml:space="preserve">Nunc viverra imperdiet enim. </w:t>
-      </w:r>
-      <w:r>
-        <w:rPr>
-          <w:lang w:val="fr-FR"/>
-        </w:rPr>
-        <w:t>Fusce est. Vivamus a tellus.</w:t>
-      </w:r>
-    </w:p>
-    <w:p>
-      <w:pPr>
-        <w:rPr>
-          <w:lang w:val="fr-FR"/>
-        </w:rPr>
-      </w:pPr>
-      <w:r>
-        <w:rPr>
-          <w:lang w:val="fr-FR"/>
-        </w:rPr>
-        <w:t>Pellentesque habitant morbi tristique senectus et netus et malesuada fames ac turpis egestas. Proin pharetra nonummy pede. Mauris et orci.</w:t>
-      </w:r>
-    </w:p>
-    <w:p>
-      <w:pPr>
-        <w:rPr>
-          <w:lang w:val="fr-FR"/>
-        </w:rPr>
-      </w:pPr>
-    </w:p>
-    <w:p>
-      <w:pPr>
-        <w:pStyle w:val="Numberedsub-section"/>
-      </w:pPr>
-      <w:r>
-        <w:t>Detail</w:t>
-      </w:r>
-    </w:p>
-    <w:p>
-      <w:r>
-        <w:rPr>
-          <w:lang w:val="fr-FR"/>
-        </w:rPr>
-        <w:t xml:space="preserve">Aenean nec lorem. </w:t>
-      </w:r>
-      <w:r>
-        <w:t>In porttitor. Donec laoreet nonummy augue.</w:t>
-      </w:r>
-    </w:p>
-    <w:p>
-      <w:r>
-        <w:t>Suspendisse dui purus, scelerisque at, vulputate vitae, pretium mattis, nunc. Mauris eget neque at sem venenatis eleifend. Ut nonummy.</w:t>
-      </w:r>
-    </w:p>
-    <w:p/>
-    <w:p>
-      <w:pPr>
-        <w:pStyle w:val="Numberedsub-section"/>
-      </w:pPr>
-      <w:r>
-        <w:t>More detail</w:t>
-      </w:r>
-    </w:p>
-    <w:p>
-      <w:r>
-        <w:rPr>
-          <w:lang w:val="fr-FR"/>
-        </w:rPr>
-        <w:t xml:space="preserve">Aenean nec lorem. </w:t>
-      </w:r>
-      <w:r>
-        <w:t>In porttitor. Donec laoreet nonummy augue.</w:t>
-      </w:r>
-    </w:p>
-    <w:p>
-      <w:r>
-        <w:t>Suspendisse dui purus, scelerisque at, vulputate vitae, pretium mattis, nunc. Mauris eget neque at sem venenatis eleifend. Ut nonummy.</w:t>
-      </w:r>
-    </w:p>
-    <w:p/>
-    <w:p>
-      <w:pPr>
-        <w:pStyle w:val="Numberedsub-section"/>
-      </w:pPr>
-      <w:r>
-        <w:t>Summary</w:t>
-      </w:r>
-    </w:p>
-    <w:p>
-      <w:r>
-        <w:rPr>
-          <w:lang w:val="fr-FR"/>
-        </w:rPr>
-        <w:t xml:space="preserve">Aenean nec lorem. </w:t>
-      </w:r>
-      <w:r>
-        <w:t>In porttitor. Donec laoreet nonummy augue.</w:t>
-      </w:r>
-    </w:p>
-    <w:p>
-      <w:r>
-        <w:t>Suspendisse dui purus, scelerisque at, vulputate vitae, pretium mattis, nunc. Mauris eget neque at sem venenatis eleifend. Ut nonummy.</w:t>
-      </w:r>
-    </w:p>
-    <w:p/>
-    <w:p>
-      <w:pPr>
-        <w:pStyle w:val="Numberedsection"/>
-      </w:pPr>
-      <w:bookmarkStart w:id="40" w:name="_Toc111007005"/>
-      <w:r>
-        <w:t>Summary</w:t>
-      </w:r>
-      <w:bookmarkEnd w:id="40"/>
-    </w:p>
-    <w:p>
-      <w:r>
-        <w:t>Lorem ipsum dolor sit amet, consectetuer adipiscing elit. Maecenas porttitor congue massa. Fusce posuere, magna sed pulvinar ultricies, purus lectus malesuada libero, sit amet commodo magna eros quis urna.</w:t>
-      </w:r>
-    </w:p>
-    <w:p>
-      <w:pPr>
-        <w:rPr>
-          <w:lang w:val="fr-FR"/>
-        </w:rPr>
-      </w:pPr>
-      <w:r>
-        <w:t xml:space="preserve">Nunc viverra imperdiet enim. </w:t>
-      </w:r>
-      <w:r>
-        <w:rPr>
-          <w:lang w:val="fr-FR"/>
-        </w:rPr>
-        <w:t>Fusce est. Vivamus a tellus.</w:t>
-      </w:r>
-    </w:p>
-    <w:p>
-      <w:pPr>
-        <w:rPr>
-          <w:lang w:val="fr-FR"/>
-        </w:rPr>
-      </w:pPr>
-      <w:r>
-        <w:rPr>
-          <w:lang w:val="fr-FR"/>
-        </w:rPr>
-        <w:t>Pellentesque habitant morbi tristique senectus et netus et malesuada fames ac turpis egestas. Proin pharetra nonummy pede. Mauris et orci.</w:t>
-      </w:r>
-    </w:p>
-    <w:p>
-      <w:r>
-        <w:rPr>
-          <w:lang w:val="fr-FR"/>
-        </w:rPr>
-        <w:t xml:space="preserve">Aenean nec lorem. </w:t>
-      </w:r>
-      <w:r>
-        <w:t>In porttitor. Donec laoreet nonummy augue.</w:t>
-      </w:r>
-    </w:p>
-    <w:p>
-      <w:r>
-        <w:t>Suspendisse dui purus, scelerisque at, vulputate vitae, pretium mattis, nunc. Mauris eget neque at sem venenatis eleifend. Ut nonummy.</w:t>
-      </w:r>
-    </w:p>
-    <w:p>
-      <w:pPr>
-        <w:spacing w:line="259" w:lineRule="auto"/>
-      </w:pPr>
-      <w:r>
-        <w:br w:type="page"/>
-      </w:r>
-    </w:p>
-    <w:p>
-      <w:pPr>
-        <w:pStyle w:val="Numberedchapter"/>
-      </w:pPr>
-      <w:bookmarkStart w:id="41" w:name="_Toc111007011"/>
-      <w:r>
-        <w:lastRenderedPageBreak/>
-        <w:t>Conclusions and future work</w:t>
-      </w:r>
-      <w:bookmarkEnd w:id="41"/>
-    </w:p>
-    <w:p>
-      <w:pPr>
-        <w:pStyle w:val="Numberedsection"/>
-      </w:pPr>
-      <w:bookmarkStart w:id="42" w:name="_Toc111007012"/>
-      <w:r>
-        <w:t>Conclusions</w:t>
-      </w:r>
-      <w:bookmarkEnd w:id="42"/>
-    </w:p>
-    <w:p>
-      <w:r>
-        <w:t>Lorem ipsum dolor sit amet, consectetuer adipiscing elit. Maecenas porttitor congue massa. Fusce posuere, magna sed pulvinar ultricies, purus lectus malesuada libero, sit amet commodo magna eros quis urna.</w:t>
-      </w:r>
-    </w:p>
-    <w:p>
-      <w:pPr>
-        <w:rPr>
-          <w:lang w:val="fr-FR"/>
-        </w:rPr>
-      </w:pPr>
-      <w:r>
-        <w:t xml:space="preserve">Nunc viverra imperdiet enim. </w:t>
-      </w:r>
-      <w:r>
-        <w:rPr>
-          <w:lang w:val="fr-FR"/>
-        </w:rPr>
-        <w:t>Fusce est. Vivamus a tellus.</w:t>
-      </w:r>
-    </w:p>
-    <w:p>
-      <w:pPr>
-        <w:rPr>
-          <w:lang w:val="fr-FR"/>
-        </w:rPr>
-      </w:pPr>
-      <w:r>
-        <w:rPr>
-          <w:lang w:val="fr-FR"/>
-        </w:rPr>
-        <w:t>Pellentesque habitant morbi tristique senectus et netus et malesuada fames ac turpis egestas. Proin pharetra nonummy pede. Mauris et orci.</w:t>
-      </w:r>
-    </w:p>
-    <w:p>
-      <w:r>
-        <w:rPr>
-          <w:lang w:val="fr-FR"/>
-        </w:rPr>
-        <w:t xml:space="preserve">Aenean nec lorem. </w:t>
-      </w:r>
-      <w:r>
-        <w:t>In porttitor. Donec laoreet nonummy augue.</w:t>
-      </w:r>
-    </w:p>
-    <w:p>
-      <w:r>
-        <w:t>Suspendisse dui purus, scelerisque at, vulputate vitae, pretium mattis, nunc. Mauris eget neque at sem venenatis eleifend. Ut nonummy.</w:t>
-      </w:r>
-    </w:p>
-    <w:p/>
-    <w:p>
-      <w:pPr>
-        <w:pStyle w:val="Numberedsection"/>
-      </w:pPr>
-      <w:bookmarkStart w:id="43" w:name="_Toc111007013"/>
-      <w:r>
-        <w:t>Future work</w:t>
-      </w:r>
-      <w:bookmarkEnd w:id="43"/>
-    </w:p>
-    <w:p>
-      <w:r>
-        <w:t>Lorem ipsum dolor sit amet, consectetuer adipiscing elit. Maecenas porttitor congue massa. Fusce posuere, magna sed pulvinar ultricies, purus lectus malesuada libero, sit amet commodo magna eros quis urna.</w:t>
-      </w:r>
-    </w:p>
-    <w:p>
-      <w:pPr>
-        <w:rPr>
-          <w:lang w:val="fr-FR"/>
-        </w:rPr>
-      </w:pPr>
-      <w:r>
-        <w:t xml:space="preserve">Nunc viverra imperdiet enim. </w:t>
-      </w:r>
-      <w:r>
-        <w:rPr>
-          <w:lang w:val="fr-FR"/>
-        </w:rPr>
-        <w:t>Fusce est. Vivamus a tellus.</w:t>
-      </w:r>
-    </w:p>
-    <w:p>
-      <w:pPr>
-        <w:rPr>
-          <w:lang w:val="fr-FR"/>
-        </w:rPr>
-      </w:pPr>
-      <w:r>
-        <w:rPr>
-          <w:lang w:val="fr-FR"/>
-        </w:rPr>
-        <w:t>Pellentesque habitant morbi tristique senectus et netus et malesuada fames ac turpis egestas. Proin pharetra nonummy pede. Mauris et orci.</w:t>
-      </w:r>
-    </w:p>
-    <w:p>
-      <w:r>
-        <w:rPr>
-          <w:lang w:val="fr-FR"/>
-        </w:rPr>
-        <w:t xml:space="preserve">Aenean nec lorem. </w:t>
-      </w:r>
-      <w:r>
-        <w:t>In porttitor. Donec laoreet nonummy augue.</w:t>
-      </w:r>
-    </w:p>
-    <w:p>
-      <w:r>
-        <w:t>Suspendisse dui purus, scelerisque at, vulputate vitae, pretium mattis, nunc. Mauris eget neque at sem venenatis eleifend. Ut nonummy.</w:t>
-      </w:r>
-    </w:p>
     <w:p>
       <w:pPr>
         <w:spacing w:line="259" w:lineRule="auto"/>
@@ -5940,54 +6103,12 @@
       <w:pPr>
         <w:pStyle w:val="Non-numberedchapter"/>
       </w:pPr>
-      <w:bookmarkStart w:id="44" w:name="_Toc111007014"/>
-      <w:r>
-        <w:lastRenderedPageBreak/>
-        <w:t>References</w:t>
-      </w:r>
-      <w:bookmarkEnd w:id="44"/>
-    </w:p>
-    <w:p>
-      <w:commentRangeStart w:id="45"/>
-      <w:r>
-        <w:t>Put references here.</w:t>
-      </w:r>
-      <w:commentRangeEnd w:id="45"/>
-      <w:r>
-        <w:rPr>
-          <w:rStyle w:val="CommentReference"/>
-          <w:sz w:val="24"/>
-          <w:szCs w:val="24"/>
-        </w:rPr>
-        <w:commentReference w:id="45"/>
-      </w:r>
-    </w:p>
-    <w:p/>
-    <w:p>
-      <w:pPr>
-        <w:spacing w:line="259" w:lineRule="auto"/>
-        <w:rPr>
-          <w:b/>
-          <w:bCs/>
-          <w:sz w:val="42"/>
-          <w:szCs w:val="42"/>
-        </w:rPr>
-      </w:pPr>
-      <w:r>
-        <w:br w:type="page"/>
-      </w:r>
-    </w:p>
-    <w:p>
-      <w:pPr>
-        <w:pStyle w:val="Non-numberedchapter"/>
-        <w:outlineLvl w:val="0"/>
-      </w:pPr>
-      <w:bookmarkStart w:id="46" w:name="_Toc111007015"/>
+      <w:bookmarkStart w:id="58" w:name="_Toc243680755"/>
       <w:r>
         <w:lastRenderedPageBreak/>
         <w:t>Appendices</w:t>
       </w:r>
-      <w:bookmarkEnd w:id="46"/>
+      <w:bookmarkEnd w:id="58"/>
     </w:p>
     <w:p>
       <w:pPr>
@@ -6007,12 +6128,26 @@
       <w:pPr>
         <w:pStyle w:val="Appendixchapter"/>
       </w:pPr>
-      <w:bookmarkStart w:id="47" w:name="_Toc111007016"/>
-      <w:r>
-        <w:lastRenderedPageBreak/>
+      <w:bookmarkStart w:id="59" w:name="_Toc243680756"/>
+      <w:bookmarkEnd w:id="59"/>
+    </w:p>
+    <w:p>
+      <w:pPr>
+        <w:pStyle w:val="Appendixchaptertitle"/>
+      </w:pPr>
+      <w:commentRangeStart w:id="60"/>
+      <w:r>
         <w:t>Stuff that’s needed</w:t>
       </w:r>
-      <w:bookmarkEnd w:id="47"/>
+      <w:commentRangeEnd w:id="60"/>
+      <w:r>
+        <w:rPr>
+          <w:rStyle w:val="CommentReference"/>
+          <w:sz w:val="50"/>
+          <w:szCs w:val="32"/>
+        </w:rPr>
+        <w:commentReference w:id="60"/>
+      </w:r>
     </w:p>
     <w:p>
       <w:pPr>
@@ -6055,12 +6190,16 @@
       <w:pPr>
         <w:pStyle w:val="Appendixchapter"/>
       </w:pPr>
-      <w:bookmarkStart w:id="48" w:name="_Toc111007017"/>
-      <w:r>
-        <w:lastRenderedPageBreak/>
+      <w:bookmarkStart w:id="61" w:name="_Toc243680757"/>
+      <w:bookmarkEnd w:id="61"/>
+    </w:p>
+    <w:p>
+      <w:pPr>
+        <w:pStyle w:val="Appendixchaptertitle"/>
+      </w:pPr>
+      <w:r>
         <w:t>More stuff that’s needed</w:t>
       </w:r>
-      <w:bookmarkEnd w:id="48"/>
     </w:p>
     <w:p/>
     <w:sectPr>
@@ -6079,7 +6218,7 @@
 
 <file path=word/comments.xml><?xml version="1.0" encoding="utf-8"?>
 <w:comments xmlns:wpc="http://schemas.microsoft.com/office/word/2010/wordprocessingCanvas" xmlns:cx="http://schemas.microsoft.com/office/drawing/2014/chartex" xmlns:cx1="http://schemas.microsoft.com/office/drawing/2015/9/8/chartex" xmlns:cx2="http://schemas.microsoft.com/office/drawing/2015/10/21/chartex" xmlns:cx3="http://schemas.microsoft.com/office/drawing/2016/5/9/chartex" xmlns:cx4="http://schemas.microsoft.com/office/drawing/2016/5/10/chartex" xmlns:cx5="http://schemas.microsoft.com/office/drawing/2016/5/11/chartex" xmlns:cx6="http://schemas.microsoft.com/office/drawing/2016/5/12/chartex" xmlns:cx7="http://schemas.microsoft.com/office/drawing/2016/5/13/chartex" xmlns:cx8="http://schemas.microsoft.com/office/drawing/2016/5/14/chartex" xmlns:mc="http://schemas.openxmlformats.org/markup-compatibility/2006" xmlns:m="http://schemas.openxmlformats.org/officeDocument/2006/math" xmlns:aink="http://schemas.microsoft.com/office/drawing/2016/ink" xmlns:am3d="http://schemas.microsoft.com/office/drawing/2017/model3d" xmlns:oel="http://schemas.microsoft.com/office/2019/extlst" xmlns:r="http://schemas.openxmlformats.org/officeDocument/2006/relationships" xmlns:wp14="http://schemas.microsoft.com/office/word/2010/wordprocessingDrawing" xmlns:wp="http://schemas.openxmlformats.org/drawingml/2006/wordprocessingDrawing" xmlns:wpg="http://schemas.microsoft.com/office/word/2010/wordprocessingGroup" xmlns:wpi="http://schemas.microsoft.com/office/word/2010/wordprocessingInk" xmlns:wps="http://schemas.microsoft.com/office/word/2010/wordprocessingShape" xmlns:o="urn:schemas-microsoft-com:office:office" xmlns:v="urn:schemas-microsoft-com:vml" xmlns:w10="urn:schemas-microsoft-com:office:word" xmlns:w="http://schemas.openxmlformats.org/wordprocessingml/2006/main" xmlns:w14="http://schemas.microsoft.com/office/word/2010/wordml" xmlns:w15="http://schemas.microsoft.com/office/word/2012/wordml" xmlns:w16cex="http://schemas.microsoft.com/office/word/2018/wordml/cex" xmlns:w16cid="http://schemas.microsoft.com/office/word/2016/wordml/cid" xmlns:w16="http://schemas.microsoft.com/office/word/2018/wordml" xmlns:w16sdtdh="http://schemas.microsoft.com/office/word/2020/wordml/sdtdatahash" xmlns:w16sdtfl="http://schemas.microsoft.com/office/word/2024/wordml/sdtformatlock" xmlns:w16se="http://schemas.microsoft.com/office/word/2015/wordml/symex" xmlns:w16du="http://schemas.microsoft.com/office/word/2023/wordml/word16du" xmlns:wne="http://schemas.microsoft.com/office/word/2006/wordml" mc:Ignorable="w14 w15 w16se w16cid w16 w16cex w16sdtdh w16sdtfl w16du wp14">
-  <w:comment w:id="0" w:author="Alex Casson" w:date="2021-07-16T08:41:00Z" w:initials="AC">
+  <w:comment w:id="1" w:author="Alex Casson" w:date="2021-07-16T08:41:00Z" w:initials="AC">
     <w:p>
       <w:pPr>
         <w:pStyle w:val="CommentText"/>
@@ -6095,23 +6234,7 @@
       </w:r>
     </w:p>
   </w:comment>
-  <w:comment w:id="1" w:author="Alex Casson [2]" w:date="2022-08-07T13:49:00Z" w:initials="AC">
-    <w:p>
-      <w:pPr>
-        <w:pStyle w:val="CommentText"/>
-      </w:pPr>
-      <w:r>
-        <w:rPr>
-          <w:rStyle w:val="CommentReference"/>
-        </w:rPr>
-        <w:annotationRef/>
-      </w:r>
-      <w:r>
-        <w:t>Change as appropriate</w:t>
-      </w:r>
-    </w:p>
-  </w:comment>
-  <w:comment w:id="2" w:author="Alex Casson [2]" w:date="2022-08-07T13:53:00Z" w:initials="AC">
+  <w:comment w:id="2" w:author="Alex Casson [2]" w:date="2022-08-07T13:49:00Z" w:initials="AC">
     <w:p>
       <w:pPr>
         <w:pStyle w:val="CommentText"/>
@@ -6143,7 +6266,7 @@
       </w:r>
     </w:p>
   </w:comment>
-  <w:comment w:id="5" w:author="Alex Casson" w:date="2021-07-16T10:33:00Z" w:initials="AC">
+  <w:comment w:id="4" w:author="Alex Casson [2]" w:date="2022-08-07T13:53:00Z" w:initials="AC">
     <w:p>
       <w:pPr>
         <w:pStyle w:val="CommentText"/>
@@ -6155,11 +6278,27 @@
         <w:annotationRef/>
       </w:r>
       <w:r>
+        <w:t>Change as appropriate</w:t>
+      </w:r>
+    </w:p>
+  </w:comment>
+  <w:comment w:id="6" w:author="Alex Casson" w:date="2021-07-16T10:33:00Z" w:initials="AC">
+    <w:p>
+      <w:pPr>
+        <w:pStyle w:val="CommentText"/>
+      </w:pPr>
+      <w:r>
+        <w:rPr>
+          <w:rStyle w:val="CommentReference"/>
+        </w:rPr>
+        <w:annotationRef/>
+      </w:r>
+      <w:r>
         <w:t>Replace before submission</w:t>
       </w:r>
     </w:p>
   </w:comment>
-  <w:comment w:id="7" w:author="Alex Casson [2]" w:date="2022-08-10T06:55:00Z" w:initials="AC">
+  <w:comment w:id="8" w:author="Alex Casson [2]" w:date="2022-08-10T06:55:00Z" w:initials="AC">
     <w:p>
       <w:pPr>
         <w:pStyle w:val="CommentText"/>
@@ -6186,7 +6325,7 @@
       </w:r>
     </w:p>
   </w:comment>
-  <w:comment w:id="9" w:author="Alex Casson [2]" w:date="2022-08-10T06:54:00Z" w:initials="AC">
+  <w:comment w:id="10" w:author="Alex Casson [2]" w:date="2022-08-10T06:54:00Z" w:initials="AC">
     <w:p>
       <w:pPr>
         <w:pStyle w:val="CommentText"/>
@@ -6213,7 +6352,7 @@
       </w:r>
     </w:p>
   </w:comment>
-  <w:comment w:id="11" w:author="Alex Casson [2]" w:date="2026-10-22T12:03:00Z" w:initials="AC">
+  <w:comment w:id="12" w:author="Alex Casson [2]" w:date="2026-10-22T12:03:00Z" w:initials="AC">
     <w:p>
       <w:r>
         <w:rPr>
@@ -6230,7 +6369,7 @@
       </w:r>
     </w:p>
   </w:comment>
-  <w:comment w:id="13" w:author="Alex Casson [2]" w:date="2026-10-22T12:07:00Z" w:initials="AC">
+  <w:comment w:id="14" w:author="Alex Casson [2]" w:date="2026-10-22T12:07:00Z" w:initials="AC">
     <w:p>
       <w:r>
         <w:rPr>
@@ -6247,7 +6386,7 @@
       </w:r>
     </w:p>
   </w:comment>
-  <w:comment w:id="16" w:author="Alex Casson [2]" w:date="2026-10-22T12:07:00Z" w:initials="AC">
+  <w:comment w:id="17" w:author="Alex Casson [2]" w:date="2026-10-22T12:07:00Z" w:initials="AC">
     <w:p>
       <w:r>
         <w:rPr>
@@ -6264,7 +6403,7 @@
       </w:r>
     </w:p>
   </w:comment>
-  <w:comment w:id="18" w:author="Alex Casson [2]" w:date="2026-10-22T12:11:00Z" w:initials="AC">
+  <w:comment w:id="19" w:author="Alex Casson [2]" w:date="2026-10-22T12:11:00Z" w:initials="AC">
     <w:p>
       <w:r>
         <w:rPr>
@@ -6281,7 +6420,7 @@
       </w:r>
     </w:p>
   </w:comment>
-  <w:comment w:id="21" w:author="Alex Casson [2]" w:date="2026-10-22T12:20:00Z" w:initials="AC">
+  <w:comment w:id="22" w:author="Alex Casson [2]" w:date="2026-10-22T12:20:00Z" w:initials="AC">
     <w:p>
       <w:r>
         <w:rPr>
@@ -6298,7 +6437,7 @@
       </w:r>
     </w:p>
   </w:comment>
-  <w:comment w:id="22" w:author="Alex Casson [2]" w:date="2026-10-22T12:20:00Z" w:initials="AC">
+  <w:comment w:id="24" w:author="Alex Casson [2]" w:date="2026-10-22T12:20:00Z" w:initials="AC">
     <w:p>
       <w:r>
         <w:rPr>
@@ -6315,7 +6454,7 @@
       </w:r>
     </w:p>
   </w:comment>
-  <w:comment w:id="23" w:author="Alex Casson [2]" w:date="2026-10-22T12:24:00Z" w:initials="AC">
+  <w:comment w:id="26" w:author="Alex Casson [2]" w:date="2026-10-22T12:24:00Z" w:initials="AC">
     <w:p>
       <w:r>
         <w:rPr>
@@ -6332,7 +6471,7 @@
       </w:r>
     </w:p>
   </w:comment>
-  <w:comment w:id="24" w:author="Alex Casson [2]" w:date="2026-10-22T12:28:00Z" w:initials="AC">
+  <w:comment w:id="28" w:author="Alex Casson [2]" w:date="2026-10-22T12:28:00Z" w:initials="AC">
     <w:p>
       <w:r>
         <w:rPr>
@@ -6349,7 +6488,68 @@
       </w:r>
     </w:p>
   </w:comment>
-  <w:comment w:id="26" w:author="Alex Casson" w:date="2021-07-16T09:38:00Z" w:initials="AC">
+  <w:comment w:id="29" w:author="Alex Casson [2]" w:date="2026-10-23T20:44:00Z" w:initials="AC">
+    <w:p>
+      <w:r>
+        <w:rPr>
+          <w:rStyle w:val="CommentReference"/>
+        </w:rPr>
+        <w:annotationRef/>
+      </w:r>
+      <w:r>
+        <w:rPr>
+          <w:sz w:val="20"/>
+          <w:szCs w:val="20"/>
+        </w:rPr>
+        <w:t>Style: Numbered chapter starts a new chapter</w:t>
+      </w:r>
+    </w:p>
+  </w:comment>
+  <w:comment w:id="31" w:author="Alex Casson [2]" w:date="2026-10-23T20:44:00Z" w:initials="AC">
+    <w:p>
+      <w:r>
+        <w:rPr>
+          <w:rStyle w:val="CommentReference"/>
+        </w:rPr>
+        <w:annotationRef/>
+      </w:r>
+      <w:r>
+        <w:rPr>
+          <w:sz w:val="20"/>
+          <w:szCs w:val="20"/>
+        </w:rPr>
+        <w:t>Style: Numbered chapter title sets the title of the chapter</w:t>
+      </w:r>
+    </w:p>
+    <w:p/>
+    <w:p>
+      <w:r>
+        <w:rPr>
+          <w:sz w:val="20"/>
+          <w:szCs w:val="20"/>
+        </w:rPr>
+        <w:t>You need both lines and styles for the template to work correctly</w:t>
+      </w:r>
+    </w:p>
+  </w:comment>
+  <w:comment w:id="33" w:author="Alex Casson [2]" w:date="2026-10-23T16:33:00Z" w:initials="AC">
+    <w:p>
+      <w:r>
+        <w:rPr>
+          <w:rStyle w:val="CommentReference"/>
+        </w:rPr>
+        <w:annotationRef/>
+      </w:r>
+      <w:r>
+        <w:rPr>
+          <w:sz w:val="20"/>
+          <w:szCs w:val="20"/>
+        </w:rPr>
+        <w:t>When possible, apply formatting using the ‘Styles’ in the ribbon, rather than manually setting to Bold, etc. Increase or decrease the indent level to set the level of the heading</w:t>
+      </w:r>
+    </w:p>
+  </w:comment>
+  <w:comment w:id="34" w:author="Alex Casson" w:date="2021-07-16T10:41:00Z" w:initials="AC">
     <w:p>
       <w:pPr>
         <w:pStyle w:val="CommentText"/>
@@ -6361,11 +6561,11 @@
         <w:annotationRef/>
       </w:r>
       <w:r>
-        <w:t>When possible, apply formatting using the ‘Styles’ in the ribbon, rather than manually setting to Bold, etc. Increase or decrease the indent level to set the level of the heading</w:t>
+        <w:t>Main body text is in the ‘Normal’ style</w:t>
       </w:r>
     </w:p>
   </w:comment>
-  <w:comment w:id="28" w:author="Alex Casson" w:date="2021-07-16T10:41:00Z" w:initials="AC">
+  <w:comment w:id="39" w:author="Alex Casson" w:date="2021-07-16T10:58:00Z" w:initials="AC">
     <w:p>
       <w:pPr>
         <w:pStyle w:val="CommentText"/>
@@ -6377,11 +6577,43 @@
         <w:annotationRef/>
       </w:r>
       <w:r>
-        <w:t>Main body text is in the ‘Normal’ style</w:t>
+        <w:t>Persoanlly, I think the most robust way is to insert inside a table with the lines set to be not visible. Some people prefer to put inside a text box.</w:t>
+      </w:r>
+    </w:p>
+    <w:p>
+      <w:pPr>
+        <w:pStyle w:val="CommentText"/>
+      </w:pPr>
+    </w:p>
+    <w:p>
+      <w:pPr>
+        <w:pStyle w:val="CommentText"/>
+      </w:pPr>
+      <w:r>
+        <w:t xml:space="preserve">Insert the caption using ‘Insert Caption’ on the ‘References’ tab. </w:t>
+      </w:r>
+      <w:r>
+        <w:t xml:space="preserve">I suggest including just the number and then typing in the Fig. by hand. </w:t>
+      </w:r>
+      <w:r>
+        <w:t>To make the caption text not bold, but keep Figure 2.1 in bold, highlight the “Example figure” and set the style to be “Emphasis”</w:t>
+      </w:r>
+    </w:p>
+    <w:p>
+      <w:pPr>
+        <w:pStyle w:val="CommentText"/>
+      </w:pPr>
+    </w:p>
+    <w:p>
+      <w:pPr>
+        <w:pStyle w:val="CommentText"/>
+      </w:pPr>
+      <w:r>
+        <w:t>Rembemer to try and use png for line art (like graphs and drawings) and jpg for images (like photographs) to get the best resolution.</w:t>
       </w:r>
     </w:p>
   </w:comment>
-  <w:comment w:id="33" w:author="Alex Casson" w:date="2021-07-16T10:58:00Z" w:initials="AC">
+  <w:comment w:id="40" w:author="Alex Casson" w:date="2021-07-16T10:44:00Z" w:initials="AC">
     <w:p>
       <w:pPr>
         <w:pStyle w:val="CommentText"/>
@@ -6393,59 +6625,11 @@
         <w:annotationRef/>
       </w:r>
       <w:r>
-        <w:t>Persoanlly, I think the most robust way is to insert inside a table with the lines set to be not visible. Some people prefer to put inside a text box.</w:t>
-      </w:r>
-    </w:p>
-    <w:p>
-      <w:pPr>
-        <w:pStyle w:val="CommentText"/>
-      </w:pPr>
-    </w:p>
-    <w:p>
-      <w:pPr>
-        <w:pStyle w:val="CommentText"/>
-      </w:pPr>
-      <w:r>
-        <w:t xml:space="preserve">Insert the caption using ‘Insert Caption’ on the ‘References’ tab. </w:t>
-      </w:r>
-      <w:r>
-        <w:t xml:space="preserve">I suggest including just the number and then typing in the Fig. by hand. </w:t>
-      </w:r>
-      <w:r>
-        <w:t>To make the caption text not bold, but keep Figure 2.1 in bold, highlight the “Example figure” and set the style to be “Emphasis”</w:t>
-      </w:r>
-    </w:p>
-    <w:p>
-      <w:pPr>
-        <w:pStyle w:val="CommentText"/>
-      </w:pPr>
-    </w:p>
-    <w:p>
-      <w:pPr>
-        <w:pStyle w:val="CommentText"/>
-      </w:pPr>
-      <w:r>
-        <w:t>Rembemer to try and use png for line art (like graphs and drawings) and jpg for images (like photographs) to get the best resolution.</w:t>
+        <w:t>Insert caption using ‘Insert caption’ on the ‘References’ table. To make the caption text not bold, but keep Table 1.1 in bold, highlight the “Example table” and set the style to be “Emphasis”</w:t>
       </w:r>
     </w:p>
   </w:comment>
-  <w:comment w:id="34" w:author="Alex Casson" w:date="2021-07-16T10:44:00Z" w:initials="AC">
-    <w:p>
-      <w:pPr>
-        <w:pStyle w:val="CommentText"/>
-      </w:pPr>
-      <w:r>
-        <w:rPr>
-          <w:rStyle w:val="CommentReference"/>
-        </w:rPr>
-        <w:annotationRef/>
-      </w:r>
-      <w:r>
-        <w:t>Insert caption using ‘Insert caption’ on the ‘References’ table. To make the caption text not bold, but keep Table 1.1 in bold, highlight the “Example table” and set the style to be “Emphasis”</w:t>
-      </w:r>
-    </w:p>
-  </w:comment>
-  <w:comment w:id="35" w:author="Alex Casson" w:date="2021-07-16T10:54:00Z" w:initials="AC">
+  <w:comment w:id="41" w:author="Alex Casson" w:date="2021-07-16T10:54:00Z" w:initials="AC">
     <w:p>
       <w:pPr>
         <w:pStyle w:val="CommentText"/>
@@ -6472,7 +6656,7 @@
       </w:r>
     </w:p>
   </w:comment>
-  <w:comment w:id="45" w:author="Alex Casson" w:date="2021-07-16T11:27:00Z" w:initials="AC">
+  <w:comment w:id="57" w:author="Alex Casson" w:date="2021-07-16T11:27:00Z" w:initials="AC">
     <w:p>
       <w:pPr>
         <w:pStyle w:val="CommentText"/>
@@ -6485,6 +6669,23 @@
       </w:r>
       <w:r>
         <w:t>There are multiple ways of inserting references into Word. No examples are given here, as it will depend on which approach you take. You can use an external tool such as Endnote, Menderly or Zotero; or directly in Word use “Manage sources” and “Insert Citation” on the References tab.</w:t>
+      </w:r>
+    </w:p>
+  </w:comment>
+  <w:comment w:id="60" w:author="Alex Casson [2]" w:date="2026-10-23T20:47:00Z" w:initials="AC">
+    <w:p>
+      <w:r>
+        <w:rPr>
+          <w:rStyle w:val="CommentReference"/>
+        </w:rPr>
+        <w:annotationRef/>
+      </w:r>
+      <w:r>
+        <w:rPr>
+          <w:sz w:val="20"/>
+          <w:szCs w:val="20"/>
+        </w:rPr>
+        <w:t>As with a chapter, need both Style: Appendix chapter and appendix chapter title</w:t>
       </w:r>
     </w:p>
   </w:comment>
@@ -6508,12 +6709,15 @@
   <w15:commentEx w15:paraId="32135954" w15:done="0"/>
   <w15:commentEx w15:paraId="0868A79E" w15:done="0"/>
   <w15:commentEx w15:paraId="50D3E2CC" w15:done="0"/>
-  <w15:commentEx w15:paraId="00BE445B" w15:done="0"/>
+  <w15:commentEx w15:paraId="6E1659F5" w15:done="0"/>
+  <w15:commentEx w15:paraId="38C68D63" w15:done="0"/>
+  <w15:commentEx w15:paraId="2B1E00BA" w15:done="0"/>
   <w15:commentEx w15:paraId="1E51018C" w15:done="0"/>
   <w15:commentEx w15:paraId="09F4891E" w15:done="0"/>
   <w15:commentEx w15:paraId="2965D44C" w15:done="0"/>
   <w15:commentEx w15:paraId="7F1E6C6D" w15:done="0"/>
   <w15:commentEx w15:paraId="053CE83E" w15:done="0"/>
+  <w15:commentEx w15:paraId="500A05EE" w15:done="0"/>
 </w15:commentsEx>
 </file>
 
@@ -6534,12 +6738,15 @@
   <w16cex:commentExtensible w16cex:durableId="2B4D7285" w16cex:dateUtc="2026-10-22T11:20:00Z"/>
   <w16cex:commentExtensible w16cex:durableId="332C757E" w16cex:dateUtc="2026-10-22T11:24:00Z"/>
   <w16cex:commentExtensible w16cex:durableId="1E79DA05" w16cex:dateUtc="2026-10-22T11:28:00Z"/>
-  <w16cex:commentExtensible w16cex:durableId="249BD228" w16cex:dateUtc="2021-07-16T08:38:00Z"/>
+  <w16cex:commentExtensible w16cex:durableId="598D9496" w16cex:dateUtc="2026-10-23T19:44:00Z"/>
+  <w16cex:commentExtensible w16cex:durableId="63F180CA" w16cex:dateUtc="2026-10-23T19:44:00Z"/>
+  <w16cex:commentExtensible w16cex:durableId="7B952D9A" w16cex:dateUtc="2026-10-23T15:33:00Z"/>
   <w16cex:commentExtensible w16cex:durableId="249BE0D6" w16cex:dateUtc="2021-07-16T09:41:00Z"/>
   <w16cex:commentExtensible w16cex:durableId="249BE4CE" w16cex:dateUtc="2021-07-16T09:58:00Z"/>
   <w16cex:commentExtensible w16cex:durableId="249BE170" w16cex:dateUtc="2021-07-16T09:44:00Z"/>
   <w16cex:commentExtensible w16cex:durableId="249BE3D8" w16cex:dateUtc="2021-07-16T09:54:00Z"/>
   <w16cex:commentExtensible w16cex:durableId="249BEB94" w16cex:dateUtc="2021-07-16T10:27:00Z"/>
+  <w16cex:commentExtensible w16cex:durableId="7B950E0E" w16cex:dateUtc="2026-10-23T19:47:00Z"/>
 </w16cex:commentsExtensible>
 </file>
 
@@ -6560,12 +6767,15 @@
   <w16cid:commentId w16cid:paraId="32135954" w16cid:durableId="2B4D7285"/>
   <w16cid:commentId w16cid:paraId="0868A79E" w16cid:durableId="332C757E"/>
   <w16cid:commentId w16cid:paraId="50D3E2CC" w16cid:durableId="1E79DA05"/>
-  <w16cid:commentId w16cid:paraId="00BE445B" w16cid:durableId="249BD228"/>
+  <w16cid:commentId w16cid:paraId="6E1659F5" w16cid:durableId="598D9496"/>
+  <w16cid:commentId w16cid:paraId="38C68D63" w16cid:durableId="63F180CA"/>
+  <w16cid:commentId w16cid:paraId="2B1E00BA" w16cid:durableId="7B952D9A"/>
   <w16cid:commentId w16cid:paraId="1E51018C" w16cid:durableId="249BE0D6"/>
   <w16cid:commentId w16cid:paraId="09F4891E" w16cid:durableId="249BE4CE"/>
   <w16cid:commentId w16cid:paraId="2965D44C" w16cid:durableId="249BE170"/>
   <w16cid:commentId w16cid:paraId="7F1E6C6D" w16cid:durableId="249BE3D8"/>
   <w16cid:commentId w16cid:paraId="053CE83E" w16cid:durableId="249BEB94"/>
+  <w16cid:commentId w16cid:paraId="500A05EE" w16cid:durableId="7B950E0E"/>
 </w16cid:commentsIds>
 </file>
 
@@ -6651,6 +6861,24 @@
     <w:pPr>
       <w:pStyle w:val="Header"/>
     </w:pPr>
+    <w:r>
+      <w:fldChar w:fldCharType="begin"/>
+    </w:r>
+    <w:r>
+      <w:instrText xml:space="preserve"> TC "Front matter" \l 1 </w:instrText>
+    </w:r>
+    <w:r>
+      <w:fldChar w:fldCharType="end"/>
+    </w:r>
+    <w:r>
+      <w:fldChar w:fldCharType="begin"/>
+    </w:r>
+    <w:r>
+      <w:instrText xml:space="preserve"> TC "Front matter" \l 1 </w:instrText>
+    </w:r>
+    <w:r>
+      <w:fldChar w:fldCharType="end"/>
+    </w:r>
     <w:r>
       <w:rPr>
         <w:noProof/>
@@ -6833,9 +7061,15 @@
     </w:lvl>
   </w:abstractNum>
   <w:abstractNum w:abstractNumId="1" w15:restartNumberingAfterBreak="0">
+    <w:nsid w:val="02EA6BD2"/>
+    <w:multiLevelType w:val="multilevel"/>
+    <w:tmpl w:val="F7CE1C5A"/>
+    <w:numStyleLink w:val="CurrentList4"/>
+  </w:abstractNum>
+  <w:abstractNum w:abstractNumId="2" w15:restartNumberingAfterBreak="0">
     <w:nsid w:val="0DC32897"/>
     <w:multiLevelType w:val="multilevel"/>
-    <w:tmpl w:val="9FE49248"/>
+    <w:tmpl w:val="051C76FE"/>
     <w:lvl w:ilvl="0">
       <w:start w:val="1"/>
       <w:numFmt w:val="decimal"/>
@@ -6854,7 +7088,6 @@
     <w:lvl w:ilvl="1">
       <w:start w:val="1"/>
       <w:numFmt w:val="decimal"/>
-      <w:pStyle w:val="Heading2"/>
       <w:lvlText w:val="%1.%2"/>
       <w:lvlJc w:val="left"/>
       <w:pPr>
@@ -6882,7 +7115,6 @@
     <w:lvl w:ilvl="3">
       <w:start w:val="1"/>
       <w:numFmt w:val="decimal"/>
-      <w:pStyle w:val="Heading4"/>
       <w:lvlText w:val="%1.%2.%3.%4"/>
       <w:lvlJc w:val="left"/>
       <w:pPr>
@@ -6895,7 +7127,6 @@
     <w:lvl w:ilvl="4">
       <w:start w:val="1"/>
       <w:numFmt w:val="decimal"/>
-      <w:pStyle w:val="Heading5"/>
       <w:lvlText w:val="%1.%2.%3.%4.%5"/>
       <w:lvlJc w:val="left"/>
       <w:pPr>
@@ -6908,7 +7139,6 @@
     <w:lvl w:ilvl="5">
       <w:start w:val="1"/>
       <w:numFmt w:val="decimal"/>
-      <w:pStyle w:val="Heading6"/>
       <w:lvlText w:val="%1.%2.%3.%4.%5.%6"/>
       <w:lvlJc w:val="left"/>
       <w:pPr>
@@ -6921,7 +7151,6 @@
     <w:lvl w:ilvl="6">
       <w:start w:val="1"/>
       <w:numFmt w:val="decimal"/>
-      <w:pStyle w:val="Heading7"/>
       <w:lvlText w:val="%1.%2.%3.%4.%5.%6.%7"/>
       <w:lvlJc w:val="left"/>
       <w:pPr>
@@ -6934,7 +7163,6 @@
     <w:lvl w:ilvl="7">
       <w:start w:val="1"/>
       <w:numFmt w:val="decimal"/>
-      <w:pStyle w:val="Heading8"/>
       <w:lvlText w:val="%1.%2.%3.%4.%5.%6.%7.%8"/>
       <w:lvlJc w:val="left"/>
       <w:pPr>
@@ -6947,7 +7175,6 @@
     <w:lvl w:ilvl="8">
       <w:start w:val="1"/>
       <w:numFmt w:val="decimal"/>
-      <w:pStyle w:val="Heading9"/>
       <w:lvlText w:val="%1.%2.%3.%4.%5.%6.%7.%8.%9"/>
       <w:lvlJc w:val="left"/>
       <w:pPr>
@@ -6958,7 +7185,242 @@
       </w:rPr>
     </w:lvl>
   </w:abstractNum>
-  <w:abstractNum w:abstractNumId="2" w15:restartNumberingAfterBreak="0">
+  <w:abstractNum w:abstractNumId="3" w15:restartNumberingAfterBreak="0">
+    <w:nsid w:val="0E1E5A65"/>
+    <w:multiLevelType w:val="multilevel"/>
+    <w:tmpl w:val="F7CE1C5A"/>
+    <w:styleLink w:val="CurrentList4"/>
+    <w:lvl w:ilvl="0">
+      <w:start w:val="1"/>
+      <w:numFmt w:val="decimal"/>
+      <w:suff w:val="nothing"/>
+      <w:lvlText w:val="Chapter %1"/>
+      <w:lvlJc w:val="left"/>
+      <w:pPr>
+        <w:ind w:left="0" w:firstLine="0"/>
+      </w:pPr>
+      <w:rPr>
+        <w:rFonts w:hint="default"/>
+      </w:rPr>
+    </w:lvl>
+    <w:lvl w:ilvl="1">
+      <w:start w:val="1"/>
+      <w:numFmt w:val="decimal"/>
+      <w:lvlText w:val="%1.%2"/>
+      <w:lvlJc w:val="left"/>
+      <w:pPr>
+        <w:ind w:left="720" w:firstLine="0"/>
+      </w:pPr>
+      <w:rPr>
+        <w:rFonts w:hint="default"/>
+      </w:rPr>
+    </w:lvl>
+    <w:lvl w:ilvl="2">
+      <w:start w:val="1"/>
+      <w:numFmt w:val="decimal"/>
+      <w:lvlText w:val="%1.%2.%3"/>
+      <w:lvlJc w:val="left"/>
+      <w:pPr>
+        <w:ind w:left="1440" w:firstLine="0"/>
+      </w:pPr>
+      <w:rPr>
+        <w:rFonts w:hint="default"/>
+      </w:rPr>
+    </w:lvl>
+    <w:lvl w:ilvl="3">
+      <w:start w:val="1"/>
+      <w:numFmt w:val="lowerLetter"/>
+      <w:lvlText w:val="%4)"/>
+      <w:lvlJc w:val="left"/>
+      <w:pPr>
+        <w:ind w:left="2160" w:firstLine="0"/>
+      </w:pPr>
+      <w:rPr>
+        <w:rFonts w:hint="default"/>
+      </w:rPr>
+    </w:lvl>
+    <w:lvl w:ilvl="4">
+      <w:start w:val="1"/>
+      <w:numFmt w:val="decimal"/>
+      <w:lvlText w:val="(%5)"/>
+      <w:lvlJc w:val="left"/>
+      <w:pPr>
+        <w:ind w:left="2880" w:firstLine="0"/>
+      </w:pPr>
+      <w:rPr>
+        <w:rFonts w:hint="default"/>
+      </w:rPr>
+    </w:lvl>
+    <w:lvl w:ilvl="5">
+      <w:start w:val="1"/>
+      <w:numFmt w:val="lowerLetter"/>
+      <w:lvlText w:val="(%6)"/>
+      <w:lvlJc w:val="left"/>
+      <w:pPr>
+        <w:ind w:left="3600" w:firstLine="0"/>
+      </w:pPr>
+      <w:rPr>
+        <w:rFonts w:hint="default"/>
+      </w:rPr>
+    </w:lvl>
+    <w:lvl w:ilvl="6">
+      <w:start w:val="1"/>
+      <w:numFmt w:val="lowerRoman"/>
+      <w:lvlText w:val="(%7)"/>
+      <w:lvlJc w:val="left"/>
+      <w:pPr>
+        <w:ind w:left="4320" w:firstLine="0"/>
+      </w:pPr>
+      <w:rPr>
+        <w:rFonts w:hint="default"/>
+      </w:rPr>
+    </w:lvl>
+    <w:lvl w:ilvl="7">
+      <w:start w:val="1"/>
+      <w:numFmt w:val="lowerLetter"/>
+      <w:lvlText w:val="(%8)"/>
+      <w:lvlJc w:val="left"/>
+      <w:pPr>
+        <w:ind w:left="5040" w:firstLine="0"/>
+      </w:pPr>
+      <w:rPr>
+        <w:rFonts w:hint="default"/>
+      </w:rPr>
+    </w:lvl>
+    <w:lvl w:ilvl="8">
+      <w:start w:val="1"/>
+      <w:numFmt w:val="lowerRoman"/>
+      <w:lvlText w:val="(%9)"/>
+      <w:lvlJc w:val="left"/>
+      <w:pPr>
+        <w:ind w:left="5760" w:firstLine="0"/>
+      </w:pPr>
+      <w:rPr>
+        <w:rFonts w:hint="default"/>
+      </w:rPr>
+    </w:lvl>
+  </w:abstractNum>
+  <w:abstractNum w:abstractNumId="4" w15:restartNumberingAfterBreak="0">
+    <w:nsid w:val="0FB24E77"/>
+    <w:multiLevelType w:val="multilevel"/>
+    <w:tmpl w:val="87AAEB78"/>
+    <w:styleLink w:val="CurrentList9"/>
+    <w:lvl w:ilvl="0">
+      <w:start w:val="1"/>
+      <w:numFmt w:val="decimal"/>
+      <w:suff w:val="nothing"/>
+      <w:lvlText w:val="%1"/>
+      <w:lvlJc w:val="left"/>
+      <w:pPr>
+        <w:ind w:left="0" w:firstLine="0"/>
+      </w:pPr>
+      <w:rPr>
+        <w:rFonts w:hint="default"/>
+        <w:b/>
+        <w:vanish/>
+        <w:sz w:val="42"/>
+      </w:rPr>
+    </w:lvl>
+    <w:lvl w:ilvl="1">
+      <w:start w:val="1"/>
+      <w:numFmt w:val="decimal"/>
+      <w:lvlText w:val="%1.%2"/>
+      <w:lvlJc w:val="left"/>
+      <w:pPr>
+        <w:ind w:left="0" w:firstLine="0"/>
+      </w:pPr>
+      <w:rPr>
+        <w:rFonts w:hint="default"/>
+        <w:b/>
+        <w:sz w:val="36"/>
+      </w:rPr>
+    </w:lvl>
+    <w:lvl w:ilvl="2">
+      <w:start w:val="1"/>
+      <w:numFmt w:val="decimal"/>
+      <w:lvlText w:val="%1.%2.%3"/>
+      <w:lvlJc w:val="left"/>
+      <w:pPr>
+        <w:ind w:left="0" w:firstLine="0"/>
+      </w:pPr>
+      <w:rPr>
+        <w:rFonts w:hint="default"/>
+      </w:rPr>
+    </w:lvl>
+    <w:lvl w:ilvl="3">
+      <w:start w:val="1"/>
+      <w:numFmt w:val="decimal"/>
+      <w:lvlText w:val="%1.%2.%3.%4"/>
+      <w:lvlJc w:val="left"/>
+      <w:pPr>
+        <w:ind w:left="864" w:hanging="864"/>
+      </w:pPr>
+      <w:rPr>
+        <w:rFonts w:hint="default"/>
+      </w:rPr>
+    </w:lvl>
+    <w:lvl w:ilvl="4">
+      <w:start w:val="1"/>
+      <w:numFmt w:val="decimal"/>
+      <w:lvlText w:val="%1.%2.%3.%4.%5"/>
+      <w:lvlJc w:val="left"/>
+      <w:pPr>
+        <w:ind w:left="1008" w:hanging="1008"/>
+      </w:pPr>
+      <w:rPr>
+        <w:rFonts w:hint="default"/>
+      </w:rPr>
+    </w:lvl>
+    <w:lvl w:ilvl="5">
+      <w:start w:val="1"/>
+      <w:numFmt w:val="decimal"/>
+      <w:lvlText w:val="%1.%2.%3.%4.%5.%6"/>
+      <w:lvlJc w:val="left"/>
+      <w:pPr>
+        <w:ind w:left="1152" w:hanging="1152"/>
+      </w:pPr>
+      <w:rPr>
+        <w:rFonts w:hint="default"/>
+      </w:rPr>
+    </w:lvl>
+    <w:lvl w:ilvl="6">
+      <w:start w:val="1"/>
+      <w:numFmt w:val="decimal"/>
+      <w:lvlText w:val="%1.%2.%3.%4.%5.%6.%7"/>
+      <w:lvlJc w:val="left"/>
+      <w:pPr>
+        <w:ind w:left="1296" w:hanging="1296"/>
+      </w:pPr>
+      <w:rPr>
+        <w:rFonts w:hint="default"/>
+      </w:rPr>
+    </w:lvl>
+    <w:lvl w:ilvl="7">
+      <w:start w:val="1"/>
+      <w:numFmt w:val="decimal"/>
+      <w:lvlText w:val="%1.%2.%3.%4.%5.%6.%7.%8"/>
+      <w:lvlJc w:val="left"/>
+      <w:pPr>
+        <w:ind w:left="1440" w:hanging="1440"/>
+      </w:pPr>
+      <w:rPr>
+        <w:rFonts w:hint="default"/>
+      </w:rPr>
+    </w:lvl>
+    <w:lvl w:ilvl="8">
+      <w:start w:val="1"/>
+      <w:numFmt w:val="decimal"/>
+      <w:lvlText w:val="%1.%2.%3.%4.%5.%6.%7.%8.%9"/>
+      <w:lvlJc w:val="left"/>
+      <w:pPr>
+        <w:ind w:left="1584" w:hanging="1584"/>
+      </w:pPr>
+      <w:rPr>
+        <w:rFonts w:hint="default"/>
+      </w:rPr>
+    </w:lvl>
+  </w:abstractNum>
+  <w:abstractNum w:abstractNumId="5" w15:restartNumberingAfterBreak="0">
     <w:nsid w:val="10926C5D"/>
     <w:multiLevelType w:val="multilevel"/>
     <w:tmpl w:val="AB0A1358"/>
@@ -7071,7 +7533,7 @@
       </w:rPr>
     </w:lvl>
   </w:abstractNum>
-  <w:abstractNum w:abstractNumId="3" w15:restartNumberingAfterBreak="0">
+  <w:abstractNum w:abstractNumId="6" w15:restartNumberingAfterBreak="0">
     <w:nsid w:val="11AA65D6"/>
     <w:multiLevelType w:val="multilevel"/>
     <w:tmpl w:val="C50C0662"/>
@@ -7184,7 +7646,7 @@
       </w:rPr>
     </w:lvl>
   </w:abstractNum>
-  <w:abstractNum w:abstractNumId="4" w15:restartNumberingAfterBreak="0">
+  <w:abstractNum w:abstractNumId="7" w15:restartNumberingAfterBreak="0">
     <w:nsid w:val="18A81537"/>
     <w:multiLevelType w:val="multilevel"/>
     <w:tmpl w:val="462EDB34"/>
@@ -7299,13 +7761,241 @@
       </w:rPr>
     </w:lvl>
   </w:abstractNum>
-  <w:abstractNum w:abstractNumId="5" w15:restartNumberingAfterBreak="0">
+  <w:abstractNum w:abstractNumId="8" w15:restartNumberingAfterBreak="0">
+    <w:nsid w:val="23F3529F"/>
+    <w:multiLevelType w:val="multilevel"/>
+    <w:tmpl w:val="F7CE1C5A"/>
+    <w:lvl w:ilvl="0">
+      <w:start w:val="1"/>
+      <w:numFmt w:val="decimal"/>
+      <w:suff w:val="nothing"/>
+      <w:lvlText w:val="Chapter %1"/>
+      <w:lvlJc w:val="left"/>
+      <w:pPr>
+        <w:ind w:left="0" w:firstLine="0"/>
+      </w:pPr>
+      <w:rPr>
+        <w:rFonts w:hint="default"/>
+      </w:rPr>
+    </w:lvl>
+    <w:lvl w:ilvl="1">
+      <w:start w:val="1"/>
+      <w:numFmt w:val="decimal"/>
+      <w:lvlText w:val="%1.%2"/>
+      <w:lvlJc w:val="left"/>
+      <w:pPr>
+        <w:ind w:left="720" w:firstLine="0"/>
+      </w:pPr>
+      <w:rPr>
+        <w:rFonts w:hint="default"/>
+      </w:rPr>
+    </w:lvl>
+    <w:lvl w:ilvl="2">
+      <w:start w:val="1"/>
+      <w:numFmt w:val="decimal"/>
+      <w:lvlText w:val="%1.%2.%3"/>
+      <w:lvlJc w:val="left"/>
+      <w:pPr>
+        <w:ind w:left="1440" w:firstLine="0"/>
+      </w:pPr>
+      <w:rPr>
+        <w:rFonts w:hint="default"/>
+      </w:rPr>
+    </w:lvl>
+    <w:lvl w:ilvl="3">
+      <w:start w:val="1"/>
+      <w:numFmt w:val="lowerLetter"/>
+      <w:lvlText w:val="%4)"/>
+      <w:lvlJc w:val="left"/>
+      <w:pPr>
+        <w:ind w:left="2160" w:firstLine="0"/>
+      </w:pPr>
+      <w:rPr>
+        <w:rFonts w:hint="default"/>
+      </w:rPr>
+    </w:lvl>
+    <w:lvl w:ilvl="4">
+      <w:start w:val="1"/>
+      <w:numFmt w:val="decimal"/>
+      <w:lvlText w:val="(%5)"/>
+      <w:lvlJc w:val="left"/>
+      <w:pPr>
+        <w:ind w:left="2880" w:firstLine="0"/>
+      </w:pPr>
+      <w:rPr>
+        <w:rFonts w:hint="default"/>
+      </w:rPr>
+    </w:lvl>
+    <w:lvl w:ilvl="5">
+      <w:start w:val="1"/>
+      <w:numFmt w:val="lowerLetter"/>
+      <w:lvlText w:val="(%6)"/>
+      <w:lvlJc w:val="left"/>
+      <w:pPr>
+        <w:ind w:left="3600" w:firstLine="0"/>
+      </w:pPr>
+      <w:rPr>
+        <w:rFonts w:hint="default"/>
+      </w:rPr>
+    </w:lvl>
+    <w:lvl w:ilvl="6">
+      <w:start w:val="1"/>
+      <w:numFmt w:val="lowerRoman"/>
+      <w:lvlText w:val="(%7)"/>
+      <w:lvlJc w:val="left"/>
+      <w:pPr>
+        <w:ind w:left="4320" w:firstLine="0"/>
+      </w:pPr>
+      <w:rPr>
+        <w:rFonts w:hint="default"/>
+      </w:rPr>
+    </w:lvl>
+    <w:lvl w:ilvl="7">
+      <w:start w:val="1"/>
+      <w:numFmt w:val="lowerLetter"/>
+      <w:lvlText w:val="(%8)"/>
+      <w:lvlJc w:val="left"/>
+      <w:pPr>
+        <w:ind w:left="5040" w:firstLine="0"/>
+      </w:pPr>
+      <w:rPr>
+        <w:rFonts w:hint="default"/>
+      </w:rPr>
+    </w:lvl>
+    <w:lvl w:ilvl="8">
+      <w:start w:val="1"/>
+      <w:numFmt w:val="lowerRoman"/>
+      <w:lvlText w:val="(%9)"/>
+      <w:lvlJc w:val="left"/>
+      <w:pPr>
+        <w:ind w:left="5760" w:firstLine="0"/>
+      </w:pPr>
+      <w:rPr>
+        <w:rFonts w:hint="default"/>
+      </w:rPr>
+    </w:lvl>
+  </w:abstractNum>
+  <w:abstractNum w:abstractNumId="9" w15:restartNumberingAfterBreak="0">
     <w:nsid w:val="266827E7"/>
     <w:multiLevelType w:val="multilevel"/>
     <w:tmpl w:val="0809001D"/>
     <w:numStyleLink w:val="Style1"/>
   </w:abstractNum>
-  <w:abstractNum w:abstractNumId="6" w15:restartNumberingAfterBreak="0">
+  <w:abstractNum w:abstractNumId="10" w15:restartNumberingAfterBreak="0">
+    <w:nsid w:val="2C7420EA"/>
+    <w:multiLevelType w:val="multilevel"/>
+    <w:tmpl w:val="A2D67D7E"/>
+    <w:styleLink w:val="CurrentList2"/>
+    <w:lvl w:ilvl="0">
+      <w:start w:val="1"/>
+      <w:numFmt w:val="decimal"/>
+      <w:lvlText w:val="Chapter %1."/>
+      <w:lvlJc w:val="left"/>
+      <w:pPr>
+        <w:ind w:left="0" w:firstLine="0"/>
+      </w:pPr>
+      <w:rPr>
+        <w:rFonts w:hint="default"/>
+      </w:rPr>
+    </w:lvl>
+    <w:lvl w:ilvl="1">
+      <w:start w:val="1"/>
+      <w:numFmt w:val="upperLetter"/>
+      <w:lvlText w:val="%2."/>
+      <w:lvlJc w:val="left"/>
+      <w:pPr>
+        <w:ind w:left="720" w:firstLine="0"/>
+      </w:pPr>
+      <w:rPr>
+        <w:rFonts w:hint="default"/>
+      </w:rPr>
+    </w:lvl>
+    <w:lvl w:ilvl="2">
+      <w:start w:val="1"/>
+      <w:numFmt w:val="decimal"/>
+      <w:lvlText w:val="%3."/>
+      <w:lvlJc w:val="left"/>
+      <w:pPr>
+        <w:ind w:left="1440" w:firstLine="0"/>
+      </w:pPr>
+      <w:rPr>
+        <w:rFonts w:hint="default"/>
+      </w:rPr>
+    </w:lvl>
+    <w:lvl w:ilvl="3">
+      <w:start w:val="1"/>
+      <w:numFmt w:val="lowerLetter"/>
+      <w:lvlText w:val="%4)"/>
+      <w:lvlJc w:val="left"/>
+      <w:pPr>
+        <w:ind w:left="2160" w:firstLine="0"/>
+      </w:pPr>
+      <w:rPr>
+        <w:rFonts w:hint="default"/>
+      </w:rPr>
+    </w:lvl>
+    <w:lvl w:ilvl="4">
+      <w:start w:val="1"/>
+      <w:numFmt w:val="decimal"/>
+      <w:lvlText w:val="(%5)"/>
+      <w:lvlJc w:val="left"/>
+      <w:pPr>
+        <w:ind w:left="2880" w:firstLine="0"/>
+      </w:pPr>
+      <w:rPr>
+        <w:rFonts w:hint="default"/>
+      </w:rPr>
+    </w:lvl>
+    <w:lvl w:ilvl="5">
+      <w:start w:val="1"/>
+      <w:numFmt w:val="lowerLetter"/>
+      <w:lvlText w:val="(%6)"/>
+      <w:lvlJc w:val="left"/>
+      <w:pPr>
+        <w:ind w:left="3600" w:firstLine="0"/>
+      </w:pPr>
+      <w:rPr>
+        <w:rFonts w:hint="default"/>
+      </w:rPr>
+    </w:lvl>
+    <w:lvl w:ilvl="6">
+      <w:start w:val="1"/>
+      <w:numFmt w:val="lowerRoman"/>
+      <w:lvlText w:val="(%7)"/>
+      <w:lvlJc w:val="left"/>
+      <w:pPr>
+        <w:ind w:left="4320" w:firstLine="0"/>
+      </w:pPr>
+      <w:rPr>
+        <w:rFonts w:hint="default"/>
+      </w:rPr>
+    </w:lvl>
+    <w:lvl w:ilvl="7">
+      <w:start w:val="1"/>
+      <w:numFmt w:val="lowerLetter"/>
+      <w:lvlText w:val="(%8)"/>
+      <w:lvlJc w:val="left"/>
+      <w:pPr>
+        <w:ind w:left="5040" w:firstLine="0"/>
+      </w:pPr>
+      <w:rPr>
+        <w:rFonts w:hint="default"/>
+      </w:rPr>
+    </w:lvl>
+    <w:lvl w:ilvl="8">
+      <w:start w:val="1"/>
+      <w:numFmt w:val="lowerRoman"/>
+      <w:lvlText w:val="(%9)"/>
+      <w:lvlJc w:val="left"/>
+      <w:pPr>
+        <w:ind w:left="5760" w:firstLine="0"/>
+      </w:pPr>
+      <w:rPr>
+        <w:rFonts w:hint="default"/>
+      </w:rPr>
+    </w:lvl>
+  </w:abstractNum>
+  <w:abstractNum w:abstractNumId="11" w15:restartNumberingAfterBreak="0">
     <w:nsid w:val="2DC63238"/>
     <w:multiLevelType w:val="multilevel"/>
     <w:tmpl w:val="0809001D"/>
@@ -7402,7 +8092,7 @@
       </w:pPr>
     </w:lvl>
   </w:abstractNum>
-  <w:abstractNum w:abstractNumId="7" w15:restartNumberingAfterBreak="0">
+  <w:abstractNum w:abstractNumId="12" w15:restartNumberingAfterBreak="0">
     <w:nsid w:val="2E2755EA"/>
     <w:multiLevelType w:val="multilevel"/>
     <w:tmpl w:val="C50C0662"/>
@@ -7515,7 +8205,13 @@
       </w:rPr>
     </w:lvl>
   </w:abstractNum>
-  <w:abstractNum w:abstractNumId="8" w15:restartNumberingAfterBreak="0">
+  <w:abstractNum w:abstractNumId="13" w15:restartNumberingAfterBreak="0">
+    <w:nsid w:val="3251061C"/>
+    <w:multiLevelType w:val="multilevel"/>
+    <w:tmpl w:val="F7CE1C5A"/>
+    <w:numStyleLink w:val="CurrentList4"/>
+  </w:abstractNum>
+  <w:abstractNum w:abstractNumId="14" w15:restartNumberingAfterBreak="0">
     <w:nsid w:val="33D363AA"/>
     <w:multiLevelType w:val="multilevel"/>
     <w:tmpl w:val="0809001D"/>
@@ -7601,7 +8297,121 @@
       </w:pPr>
     </w:lvl>
   </w:abstractNum>
-  <w:abstractNum w:abstractNumId="9" w15:restartNumberingAfterBreak="0">
+  <w:abstractNum w:abstractNumId="15" w15:restartNumberingAfterBreak="0">
+    <w:nsid w:val="34BD71AE"/>
+    <w:multiLevelType w:val="multilevel"/>
+    <w:tmpl w:val="DBAAAB04"/>
+    <w:styleLink w:val="CurrentList3"/>
+    <w:lvl w:ilvl="0">
+      <w:start w:val="1"/>
+      <w:numFmt w:val="decimal"/>
+      <w:lvlText w:val="Chapter %1"/>
+      <w:lvlJc w:val="left"/>
+      <w:pPr>
+        <w:ind w:left="0" w:firstLine="0"/>
+      </w:pPr>
+      <w:rPr>
+        <w:rFonts w:hint="default"/>
+      </w:rPr>
+    </w:lvl>
+    <w:lvl w:ilvl="1">
+      <w:start w:val="1"/>
+      <w:numFmt w:val="upperLetter"/>
+      <w:lvlText w:val="%2."/>
+      <w:lvlJc w:val="left"/>
+      <w:pPr>
+        <w:ind w:left="720" w:firstLine="0"/>
+      </w:pPr>
+      <w:rPr>
+        <w:rFonts w:hint="default"/>
+      </w:rPr>
+    </w:lvl>
+    <w:lvl w:ilvl="2">
+      <w:start w:val="1"/>
+      <w:numFmt w:val="decimal"/>
+      <w:lvlText w:val="%3."/>
+      <w:lvlJc w:val="left"/>
+      <w:pPr>
+        <w:ind w:left="1440" w:firstLine="0"/>
+      </w:pPr>
+      <w:rPr>
+        <w:rFonts w:hint="default"/>
+      </w:rPr>
+    </w:lvl>
+    <w:lvl w:ilvl="3">
+      <w:start w:val="1"/>
+      <w:numFmt w:val="lowerLetter"/>
+      <w:lvlText w:val="%4)"/>
+      <w:lvlJc w:val="left"/>
+      <w:pPr>
+        <w:ind w:left="2160" w:firstLine="0"/>
+      </w:pPr>
+      <w:rPr>
+        <w:rFonts w:hint="default"/>
+      </w:rPr>
+    </w:lvl>
+    <w:lvl w:ilvl="4">
+      <w:start w:val="1"/>
+      <w:numFmt w:val="decimal"/>
+      <w:lvlText w:val="(%5)"/>
+      <w:lvlJc w:val="left"/>
+      <w:pPr>
+        <w:ind w:left="2880" w:firstLine="0"/>
+      </w:pPr>
+      <w:rPr>
+        <w:rFonts w:hint="default"/>
+      </w:rPr>
+    </w:lvl>
+    <w:lvl w:ilvl="5">
+      <w:start w:val="1"/>
+      <w:numFmt w:val="lowerLetter"/>
+      <w:lvlText w:val="(%6)"/>
+      <w:lvlJc w:val="left"/>
+      <w:pPr>
+        <w:ind w:left="3600" w:firstLine="0"/>
+      </w:pPr>
+      <w:rPr>
+        <w:rFonts w:hint="default"/>
+      </w:rPr>
+    </w:lvl>
+    <w:lvl w:ilvl="6">
+      <w:start w:val="1"/>
+      <w:numFmt w:val="lowerRoman"/>
+      <w:lvlText w:val="(%7)"/>
+      <w:lvlJc w:val="left"/>
+      <w:pPr>
+        <w:ind w:left="4320" w:firstLine="0"/>
+      </w:pPr>
+      <w:rPr>
+        <w:rFonts w:hint="default"/>
+      </w:rPr>
+    </w:lvl>
+    <w:lvl w:ilvl="7">
+      <w:start w:val="1"/>
+      <w:numFmt w:val="lowerLetter"/>
+      <w:lvlText w:val="(%8)"/>
+      <w:lvlJc w:val="left"/>
+      <w:pPr>
+        <w:ind w:left="5040" w:firstLine="0"/>
+      </w:pPr>
+      <w:rPr>
+        <w:rFonts w:hint="default"/>
+      </w:rPr>
+    </w:lvl>
+    <w:lvl w:ilvl="8">
+      <w:start w:val="1"/>
+      <w:numFmt w:val="lowerRoman"/>
+      <w:lvlText w:val="(%9)"/>
+      <w:lvlJc w:val="left"/>
+      <w:pPr>
+        <w:ind w:left="5760" w:firstLine="0"/>
+      </w:pPr>
+      <w:rPr>
+        <w:rFonts w:hint="default"/>
+      </w:rPr>
+    </w:lvl>
+  </w:abstractNum>
+  <w:abstractNum w:abstractNumId="16" w15:restartNumberingAfterBreak="0">
     <w:nsid w:val="35AD645D"/>
     <w:multiLevelType w:val="hybridMultilevel"/>
     <w:tmpl w:val="20388AD4"/>
@@ -7714,7 +8524,7 @@
       </w:rPr>
     </w:lvl>
   </w:abstractNum>
-  <w:abstractNum w:abstractNumId="10" w15:restartNumberingAfterBreak="0">
+  <w:abstractNum w:abstractNumId="17" w15:restartNumberingAfterBreak="0">
     <w:nsid w:val="3D5A779A"/>
     <w:multiLevelType w:val="multilevel"/>
     <w:tmpl w:val="AB0A1358"/>
@@ -7827,7 +8637,253 @@
       </w:rPr>
     </w:lvl>
   </w:abstractNum>
-  <w:abstractNum w:abstractNumId="11" w15:restartNumberingAfterBreak="0">
+  <w:abstractNum w:abstractNumId="18" w15:restartNumberingAfterBreak="0">
+    <w:nsid w:val="3ED521FD"/>
+    <w:multiLevelType w:val="multilevel"/>
+    <w:tmpl w:val="12BE6290"/>
+    <w:styleLink w:val="CurrentList6"/>
+    <w:lvl w:ilvl="0">
+      <w:start w:val="1"/>
+      <w:numFmt w:val="none"/>
+      <w:lvlText w:val=""/>
+      <w:lvlJc w:val="left"/>
+      <w:pPr>
+        <w:ind w:left="432" w:hanging="432"/>
+      </w:pPr>
+      <w:rPr>
+        <w:rFonts w:hint="default"/>
+        <w:b/>
+        <w:sz w:val="42"/>
+      </w:rPr>
+    </w:lvl>
+    <w:lvl w:ilvl="1">
+      <w:start w:val="1"/>
+      <w:numFmt w:val="decimal"/>
+      <w:lvlText w:val="%1.%2"/>
+      <w:lvlJc w:val="left"/>
+      <w:pPr>
+        <w:ind w:left="576" w:hanging="576"/>
+      </w:pPr>
+      <w:rPr>
+        <w:rFonts w:hint="default"/>
+        <w:b/>
+        <w:sz w:val="36"/>
+      </w:rPr>
+    </w:lvl>
+    <w:lvl w:ilvl="2">
+      <w:start w:val="1"/>
+      <w:numFmt w:val="decimal"/>
+      <w:lvlText w:val="%1.%2.%3"/>
+      <w:lvlJc w:val="left"/>
+      <w:pPr>
+        <w:ind w:left="720" w:hanging="720"/>
+      </w:pPr>
+      <w:rPr>
+        <w:rFonts w:hint="default"/>
+      </w:rPr>
+    </w:lvl>
+    <w:lvl w:ilvl="3">
+      <w:start w:val="1"/>
+      <w:numFmt w:val="decimal"/>
+      <w:lvlText w:val="%1.%2.%3.%4"/>
+      <w:lvlJc w:val="left"/>
+      <w:pPr>
+        <w:ind w:left="864" w:hanging="864"/>
+      </w:pPr>
+      <w:rPr>
+        <w:rFonts w:hint="default"/>
+      </w:rPr>
+    </w:lvl>
+    <w:lvl w:ilvl="4">
+      <w:start w:val="1"/>
+      <w:numFmt w:val="decimal"/>
+      <w:lvlText w:val="%1.%2.%3.%4.%5"/>
+      <w:lvlJc w:val="left"/>
+      <w:pPr>
+        <w:ind w:left="1008" w:hanging="1008"/>
+      </w:pPr>
+      <w:rPr>
+        <w:rFonts w:hint="default"/>
+      </w:rPr>
+    </w:lvl>
+    <w:lvl w:ilvl="5">
+      <w:start w:val="1"/>
+      <w:numFmt w:val="decimal"/>
+      <w:lvlText w:val="%1.%2.%3.%4.%5.%6"/>
+      <w:lvlJc w:val="left"/>
+      <w:pPr>
+        <w:ind w:left="1152" w:hanging="1152"/>
+      </w:pPr>
+      <w:rPr>
+        <w:rFonts w:hint="default"/>
+      </w:rPr>
+    </w:lvl>
+    <w:lvl w:ilvl="6">
+      <w:start w:val="1"/>
+      <w:numFmt w:val="decimal"/>
+      <w:lvlText w:val="%1.%2.%3.%4.%5.%6.%7"/>
+      <w:lvlJc w:val="left"/>
+      <w:pPr>
+        <w:ind w:left="1296" w:hanging="1296"/>
+      </w:pPr>
+      <w:rPr>
+        <w:rFonts w:hint="default"/>
+      </w:rPr>
+    </w:lvl>
+    <w:lvl w:ilvl="7">
+      <w:start w:val="1"/>
+      <w:numFmt w:val="decimal"/>
+      <w:lvlText w:val="%1.%2.%3.%4.%5.%6.%7.%8"/>
+      <w:lvlJc w:val="left"/>
+      <w:pPr>
+        <w:ind w:left="1440" w:hanging="1440"/>
+      </w:pPr>
+      <w:rPr>
+        <w:rFonts w:hint="default"/>
+      </w:rPr>
+    </w:lvl>
+    <w:lvl w:ilvl="8">
+      <w:start w:val="1"/>
+      <w:numFmt w:val="decimal"/>
+      <w:lvlText w:val="%1.%2.%3.%4.%5.%6.%7.%8.%9"/>
+      <w:lvlJc w:val="left"/>
+      <w:pPr>
+        <w:ind w:left="1584" w:hanging="1584"/>
+      </w:pPr>
+      <w:rPr>
+        <w:rFonts w:hint="default"/>
+      </w:rPr>
+    </w:lvl>
+  </w:abstractNum>
+  <w:abstractNum w:abstractNumId="19" w15:restartNumberingAfterBreak="0">
+    <w:nsid w:val="44331712"/>
+    <w:multiLevelType w:val="multilevel"/>
+    <w:tmpl w:val="87AAEB78"/>
+    <w:lvl w:ilvl="0">
+      <w:start w:val="1"/>
+      <w:numFmt w:val="decimal"/>
+      <w:pStyle w:val="Numberedchaptertitle"/>
+      <w:suff w:val="nothing"/>
+      <w:lvlText w:val="%1"/>
+      <w:lvlJc w:val="left"/>
+      <w:pPr>
+        <w:ind w:left="0" w:firstLine="0"/>
+      </w:pPr>
+      <w:rPr>
+        <w:rFonts w:hint="default"/>
+        <w:b/>
+        <w:vanish/>
+        <w:sz w:val="42"/>
+      </w:rPr>
+    </w:lvl>
+    <w:lvl w:ilvl="1">
+      <w:start w:val="1"/>
+      <w:numFmt w:val="decimal"/>
+      <w:pStyle w:val="Heading2"/>
+      <w:lvlText w:val="%1.%2"/>
+      <w:lvlJc w:val="left"/>
+      <w:pPr>
+        <w:ind w:left="0" w:firstLine="0"/>
+      </w:pPr>
+      <w:rPr>
+        <w:rFonts w:hint="default"/>
+        <w:b/>
+        <w:sz w:val="36"/>
+      </w:rPr>
+    </w:lvl>
+    <w:lvl w:ilvl="2">
+      <w:start w:val="1"/>
+      <w:numFmt w:val="decimal"/>
+      <w:pStyle w:val="Heading3"/>
+      <w:lvlText w:val="%1.%2.%3"/>
+      <w:lvlJc w:val="left"/>
+      <w:pPr>
+        <w:ind w:left="0" w:firstLine="0"/>
+      </w:pPr>
+      <w:rPr>
+        <w:rFonts w:hint="default"/>
+      </w:rPr>
+    </w:lvl>
+    <w:lvl w:ilvl="3">
+      <w:start w:val="1"/>
+      <w:numFmt w:val="decimal"/>
+      <w:pStyle w:val="Heading4"/>
+      <w:lvlText w:val="%1.%2.%3.%4"/>
+      <w:lvlJc w:val="left"/>
+      <w:pPr>
+        <w:ind w:left="864" w:hanging="864"/>
+      </w:pPr>
+      <w:rPr>
+        <w:rFonts w:hint="default"/>
+      </w:rPr>
+    </w:lvl>
+    <w:lvl w:ilvl="4">
+      <w:start w:val="1"/>
+      <w:numFmt w:val="decimal"/>
+      <w:pStyle w:val="Heading5"/>
+      <w:lvlText w:val="%1.%2.%3.%4.%5"/>
+      <w:lvlJc w:val="left"/>
+      <w:pPr>
+        <w:ind w:left="1008" w:hanging="1008"/>
+      </w:pPr>
+      <w:rPr>
+        <w:rFonts w:hint="default"/>
+      </w:rPr>
+    </w:lvl>
+    <w:lvl w:ilvl="5">
+      <w:start w:val="1"/>
+      <w:numFmt w:val="decimal"/>
+      <w:pStyle w:val="Heading6"/>
+      <w:lvlText w:val="%1.%2.%3.%4.%5.%6"/>
+      <w:lvlJc w:val="left"/>
+      <w:pPr>
+        <w:ind w:left="1152" w:hanging="1152"/>
+      </w:pPr>
+      <w:rPr>
+        <w:rFonts w:hint="default"/>
+      </w:rPr>
+    </w:lvl>
+    <w:lvl w:ilvl="6">
+      <w:start w:val="1"/>
+      <w:numFmt w:val="decimal"/>
+      <w:pStyle w:val="Heading7"/>
+      <w:lvlText w:val="%1.%2.%3.%4.%5.%6.%7"/>
+      <w:lvlJc w:val="left"/>
+      <w:pPr>
+        <w:ind w:left="1296" w:hanging="1296"/>
+      </w:pPr>
+      <w:rPr>
+        <w:rFonts w:hint="default"/>
+      </w:rPr>
+    </w:lvl>
+    <w:lvl w:ilvl="7">
+      <w:start w:val="1"/>
+      <w:numFmt w:val="decimal"/>
+      <w:pStyle w:val="Heading8"/>
+      <w:lvlText w:val="%1.%2.%3.%4.%5.%6.%7.%8"/>
+      <w:lvlJc w:val="left"/>
+      <w:pPr>
+        <w:ind w:left="1440" w:hanging="1440"/>
+      </w:pPr>
+      <w:rPr>
+        <w:rFonts w:hint="default"/>
+      </w:rPr>
+    </w:lvl>
+    <w:lvl w:ilvl="8">
+      <w:start w:val="1"/>
+      <w:numFmt w:val="decimal"/>
+      <w:pStyle w:val="Heading9"/>
+      <w:lvlText w:val="%1.%2.%3.%4.%5.%6.%7.%8.%9"/>
+      <w:lvlJc w:val="left"/>
+      <w:pPr>
+        <w:ind w:left="1584" w:hanging="1584"/>
+      </w:pPr>
+      <w:rPr>
+        <w:rFonts w:hint="default"/>
+      </w:rPr>
+    </w:lvl>
+  </w:abstractNum>
+  <w:abstractNum w:abstractNumId="20" w15:restartNumberingAfterBreak="0">
     <w:nsid w:val="44F06CF3"/>
     <w:multiLevelType w:val="singleLevel"/>
     <w:tmpl w:val="0809000F"/>
@@ -7845,7 +8901,7 @@
       </w:rPr>
     </w:lvl>
   </w:abstractNum>
-  <w:abstractNum w:abstractNumId="12" w15:restartNumberingAfterBreak="0">
+  <w:abstractNum w:abstractNumId="21" w15:restartNumberingAfterBreak="0">
     <w:nsid w:val="466B3F99"/>
     <w:multiLevelType w:val="multilevel"/>
     <w:tmpl w:val="0809001F"/>
@@ -7931,7 +8987,245 @@
       </w:pPr>
     </w:lvl>
   </w:abstractNum>
-  <w:abstractNum w:abstractNumId="13" w15:restartNumberingAfterBreak="0">
+  <w:abstractNum w:abstractNumId="22" w15:restartNumberingAfterBreak="0">
+    <w:nsid w:val="55810289"/>
+    <w:multiLevelType w:val="multilevel"/>
+    <w:tmpl w:val="9FE49248"/>
+    <w:styleLink w:val="CurrentList5"/>
+    <w:lvl w:ilvl="0">
+      <w:start w:val="1"/>
+      <w:numFmt w:val="decimal"/>
+      <w:lvlText w:val="%1"/>
+      <w:lvlJc w:val="left"/>
+      <w:pPr>
+        <w:ind w:left="432" w:hanging="432"/>
+      </w:pPr>
+      <w:rPr>
+        <w:rFonts w:hint="default"/>
+        <w:b/>
+        <w:sz w:val="42"/>
+      </w:rPr>
+    </w:lvl>
+    <w:lvl w:ilvl="1">
+      <w:start w:val="1"/>
+      <w:numFmt w:val="decimal"/>
+      <w:lvlText w:val="%1.%2"/>
+      <w:lvlJc w:val="left"/>
+      <w:pPr>
+        <w:ind w:left="576" w:hanging="576"/>
+      </w:pPr>
+      <w:rPr>
+        <w:rFonts w:hint="default"/>
+        <w:b/>
+        <w:sz w:val="36"/>
+      </w:rPr>
+    </w:lvl>
+    <w:lvl w:ilvl="2">
+      <w:start w:val="1"/>
+      <w:numFmt w:val="decimal"/>
+      <w:lvlText w:val="%1.%2.%3"/>
+      <w:lvlJc w:val="left"/>
+      <w:pPr>
+        <w:ind w:left="720" w:hanging="720"/>
+      </w:pPr>
+      <w:rPr>
+        <w:rFonts w:hint="default"/>
+      </w:rPr>
+    </w:lvl>
+    <w:lvl w:ilvl="3">
+      <w:start w:val="1"/>
+      <w:numFmt w:val="decimal"/>
+      <w:lvlText w:val="%1.%2.%3.%4"/>
+      <w:lvlJc w:val="left"/>
+      <w:pPr>
+        <w:ind w:left="864" w:hanging="864"/>
+      </w:pPr>
+      <w:rPr>
+        <w:rFonts w:hint="default"/>
+      </w:rPr>
+    </w:lvl>
+    <w:lvl w:ilvl="4">
+      <w:start w:val="1"/>
+      <w:numFmt w:val="decimal"/>
+      <w:lvlText w:val="%1.%2.%3.%4.%5"/>
+      <w:lvlJc w:val="left"/>
+      <w:pPr>
+        <w:ind w:left="1008" w:hanging="1008"/>
+      </w:pPr>
+      <w:rPr>
+        <w:rFonts w:hint="default"/>
+      </w:rPr>
+    </w:lvl>
+    <w:lvl w:ilvl="5">
+      <w:start w:val="1"/>
+      <w:numFmt w:val="decimal"/>
+      <w:lvlText w:val="%1.%2.%3.%4.%5.%6"/>
+      <w:lvlJc w:val="left"/>
+      <w:pPr>
+        <w:ind w:left="1152" w:hanging="1152"/>
+      </w:pPr>
+      <w:rPr>
+        <w:rFonts w:hint="default"/>
+      </w:rPr>
+    </w:lvl>
+    <w:lvl w:ilvl="6">
+      <w:start w:val="1"/>
+      <w:numFmt w:val="decimal"/>
+      <w:lvlText w:val="%1.%2.%3.%4.%5.%6.%7"/>
+      <w:lvlJc w:val="left"/>
+      <w:pPr>
+        <w:ind w:left="1296" w:hanging="1296"/>
+      </w:pPr>
+      <w:rPr>
+        <w:rFonts w:hint="default"/>
+      </w:rPr>
+    </w:lvl>
+    <w:lvl w:ilvl="7">
+      <w:start w:val="1"/>
+      <w:numFmt w:val="decimal"/>
+      <w:lvlText w:val="%1.%2.%3.%4.%5.%6.%7.%8"/>
+      <w:lvlJc w:val="left"/>
+      <w:pPr>
+        <w:ind w:left="1440" w:hanging="1440"/>
+      </w:pPr>
+      <w:rPr>
+        <w:rFonts w:hint="default"/>
+      </w:rPr>
+    </w:lvl>
+    <w:lvl w:ilvl="8">
+      <w:start w:val="1"/>
+      <w:numFmt w:val="decimal"/>
+      <w:lvlText w:val="%1.%2.%3.%4.%5.%6.%7.%8.%9"/>
+      <w:lvlJc w:val="left"/>
+      <w:pPr>
+        <w:ind w:left="1584" w:hanging="1584"/>
+      </w:pPr>
+      <w:rPr>
+        <w:rFonts w:hint="default"/>
+      </w:rPr>
+    </w:lvl>
+  </w:abstractNum>
+  <w:abstractNum w:abstractNumId="23" w15:restartNumberingAfterBreak="0">
+    <w:nsid w:val="59153151"/>
+    <w:multiLevelType w:val="multilevel"/>
+    <w:tmpl w:val="DF7071A4"/>
+    <w:styleLink w:val="CurrentList8"/>
+    <w:lvl w:ilvl="0">
+      <w:start w:val="1"/>
+      <w:numFmt w:val="decimal"/>
+      <w:suff w:val="space"/>
+      <w:lvlText w:val="%1"/>
+      <w:lvlJc w:val="left"/>
+      <w:pPr>
+        <w:ind w:left="0" w:firstLine="0"/>
+      </w:pPr>
+      <w:rPr>
+        <w:rFonts w:hint="default"/>
+        <w:b/>
+        <w:vanish/>
+        <w:sz w:val="42"/>
+      </w:rPr>
+    </w:lvl>
+    <w:lvl w:ilvl="1">
+      <w:start w:val="1"/>
+      <w:numFmt w:val="decimal"/>
+      <w:lvlText w:val="%1.%2"/>
+      <w:lvlJc w:val="left"/>
+      <w:pPr>
+        <w:ind w:left="0" w:firstLine="0"/>
+      </w:pPr>
+      <w:rPr>
+        <w:rFonts w:hint="default"/>
+        <w:b/>
+        <w:sz w:val="36"/>
+      </w:rPr>
+    </w:lvl>
+    <w:lvl w:ilvl="2">
+      <w:start w:val="1"/>
+      <w:numFmt w:val="decimal"/>
+      <w:lvlText w:val="%1.%2.%3"/>
+      <w:lvlJc w:val="left"/>
+      <w:pPr>
+        <w:ind w:left="0" w:firstLine="0"/>
+      </w:pPr>
+      <w:rPr>
+        <w:rFonts w:hint="default"/>
+      </w:rPr>
+    </w:lvl>
+    <w:lvl w:ilvl="3">
+      <w:start w:val="1"/>
+      <w:numFmt w:val="decimal"/>
+      <w:lvlText w:val="%1.%2.%3.%4"/>
+      <w:lvlJc w:val="left"/>
+      <w:pPr>
+        <w:ind w:left="864" w:hanging="864"/>
+      </w:pPr>
+      <w:rPr>
+        <w:rFonts w:hint="default"/>
+      </w:rPr>
+    </w:lvl>
+    <w:lvl w:ilvl="4">
+      <w:start w:val="1"/>
+      <w:numFmt w:val="decimal"/>
+      <w:lvlText w:val="%1.%2.%3.%4.%5"/>
+      <w:lvlJc w:val="left"/>
+      <w:pPr>
+        <w:ind w:left="1008" w:hanging="1008"/>
+      </w:pPr>
+      <w:rPr>
+        <w:rFonts w:hint="default"/>
+      </w:rPr>
+    </w:lvl>
+    <w:lvl w:ilvl="5">
+      <w:start w:val="1"/>
+      <w:numFmt w:val="decimal"/>
+      <w:lvlText w:val="%1.%2.%3.%4.%5.%6"/>
+      <w:lvlJc w:val="left"/>
+      <w:pPr>
+        <w:ind w:left="1152" w:hanging="1152"/>
+      </w:pPr>
+      <w:rPr>
+        <w:rFonts w:hint="default"/>
+      </w:rPr>
+    </w:lvl>
+    <w:lvl w:ilvl="6">
+      <w:start w:val="1"/>
+      <w:numFmt w:val="decimal"/>
+      <w:lvlText w:val="%1.%2.%3.%4.%5.%6.%7"/>
+      <w:lvlJc w:val="left"/>
+      <w:pPr>
+        <w:ind w:left="1296" w:hanging="1296"/>
+      </w:pPr>
+      <w:rPr>
+        <w:rFonts w:hint="default"/>
+      </w:rPr>
+    </w:lvl>
+    <w:lvl w:ilvl="7">
+      <w:start w:val="1"/>
+      <w:numFmt w:val="decimal"/>
+      <w:lvlText w:val="%1.%2.%3.%4.%5.%6.%7.%8"/>
+      <w:lvlJc w:val="left"/>
+      <w:pPr>
+        <w:ind w:left="1440" w:hanging="1440"/>
+      </w:pPr>
+      <w:rPr>
+        <w:rFonts w:hint="default"/>
+      </w:rPr>
+    </w:lvl>
+    <w:lvl w:ilvl="8">
+      <w:start w:val="1"/>
+      <w:numFmt w:val="decimal"/>
+      <w:lvlText w:val="%1.%2.%3.%4.%5.%6.%7.%8.%9"/>
+      <w:lvlJc w:val="left"/>
+      <w:pPr>
+        <w:ind w:left="1584" w:hanging="1584"/>
+      </w:pPr>
+      <w:rPr>
+        <w:rFonts w:hint="default"/>
+      </w:rPr>
+    </w:lvl>
+  </w:abstractNum>
+  <w:abstractNum w:abstractNumId="24" w15:restartNumberingAfterBreak="0">
     <w:nsid w:val="6532744E"/>
     <w:multiLevelType w:val="hybridMultilevel"/>
     <w:tmpl w:val="6E727D74"/>
@@ -8017,7 +9311,362 @@
       </w:pPr>
     </w:lvl>
   </w:abstractNum>
-  <w:abstractNum w:abstractNumId="14" w15:restartNumberingAfterBreak="0">
+  <w:abstractNum w:abstractNumId="25" w15:restartNumberingAfterBreak="0">
+    <w:nsid w:val="65652592"/>
+    <w:multiLevelType w:val="multilevel"/>
+    <w:tmpl w:val="F7CE1C5A"/>
+    <w:numStyleLink w:val="CurrentList4"/>
+  </w:abstractNum>
+  <w:abstractNum w:abstractNumId="26" w15:restartNumberingAfterBreak="0">
+    <w:nsid w:val="6A366B67"/>
+    <w:multiLevelType w:val="multilevel"/>
+    <w:tmpl w:val="949A3F82"/>
+    <w:lvl w:ilvl="0">
+      <w:start w:val="1"/>
+      <w:numFmt w:val="decimal"/>
+      <w:pStyle w:val="Numberedchapter"/>
+      <w:suff w:val="space"/>
+      <w:lvlText w:val="Chapter %1"/>
+      <w:lvlJc w:val="left"/>
+      <w:pPr>
+        <w:ind w:left="0" w:firstLine="0"/>
+      </w:pPr>
+    </w:lvl>
+    <w:lvl w:ilvl="1">
+      <w:start w:val="1"/>
+      <w:numFmt w:val="decimal"/>
+      <w:lvlText w:val="%1.%2"/>
+      <w:lvlJc w:val="left"/>
+      <w:pPr>
+        <w:ind w:left="720" w:firstLine="0"/>
+      </w:pPr>
+      <w:rPr>
+        <w:rFonts w:hint="default"/>
+      </w:rPr>
+    </w:lvl>
+    <w:lvl w:ilvl="2">
+      <w:start w:val="1"/>
+      <w:numFmt w:val="decimal"/>
+      <w:lvlText w:val="%1.%2.%3"/>
+      <w:lvlJc w:val="left"/>
+      <w:pPr>
+        <w:ind w:left="1440" w:firstLine="0"/>
+      </w:pPr>
+      <w:rPr>
+        <w:rFonts w:hint="default"/>
+      </w:rPr>
+    </w:lvl>
+    <w:lvl w:ilvl="3">
+      <w:start w:val="1"/>
+      <w:numFmt w:val="lowerLetter"/>
+      <w:lvlText w:val="%4)"/>
+      <w:lvlJc w:val="left"/>
+      <w:pPr>
+        <w:ind w:left="2160" w:firstLine="0"/>
+      </w:pPr>
+      <w:rPr>
+        <w:rFonts w:hint="default"/>
+      </w:rPr>
+    </w:lvl>
+    <w:lvl w:ilvl="4">
+      <w:start w:val="1"/>
+      <w:numFmt w:val="decimal"/>
+      <w:lvlText w:val="(%5)"/>
+      <w:lvlJc w:val="left"/>
+      <w:pPr>
+        <w:ind w:left="2880" w:firstLine="0"/>
+      </w:pPr>
+      <w:rPr>
+        <w:rFonts w:hint="default"/>
+      </w:rPr>
+    </w:lvl>
+    <w:lvl w:ilvl="5">
+      <w:start w:val="1"/>
+      <w:numFmt w:val="lowerLetter"/>
+      <w:lvlText w:val="(%6)"/>
+      <w:lvlJc w:val="left"/>
+      <w:pPr>
+        <w:ind w:left="3600" w:firstLine="0"/>
+      </w:pPr>
+      <w:rPr>
+        <w:rFonts w:hint="default"/>
+      </w:rPr>
+    </w:lvl>
+    <w:lvl w:ilvl="6">
+      <w:start w:val="1"/>
+      <w:numFmt w:val="lowerRoman"/>
+      <w:lvlText w:val="(%7)"/>
+      <w:lvlJc w:val="left"/>
+      <w:pPr>
+        <w:ind w:left="4320" w:firstLine="0"/>
+      </w:pPr>
+      <w:rPr>
+        <w:rFonts w:hint="default"/>
+      </w:rPr>
+    </w:lvl>
+    <w:lvl w:ilvl="7">
+      <w:start w:val="1"/>
+      <w:numFmt w:val="lowerLetter"/>
+      <w:lvlText w:val="(%8)"/>
+      <w:lvlJc w:val="left"/>
+      <w:pPr>
+        <w:ind w:left="5040" w:firstLine="0"/>
+      </w:pPr>
+      <w:rPr>
+        <w:rFonts w:hint="default"/>
+      </w:rPr>
+    </w:lvl>
+    <w:lvl w:ilvl="8">
+      <w:start w:val="1"/>
+      <w:numFmt w:val="lowerRoman"/>
+      <w:lvlText w:val="(%9)"/>
+      <w:lvlJc w:val="left"/>
+      <w:pPr>
+        <w:ind w:left="5760" w:firstLine="0"/>
+      </w:pPr>
+      <w:rPr>
+        <w:rFonts w:hint="default"/>
+      </w:rPr>
+    </w:lvl>
+  </w:abstractNum>
+  <w:abstractNum w:abstractNumId="27" w15:restartNumberingAfterBreak="0">
+    <w:nsid w:val="6A63262E"/>
+    <w:multiLevelType w:val="multilevel"/>
+    <w:tmpl w:val="35404986"/>
+    <w:styleLink w:val="CurrentList7"/>
+    <w:lvl w:ilvl="0">
+      <w:start w:val="1"/>
+      <w:numFmt w:val="decimal"/>
+      <w:lvlText w:val="%1"/>
+      <w:lvlJc w:val="left"/>
+      <w:pPr>
+        <w:ind w:left="0" w:firstLine="0"/>
+      </w:pPr>
+      <w:rPr>
+        <w:rFonts w:hint="default"/>
+        <w:b/>
+        <w:vanish/>
+        <w:sz w:val="42"/>
+      </w:rPr>
+    </w:lvl>
+    <w:lvl w:ilvl="1">
+      <w:start w:val="1"/>
+      <w:numFmt w:val="decimal"/>
+      <w:lvlText w:val="%1.%2"/>
+      <w:lvlJc w:val="left"/>
+      <w:pPr>
+        <w:ind w:left="0" w:firstLine="0"/>
+      </w:pPr>
+      <w:rPr>
+        <w:rFonts w:hint="default"/>
+        <w:b/>
+        <w:sz w:val="36"/>
+      </w:rPr>
+    </w:lvl>
+    <w:lvl w:ilvl="2">
+      <w:start w:val="1"/>
+      <w:numFmt w:val="decimal"/>
+      <w:lvlText w:val="%1.%2.%3"/>
+      <w:lvlJc w:val="left"/>
+      <w:pPr>
+        <w:ind w:left="0" w:firstLine="0"/>
+      </w:pPr>
+      <w:rPr>
+        <w:rFonts w:hint="default"/>
+      </w:rPr>
+    </w:lvl>
+    <w:lvl w:ilvl="3">
+      <w:start w:val="1"/>
+      <w:numFmt w:val="decimal"/>
+      <w:lvlText w:val="%1.%2.%3.%4"/>
+      <w:lvlJc w:val="left"/>
+      <w:pPr>
+        <w:ind w:left="864" w:hanging="864"/>
+      </w:pPr>
+      <w:rPr>
+        <w:rFonts w:hint="default"/>
+      </w:rPr>
+    </w:lvl>
+    <w:lvl w:ilvl="4">
+      <w:start w:val="1"/>
+      <w:numFmt w:val="decimal"/>
+      <w:lvlText w:val="%1.%2.%3.%4.%5"/>
+      <w:lvlJc w:val="left"/>
+      <w:pPr>
+        <w:ind w:left="1008" w:hanging="1008"/>
+      </w:pPr>
+      <w:rPr>
+        <w:rFonts w:hint="default"/>
+      </w:rPr>
+    </w:lvl>
+    <w:lvl w:ilvl="5">
+      <w:start w:val="1"/>
+      <w:numFmt w:val="decimal"/>
+      <w:lvlText w:val="%1.%2.%3.%4.%5.%6"/>
+      <w:lvlJc w:val="left"/>
+      <w:pPr>
+        <w:ind w:left="1152" w:hanging="1152"/>
+      </w:pPr>
+      <w:rPr>
+        <w:rFonts w:hint="default"/>
+      </w:rPr>
+    </w:lvl>
+    <w:lvl w:ilvl="6">
+      <w:start w:val="1"/>
+      <w:numFmt w:val="decimal"/>
+      <w:lvlText w:val="%1.%2.%3.%4.%5.%6.%7"/>
+      <w:lvlJc w:val="left"/>
+      <w:pPr>
+        <w:ind w:left="1296" w:hanging="1296"/>
+      </w:pPr>
+      <w:rPr>
+        <w:rFonts w:hint="default"/>
+      </w:rPr>
+    </w:lvl>
+    <w:lvl w:ilvl="7">
+      <w:start w:val="1"/>
+      <w:numFmt w:val="decimal"/>
+      <w:lvlText w:val="%1.%2.%3.%4.%5.%6.%7.%8"/>
+      <w:lvlJc w:val="left"/>
+      <w:pPr>
+        <w:ind w:left="1440" w:hanging="1440"/>
+      </w:pPr>
+      <w:rPr>
+        <w:rFonts w:hint="default"/>
+      </w:rPr>
+    </w:lvl>
+    <w:lvl w:ilvl="8">
+      <w:start w:val="1"/>
+      <w:numFmt w:val="decimal"/>
+      <w:lvlText w:val="%1.%2.%3.%4.%5.%6.%7.%8.%9"/>
+      <w:lvlJc w:val="left"/>
+      <w:pPr>
+        <w:ind w:left="1584" w:hanging="1584"/>
+      </w:pPr>
+      <w:rPr>
+        <w:rFonts w:hint="default"/>
+      </w:rPr>
+    </w:lvl>
+  </w:abstractNum>
+  <w:abstractNum w:abstractNumId="28" w15:restartNumberingAfterBreak="0">
+    <w:nsid w:val="6DE961C1"/>
+    <w:multiLevelType w:val="multilevel"/>
+    <w:tmpl w:val="9FE49248"/>
+    <w:styleLink w:val="CurrentList1"/>
+    <w:lvl w:ilvl="0">
+      <w:start w:val="1"/>
+      <w:numFmt w:val="decimal"/>
+      <w:lvlText w:val="%1"/>
+      <w:lvlJc w:val="left"/>
+      <w:pPr>
+        <w:ind w:left="432" w:hanging="432"/>
+      </w:pPr>
+      <w:rPr>
+        <w:rFonts w:hint="default"/>
+        <w:b/>
+        <w:sz w:val="42"/>
+      </w:rPr>
+    </w:lvl>
+    <w:lvl w:ilvl="1">
+      <w:start w:val="1"/>
+      <w:numFmt w:val="decimal"/>
+      <w:lvlText w:val="%1.%2"/>
+      <w:lvlJc w:val="left"/>
+      <w:pPr>
+        <w:ind w:left="576" w:hanging="576"/>
+      </w:pPr>
+      <w:rPr>
+        <w:rFonts w:hint="default"/>
+        <w:b/>
+        <w:sz w:val="36"/>
+      </w:rPr>
+    </w:lvl>
+    <w:lvl w:ilvl="2">
+      <w:start w:val="1"/>
+      <w:numFmt w:val="decimal"/>
+      <w:lvlText w:val="%1.%2.%3"/>
+      <w:lvlJc w:val="left"/>
+      <w:pPr>
+        <w:ind w:left="720" w:hanging="720"/>
+      </w:pPr>
+      <w:rPr>
+        <w:rFonts w:hint="default"/>
+      </w:rPr>
+    </w:lvl>
+    <w:lvl w:ilvl="3">
+      <w:start w:val="1"/>
+      <w:numFmt w:val="decimal"/>
+      <w:lvlText w:val="%1.%2.%3.%4"/>
+      <w:lvlJc w:val="left"/>
+      <w:pPr>
+        <w:ind w:left="864" w:hanging="864"/>
+      </w:pPr>
+      <w:rPr>
+        <w:rFonts w:hint="default"/>
+      </w:rPr>
+    </w:lvl>
+    <w:lvl w:ilvl="4">
+      <w:start w:val="1"/>
+      <w:numFmt w:val="decimal"/>
+      <w:lvlText w:val="%1.%2.%3.%4.%5"/>
+      <w:lvlJc w:val="left"/>
+      <w:pPr>
+        <w:ind w:left="1008" w:hanging="1008"/>
+      </w:pPr>
+      <w:rPr>
+        <w:rFonts w:hint="default"/>
+      </w:rPr>
+    </w:lvl>
+    <w:lvl w:ilvl="5">
+      <w:start w:val="1"/>
+      <w:numFmt w:val="decimal"/>
+      <w:lvlText w:val="%1.%2.%3.%4.%5.%6"/>
+      <w:lvlJc w:val="left"/>
+      <w:pPr>
+        <w:ind w:left="1152" w:hanging="1152"/>
+      </w:pPr>
+      <w:rPr>
+        <w:rFonts w:hint="default"/>
+      </w:rPr>
+    </w:lvl>
+    <w:lvl w:ilvl="6">
+      <w:start w:val="1"/>
+      <w:numFmt w:val="decimal"/>
+      <w:lvlText w:val="%1.%2.%3.%4.%5.%6.%7"/>
+      <w:lvlJc w:val="left"/>
+      <w:pPr>
+        <w:ind w:left="1296" w:hanging="1296"/>
+      </w:pPr>
+      <w:rPr>
+        <w:rFonts w:hint="default"/>
+      </w:rPr>
+    </w:lvl>
+    <w:lvl w:ilvl="7">
+      <w:start w:val="1"/>
+      <w:numFmt w:val="decimal"/>
+      <w:lvlText w:val="%1.%2.%3.%4.%5.%6.%7.%8"/>
+      <w:lvlJc w:val="left"/>
+      <w:pPr>
+        <w:ind w:left="1440" w:hanging="1440"/>
+      </w:pPr>
+      <w:rPr>
+        <w:rFonts w:hint="default"/>
+      </w:rPr>
+    </w:lvl>
+    <w:lvl w:ilvl="8">
+      <w:start w:val="1"/>
+      <w:numFmt w:val="decimal"/>
+      <w:lvlText w:val="%1.%2.%3.%4.%5.%6.%7.%8.%9"/>
+      <w:lvlJc w:val="left"/>
+      <w:pPr>
+        <w:ind w:left="1584" w:hanging="1584"/>
+      </w:pPr>
+      <w:rPr>
+        <w:rFonts w:hint="default"/>
+      </w:rPr>
+    </w:lvl>
+  </w:abstractNum>
+  <w:abstractNum w:abstractNumId="29" w15:restartNumberingAfterBreak="0">
     <w:nsid w:val="6F0861B0"/>
     <w:multiLevelType w:val="multilevel"/>
     <w:tmpl w:val="F4ECA040"/>
@@ -8131,54 +9780,129 @@
     </w:lvl>
   </w:abstractNum>
   <w:num w:numId="1" w16cid:durableId="73937348">
-    <w:abstractNumId w:val="13"/>
+    <w:abstractNumId w:val="24"/>
   </w:num>
   <w:num w:numId="2" w16cid:durableId="1651132392">
     <w:abstractNumId w:val="0"/>
   </w:num>
   <w:num w:numId="3" w16cid:durableId="1225408385">
+    <w:abstractNumId w:val="17"/>
+  </w:num>
+  <w:num w:numId="4" w16cid:durableId="772827898">
+    <w:abstractNumId w:val="12"/>
+  </w:num>
+  <w:num w:numId="5" w16cid:durableId="885069136">
+    <w:abstractNumId w:val="21"/>
+  </w:num>
+  <w:num w:numId="6" w16cid:durableId="148602219">
+    <w:abstractNumId w:val="29"/>
+  </w:num>
+  <w:num w:numId="7" w16cid:durableId="1662928918">
+    <w:abstractNumId w:val="5"/>
+  </w:num>
+  <w:num w:numId="8" w16cid:durableId="1844196885">
+    <w:abstractNumId w:val="6"/>
+  </w:num>
+  <w:num w:numId="9" w16cid:durableId="432089741">
+    <w:abstractNumId w:val="11"/>
+  </w:num>
+  <w:num w:numId="10" w16cid:durableId="139541496">
+    <w:abstractNumId w:val="20"/>
+  </w:num>
+  <w:num w:numId="11" w16cid:durableId="896672564">
+    <w:abstractNumId w:val="9"/>
+  </w:num>
+  <w:num w:numId="12" w16cid:durableId="815873957">
+    <w:abstractNumId w:val="2"/>
+  </w:num>
+  <w:num w:numId="13" w16cid:durableId="1905947396">
+    <w:abstractNumId w:val="2"/>
+  </w:num>
+  <w:num w:numId="14" w16cid:durableId="1615819290">
+    <w:abstractNumId w:val="2"/>
+  </w:num>
+  <w:num w:numId="15" w16cid:durableId="492574598">
+    <w:abstractNumId w:val="16"/>
+  </w:num>
+  <w:num w:numId="16" w16cid:durableId="1027289197">
+    <w:abstractNumId w:val="14"/>
+  </w:num>
+  <w:num w:numId="17" w16cid:durableId="899440693">
+    <w:abstractNumId w:val="7"/>
+  </w:num>
+  <w:num w:numId="18" w16cid:durableId="1735158182">
+    <w:abstractNumId w:val="28"/>
+  </w:num>
+  <w:num w:numId="19" w16cid:durableId="1964533829">
+    <w:abstractNumId w:val="26"/>
+  </w:num>
+  <w:num w:numId="20" w16cid:durableId="1646278963">
     <w:abstractNumId w:val="10"/>
   </w:num>
-  <w:num w:numId="4" w16cid:durableId="772827898">
-    <w:abstractNumId w:val="7"/>
+  <w:num w:numId="21" w16cid:durableId="44375202">
+    <w:abstractNumId w:val="15"/>
   </w:num>
-  <w:num w:numId="5" w16cid:durableId="885069136">
-    <w:abstractNumId w:val="12"/>
-  </w:num>
-  <w:num w:numId="6" w16cid:durableId="148602219">
-    <w:abstractNumId w:val="14"/>
-  </w:num>
-  <w:num w:numId="7" w16cid:durableId="1662928918">
-    <w:abstractNumId w:val="2"/>
-  </w:num>
-  <w:num w:numId="8" w16cid:durableId="1844196885">
+  <w:num w:numId="22" w16cid:durableId="806509673">
     <w:abstractNumId w:val="3"/>
   </w:num>
-  <w:num w:numId="9" w16cid:durableId="432089741">
-    <w:abstractNumId w:val="6"/>
+  <w:num w:numId="23" w16cid:durableId="383604780">
+    <w:abstractNumId w:val="2"/>
+    <w:lvlOverride w:ilvl="0">
+      <w:startOverride w:val="1"/>
+    </w:lvlOverride>
+    <w:lvlOverride w:ilvl="1">
+      <w:startOverride w:val="1"/>
+    </w:lvlOverride>
+    <w:lvlOverride w:ilvl="2">
+      <w:startOverride w:val="1"/>
+    </w:lvlOverride>
+    <w:lvlOverride w:ilvl="3">
+      <w:startOverride w:val="1"/>
+    </w:lvlOverride>
+    <w:lvlOverride w:ilvl="4">
+      <w:startOverride w:val="1"/>
+    </w:lvlOverride>
+    <w:lvlOverride w:ilvl="5">
+      <w:startOverride w:val="1"/>
+    </w:lvlOverride>
+    <w:lvlOverride w:ilvl="6">
+      <w:startOverride w:val="1"/>
+    </w:lvlOverride>
+    <w:lvlOverride w:ilvl="7">
+      <w:startOverride w:val="1"/>
+    </w:lvlOverride>
+    <w:lvlOverride w:ilvl="8">
+      <w:startOverride w:val="1"/>
+    </w:lvlOverride>
   </w:num>
-  <w:num w:numId="10" w16cid:durableId="139541496">
-    <w:abstractNumId w:val="11"/>
+  <w:num w:numId="24" w16cid:durableId="1588614852">
+    <w:abstractNumId w:val="25"/>
   </w:num>
-  <w:num w:numId="11" w16cid:durableId="896672564">
-    <w:abstractNumId w:val="5"/>
+  <w:num w:numId="25" w16cid:durableId="1778674679">
+    <w:abstractNumId w:val="8"/>
   </w:num>
-  <w:num w:numId="12" w16cid:durableId="815873957">
+  <w:num w:numId="26" w16cid:durableId="629095467">
     <w:abstractNumId w:val="1"/>
   </w:num>
-  <w:num w:numId="13" w16cid:durableId="1905947396">
-    <w:abstractNumId w:val="1"/>
+  <w:num w:numId="27" w16cid:durableId="156193875">
+    <w:abstractNumId w:val="13"/>
   </w:num>
-  <w:num w:numId="14" w16cid:durableId="1615819290">
-    <w:abstractNumId w:val="1"/>
+  <w:num w:numId="28" w16cid:durableId="1910656252">
+    <w:abstractNumId w:val="22"/>
   </w:num>
-  <w:num w:numId="15" w16cid:durableId="492574598">
-    <w:abstractNumId w:val="9"/>
+  <w:num w:numId="29" w16cid:durableId="1127551011">
+    <w:abstractNumId w:val="19"/>
   </w:num>
-  <w:num w:numId="16" w16cid:durableId="1027289197">
-    <w:abstractNumId w:val="8"/>
+  <w:num w:numId="30" w16cid:durableId="803935848">
+    <w:abstractNumId w:val="18"/>
   </w:num>
-  <w:num w:numId="17" w16cid:durableId="899440693">
+  <w:num w:numId="31" w16cid:durableId="1986162329">
+    <w:abstractNumId w:val="27"/>
+  </w:num>
+  <w:num w:numId="32" w16cid:durableId="574365646">
+    <w:abstractNumId w:val="23"/>
+  </w:num>
+  <w:num w:numId="33" w16cid:durableId="1977644024">
     <w:abstractNumId w:val="4"/>
   </w:num>
 </w:numbering>
@@ -8633,15 +10357,14 @@
     <w:link w:val="Heading2Char"/>
     <w:uiPriority w:val="9"/>
     <w:unhideWhenUsed/>
-    <w:rsid w:val="008948CC"/>
+    <w:rsid w:val="00BC3F1B"/>
     <w:pPr>
       <w:keepNext/>
       <w:numPr>
         <w:ilvl w:val="1"/>
-        <w:numId w:val="14"/>
+        <w:numId w:val="29"/>
       </w:numPr>
       <w:spacing w:after="280" w:line="259" w:lineRule="auto"/>
-      <w:ind w:left="578" w:hanging="578"/>
       <w:outlineLvl w:val="1"/>
     </w:pPr>
     <w:rPr>
@@ -8678,13 +10401,13 @@
     <w:uiPriority w:val="9"/>
     <w:semiHidden/>
     <w:unhideWhenUsed/>
-    <w:rsid w:val="008A36E4"/>
+    <w:rsid w:val="00BC3F1B"/>
     <w:pPr>
       <w:keepNext/>
       <w:keepLines/>
       <w:numPr>
         <w:ilvl w:val="3"/>
-        <w:numId w:val="14"/>
+        <w:numId w:val="29"/>
       </w:numPr>
       <w:spacing w:before="40" w:after="0"/>
       <w:outlineLvl w:val="3"/>
@@ -8704,13 +10427,13 @@
     <w:semiHidden/>
     <w:unhideWhenUsed/>
     <w:qFormat/>
-    <w:rsid w:val="00E02C60"/>
+    <w:rsid w:val="00BC3F1B"/>
     <w:pPr>
       <w:keepNext/>
       <w:keepLines/>
       <w:numPr>
         <w:ilvl w:val="4"/>
-        <w:numId w:val="14"/>
+        <w:numId w:val="29"/>
       </w:numPr>
       <w:spacing w:before="40" w:after="0"/>
       <w:outlineLvl w:val="4"/>
@@ -8729,13 +10452,13 @@
     <w:semiHidden/>
     <w:unhideWhenUsed/>
     <w:qFormat/>
-    <w:rsid w:val="00E02C60"/>
+    <w:rsid w:val="00BC3F1B"/>
     <w:pPr>
       <w:keepNext/>
       <w:keepLines/>
       <w:numPr>
         <w:ilvl w:val="5"/>
-        <w:numId w:val="14"/>
+        <w:numId w:val="29"/>
       </w:numPr>
       <w:spacing w:before="40" w:after="0"/>
       <w:outlineLvl w:val="5"/>
@@ -8754,13 +10477,13 @@
     <w:semiHidden/>
     <w:unhideWhenUsed/>
     <w:qFormat/>
-    <w:rsid w:val="00E02C60"/>
+    <w:rsid w:val="00BC3F1B"/>
     <w:pPr>
       <w:keepNext/>
       <w:keepLines/>
       <w:numPr>
         <w:ilvl w:val="6"/>
-        <w:numId w:val="14"/>
+        <w:numId w:val="29"/>
       </w:numPr>
       <w:spacing w:before="40" w:after="0"/>
       <w:outlineLvl w:val="6"/>
@@ -8781,13 +10504,13 @@
     <w:semiHidden/>
     <w:unhideWhenUsed/>
     <w:qFormat/>
-    <w:rsid w:val="00E02C60"/>
+    <w:rsid w:val="00BC3F1B"/>
     <w:pPr>
       <w:keepNext/>
       <w:keepLines/>
       <w:numPr>
         <w:ilvl w:val="7"/>
-        <w:numId w:val="14"/>
+        <w:numId w:val="29"/>
       </w:numPr>
       <w:spacing w:before="40" w:after="0"/>
       <w:outlineLvl w:val="7"/>
@@ -8808,13 +10531,13 @@
     <w:semiHidden/>
     <w:unhideWhenUsed/>
     <w:qFormat/>
-    <w:rsid w:val="00E02C60"/>
+    <w:rsid w:val="00BC3F1B"/>
     <w:pPr>
       <w:keepNext/>
       <w:keepLines/>
       <w:numPr>
         <w:ilvl w:val="8"/>
-        <w:numId w:val="14"/>
+        <w:numId w:val="29"/>
       </w:numPr>
       <w:spacing w:before="40" w:after="0"/>
       <w:outlineLvl w:val="8"/>
@@ -9087,6 +10810,16 @@
     <w:qFormat/>
     <w:rsid w:val="00CD184E"/>
   </w:style>
+  <w:style w:type="numbering" w:customStyle="1" w:styleId="CurrentList1">
+    <w:name w:val="Current List1"/>
+    <w:uiPriority w:val="99"/>
+    <w:rsid w:val="001D468F"/>
+    <w:pPr>
+      <w:numPr>
+        <w:numId w:val="18"/>
+      </w:numPr>
+    </w:pPr>
+  </w:style>
   <w:style w:type="paragraph" w:customStyle="1" w:styleId="Titlepagetext">
     <w:name w:val="Title page text"/>
     <w:basedOn w:val="NoSpacing"/>
@@ -9098,6 +10831,16 @@
     <w:basedOn w:val="Heading3"/>
     <w:qFormat/>
     <w:rsid w:val="00CD184E"/>
+  </w:style>
+  <w:style w:type="numbering" w:customStyle="1" w:styleId="CurrentList2">
+    <w:name w:val="Current List2"/>
+    <w:uiPriority w:val="99"/>
+    <w:rsid w:val="001D468F"/>
+    <w:pPr>
+      <w:numPr>
+        <w:numId w:val="20"/>
+      </w:numPr>
+    </w:pPr>
   </w:style>
   <w:style w:type="numbering" w:customStyle="1" w:styleId="Style1">
     <w:name w:val="Style1"/>
@@ -9205,18 +10948,17 @@
   </w:style>
   <w:style w:type="paragraph" w:customStyle="1" w:styleId="Non-numberedchapter">
     <w:name w:val="Non-numbered chapter"/>
-    <w:basedOn w:val="Heading2"/>
+    <w:basedOn w:val="Heading1"/>
     <w:link w:val="Non-numberedchapterChar"/>
     <w:qFormat/>
-    <w:rsid w:val="004A209A"/>
+    <w:rsid w:val="00ED6A2B"/>
     <w:pPr>
       <w:numPr>
-        <w:ilvl w:val="0"/>
         <w:numId w:val="0"/>
       </w:numPr>
     </w:pPr>
     <w:rPr>
-      <w:sz w:val="42"/>
+      <w:sz w:val="50"/>
     </w:rPr>
   </w:style>
   <w:style w:type="paragraph" w:customStyle="1" w:styleId="Non-numberedsection">
@@ -9236,13 +10978,14 @@
     <w:name w:val="Non-numbered chapter Char"/>
     <w:basedOn w:val="Heading2Char"/>
     <w:link w:val="Non-numberedchapter"/>
-    <w:rsid w:val="004A209A"/>
+    <w:rsid w:val="001F4E03"/>
     <w:rPr>
+      <w:rFonts w:eastAsiaTheme="majorEastAsia" w:cstheme="majorBidi"/>
       <w:b/>
-      <w:bCs/>
+      <w:bCs w:val="0"/>
       <w:noProof/>
-      <w:sz w:val="42"/>
-      <w:szCs w:val="42"/>
+      <w:sz w:val="50"/>
+      <w:szCs w:val="32"/>
     </w:rPr>
   </w:style>
   <w:style w:type="table" w:styleId="TableGrid">
@@ -9377,12 +11120,20 @@
   </w:style>
   <w:style w:type="paragraph" w:customStyle="1" w:styleId="Frontmatterchapter">
     <w:name w:val="Front matter chapter"/>
-    <w:basedOn w:val="Non-numberedchapter"/>
+    <w:basedOn w:val="Heading2"/>
     <w:qFormat/>
-    <w:rsid w:val="00DF1747"/>
+    <w:rsid w:val="00993048"/>
     <w:pPr>
+      <w:numPr>
+        <w:ilvl w:val="0"/>
+        <w:numId w:val="0"/>
+      </w:numPr>
+      <w:spacing w:after="300" w:line="360" w:lineRule="auto"/>
       <w:outlineLvl w:val="0"/>
     </w:pPr>
+    <w:rPr>
+      <w:sz w:val="50"/>
+    </w:rPr>
   </w:style>
   <w:style w:type="character" w:styleId="FollowedHyperlink">
     <w:name w:val="FollowedHyperlink"/>
@@ -9398,9 +11149,19 @@
   </w:style>
   <w:style w:type="paragraph" w:customStyle="1" w:styleId="Numberedchapter">
     <w:name w:val="Numbered chapter"/>
-    <w:basedOn w:val="Heading1"/>
+    <w:basedOn w:val="Normal"/>
+    <w:next w:val="Numberedchaptertitle"/>
     <w:qFormat/>
-    <w:rsid w:val="00CD184E"/>
+    <w:rsid w:val="00ED6A2B"/>
+    <w:pPr>
+      <w:numPr>
+        <w:numId w:val="19"/>
+      </w:numPr>
+    </w:pPr>
+    <w:rPr>
+      <w:b/>
+      <w:sz w:val="50"/>
+    </w:rPr>
   </w:style>
   <w:style w:type="paragraph" w:customStyle="1" w:styleId="Appendixchapter">
     <w:name w:val="Appendix chapter"/>
@@ -9411,7 +11172,6 @@
       <w:numPr>
         <w:numId w:val="17"/>
       </w:numPr>
-      <w:outlineLvl w:val="0"/>
     </w:pPr>
   </w:style>
   <w:style w:type="paragraph" w:customStyle="1" w:styleId="Appendixsection">
@@ -9508,6 +11268,148 @@
       <w:sz w:val="24"/>
       <w:szCs w:val="24"/>
     </w:rPr>
+  </w:style>
+  <w:style w:type="numbering" w:customStyle="1" w:styleId="CurrentList3">
+    <w:name w:val="Current List3"/>
+    <w:uiPriority w:val="99"/>
+    <w:rsid w:val="001D468F"/>
+    <w:pPr>
+      <w:numPr>
+        <w:numId w:val="21"/>
+      </w:numPr>
+    </w:pPr>
+  </w:style>
+  <w:style w:type="numbering" w:customStyle="1" w:styleId="CurrentList4">
+    <w:name w:val="Current List4"/>
+    <w:uiPriority w:val="99"/>
+    <w:rsid w:val="001D468F"/>
+    <w:pPr>
+      <w:numPr>
+        <w:numId w:val="22"/>
+      </w:numPr>
+    </w:pPr>
+  </w:style>
+  <w:style w:type="paragraph" w:customStyle="1" w:styleId="Numberedchaptertitle">
+    <w:name w:val="Numbered chapter title"/>
+    <w:basedOn w:val="Heading1"/>
+    <w:next w:val="Normal"/>
+    <w:qFormat/>
+    <w:rsid w:val="00BC3F1B"/>
+    <w:pPr>
+      <w:numPr>
+        <w:numId w:val="29"/>
+      </w:numPr>
+      <w:spacing w:after="1080"/>
+    </w:pPr>
+    <w:rPr>
+      <w:sz w:val="50"/>
+    </w:rPr>
+  </w:style>
+  <w:style w:type="paragraph" w:styleId="TOC3">
+    <w:name w:val="toc 3"/>
+    <w:basedOn w:val="Normal"/>
+    <w:next w:val="Normal"/>
+    <w:autoRedefine/>
+    <w:uiPriority w:val="39"/>
+    <w:unhideWhenUsed/>
+    <w:rsid w:val="00FD5C2F"/>
+    <w:pPr>
+      <w:spacing w:after="100"/>
+      <w:ind w:left="480"/>
+    </w:pPr>
+  </w:style>
+  <w:style w:type="numbering" w:customStyle="1" w:styleId="CurrentList5">
+    <w:name w:val="Current List5"/>
+    <w:uiPriority w:val="99"/>
+    <w:rsid w:val="00FD5C2F"/>
+    <w:pPr>
+      <w:numPr>
+        <w:numId w:val="28"/>
+      </w:numPr>
+    </w:pPr>
+  </w:style>
+  <w:style w:type="numbering" w:customStyle="1" w:styleId="CurrentList6">
+    <w:name w:val="Current List6"/>
+    <w:uiPriority w:val="99"/>
+    <w:rsid w:val="003E5337"/>
+    <w:pPr>
+      <w:numPr>
+        <w:numId w:val="30"/>
+      </w:numPr>
+    </w:pPr>
+  </w:style>
+  <w:style w:type="numbering" w:customStyle="1" w:styleId="CurrentList7">
+    <w:name w:val="Current List7"/>
+    <w:uiPriority w:val="99"/>
+    <w:rsid w:val="00BC3F1B"/>
+    <w:pPr>
+      <w:numPr>
+        <w:numId w:val="31"/>
+      </w:numPr>
+    </w:pPr>
+  </w:style>
+  <w:style w:type="numbering" w:customStyle="1" w:styleId="CurrentList8">
+    <w:name w:val="Current List8"/>
+    <w:uiPriority w:val="99"/>
+    <w:rsid w:val="00BC3F1B"/>
+    <w:pPr>
+      <w:numPr>
+        <w:numId w:val="32"/>
+      </w:numPr>
+    </w:pPr>
+  </w:style>
+  <w:style w:type="numbering" w:customStyle="1" w:styleId="CurrentList9">
+    <w:name w:val="Current List9"/>
+    <w:uiPriority w:val="99"/>
+    <w:rsid w:val="00BC3F1B"/>
+    <w:pPr>
+      <w:numPr>
+        <w:numId w:val="33"/>
+      </w:numPr>
+    </w:pPr>
+  </w:style>
+  <w:style w:type="character" w:styleId="Strong">
+    <w:name w:val="Strong"/>
+    <w:basedOn w:val="DefaultParagraphFont"/>
+    <w:uiPriority w:val="22"/>
+    <w:rsid w:val="001F4E03"/>
+    <w:rPr>
+      <w:b/>
+      <w:bCs/>
+    </w:rPr>
+  </w:style>
+  <w:style w:type="paragraph" w:customStyle="1" w:styleId="Wordcount">
+    <w:name w:val="Word count"/>
+    <w:basedOn w:val="Normal"/>
+    <w:qFormat/>
+    <w:rsid w:val="001F4E03"/>
+    <w:pPr>
+      <w:jc w:val="right"/>
+    </w:pPr>
+  </w:style>
+  <w:style w:type="paragraph" w:customStyle="1" w:styleId="Style2">
+    <w:name w:val="Style2"/>
+    <w:basedOn w:val="Appendixchapter"/>
+    <w:qFormat/>
+    <w:rsid w:val="001F4E03"/>
+    <w:pPr>
+      <w:numPr>
+        <w:numId w:val="0"/>
+      </w:numPr>
+      <w:spacing w:after="1040"/>
+    </w:pPr>
+  </w:style>
+  <w:style w:type="paragraph" w:customStyle="1" w:styleId="Appendixchaptertitle">
+    <w:name w:val="Appendix chapter title"/>
+    <w:basedOn w:val="Appendixchapter"/>
+    <w:qFormat/>
+    <w:rsid w:val="00993048"/>
+    <w:pPr>
+      <w:numPr>
+        <w:numId w:val="0"/>
+      </w:numPr>
+      <w:spacing w:after="1080"/>
+    </w:pPr>
   </w:style>
 </w:styles>
 </file>
